--- a/添付文書/readme.docx
+++ b/添付文書/readme.docx
@@ -200,7 +200,7 @@
           <w:sz w:val="24"/>
           <w:szCs w:val="24"/>
         </w:rPr>
-        <w:t>置き場所</w:t>
+        <w:t>ツールについて</w:t>
       </w:r>
     </w:p>
     <w:p>
@@ -352,6 +352,43 @@
                 <w:rFonts w:hint="eastAsia"/>
               </w:rPr>
               <w:t>コマンドライン型ＴｅＣＡ設定ツール</w:t>
+            </w:r>
+          </w:p>
+        </w:tc>
+      </w:tr>
+      <w:tr>
+        <w:tc>
+          <w:tcPr>
+            <w:cnfStyle w:val="001000000000" w:firstRow="0" w:lastRow="0" w:firstColumn="1" w:lastColumn="0" w:oddVBand="0" w:evenVBand="0" w:oddHBand="0" w:evenHBand="0" w:firstRowFirstColumn="0" w:firstRowLastColumn="0" w:lastRowFirstColumn="0" w:lastRowLastColumn="0"/>
+            <w:tcW w:w="2977" w:type="dxa"/>
+          </w:tcPr>
+          <w:p>
+            <w:r>
+              <w:rPr>
+                <w:rFonts w:hint="eastAsia"/>
+              </w:rPr>
+              <w:t>TeBack.exe</w:t>
+            </w:r>
+          </w:p>
+        </w:tc>
+        <w:tc>
+          <w:tcPr>
+            <w:tcW w:w="5811" w:type="dxa"/>
+          </w:tcPr>
+          <w:p>
+            <w:pPr>
+              <w:pStyle w:val="a7"/>
+              <w:ind w:leftChars="0" w:left="0"/>
+              <w:cnfStyle w:val="000000000000" w:firstRow="0" w:lastRow="0" w:firstColumn="0" w:lastColumn="0" w:oddVBand="0" w:evenVBand="0" w:oddHBand="0" w:evenHBand="0" w:firstRowFirstColumn="0" w:firstRowLastColumn="0" w:lastRowFirstColumn="0" w:lastRowLastColumn="0"/>
+              <w:rPr>
+                <w:rFonts w:hint="eastAsia"/>
+              </w:rPr>
+            </w:pPr>
+            <w:r>
+              <w:rPr>
+                <w:rFonts w:hint="eastAsia"/>
+              </w:rPr>
+              <w:t>コマンドライン型TeCAデータベースバックアップ/リストアツール</w:t>
             </w:r>
           </w:p>
         </w:tc>
@@ -440,7 +477,13 @@
                               <w:t>この</w:t>
                             </w:r>
                             <w:r>
-                              <w:t>プログラムは図脳TeCAのサーバー上でのみ動作するよう作られています。</w:t>
+                              <w:rPr>
+                                <w:rFonts w:hint="eastAsia"/>
+                              </w:rPr>
+                              <w:t>ツール群</w:t>
+                            </w:r>
+                            <w:r>
+                              <w:t>は図脳TeCAのサーバー上でのみ動作するよう作られています。</w:t>
                             </w:r>
                             <w:r>
                               <w:rPr>
@@ -497,7 +540,13 @@
                         <w:t>この</w:t>
                       </w:r>
                       <w:r>
-                        <w:t>プログラムは図脳TeCAのサーバー上でのみ動作するよう作られています。</w:t>
+                        <w:rPr>
+                          <w:rFonts w:hint="eastAsia"/>
+                        </w:rPr>
+                        <w:t>ツール群</w:t>
+                      </w:r>
+                      <w:r>
+                        <w:t>は図脳TeCAのサーバー上でのみ動作するよう作られています。</w:t>
                       </w:r>
                       <w:r>
                         <w:rPr>
@@ -621,7 +670,7 @@
           <w:sz w:val="21"/>
           <w:szCs w:val="21"/>
         </w:rPr>
-        <w:t>ClientIDとSecretIDを</w:t>
+        <w:t>ClientIDとSecretID</w:t>
       </w:r>
       <w:r>
         <w:rPr>
@@ -629,7 +678,7 @@
           <w:sz w:val="21"/>
           <w:szCs w:val="21"/>
         </w:rPr>
-        <w:t>確認します</w:t>
+        <w:t>の</w:t>
       </w:r>
       <w:r>
         <w:rPr>
@@ -637,7 +686,7 @@
           <w:sz w:val="21"/>
           <w:szCs w:val="21"/>
         </w:rPr>
-        <w:t>。</w:t>
+        <w:t>確認</w:t>
       </w:r>
     </w:p>
     <w:p>
@@ -769,7 +818,6 @@
       </w:r>
     </w:p>
     <w:p/>
-    <w:p/>
     <w:p>
       <w:r>
         <w:rPr>
@@ -778,16 +826,16 @@
         <mc:AlternateContent>
           <mc:Choice Requires="wps">
             <w:drawing>
-              <wp:anchor distT="45720" distB="45720" distL="114300" distR="114300" simplePos="0" relativeHeight="251713536" behindDoc="0" locked="0" layoutInCell="1" allowOverlap="1" wp14:anchorId="60E4CAF7" wp14:editId="444B5D8A">
+              <wp:anchor distT="45720" distB="45720" distL="114300" distR="114300" simplePos="0" relativeHeight="251713536" behindDoc="0" locked="0" layoutInCell="1" allowOverlap="1" wp14:anchorId="60E4CAF7" wp14:editId="2C371652">
                 <wp:simplePos x="0" y="0"/>
                 <wp:positionH relativeFrom="column">
-                  <wp:posOffset>2495550</wp:posOffset>
+                  <wp:posOffset>2600960</wp:posOffset>
                 </wp:positionH>
                 <wp:positionV relativeFrom="paragraph">
-                  <wp:posOffset>116840</wp:posOffset>
+                  <wp:posOffset>87630</wp:posOffset>
                 </wp:positionV>
-                <wp:extent cx="3261360" cy="1404620"/>
-                <wp:effectExtent l="38100" t="38100" r="110490" b="109220"/>
+                <wp:extent cx="3117850" cy="1404620"/>
+                <wp:effectExtent l="38100" t="38100" r="120650" b="109220"/>
                 <wp:wrapSquare wrapText="bothSides"/>
                 <wp:docPr id="1561573663" name="テキスト ボックス 2"/>
                 <wp:cNvGraphicFramePr>
@@ -802,7 +850,7 @@
                       <wps:spPr bwMode="auto">
                         <a:xfrm>
                           <a:off x="0" y="0"/>
-                          <a:ext cx="3261360" cy="1404620"/>
+                          <a:ext cx="3117850" cy="1404620"/>
                         </a:xfrm>
                         <a:prstGeom prst="rect">
                           <a:avLst/>
@@ -833,7 +881,7 @@
                               <w:pStyle w:val="a7"/>
                               <w:numPr>
                                 <w:ilvl w:val="0"/>
-                                <w:numId w:val="16"/>
+                                <w:numId w:val="24"/>
                               </w:numPr>
                               <w:ind w:leftChars="0"/>
                             </w:pPr>
@@ -864,7 +912,7 @@
           </mc:Choice>
           <mc:Fallback>
             <w:pict>
-              <v:shape w14:anchorId="60E4CAF7" id="_x0000_s1029" type="#_x0000_t202" style="position:absolute;left:0;text-align:left;margin-left:196.5pt;margin-top:9.2pt;width:256.8pt;height:110.6pt;z-index:251713536;visibility:visible;mso-wrap-style:square;mso-width-percent:0;mso-height-percent:200;mso-wrap-distance-left:9pt;mso-wrap-distance-top:3.6pt;mso-wrap-distance-right:9pt;mso-wrap-distance-bottom:3.6pt;mso-position-horizontal:absolute;mso-position-horizontal-relative:text;mso-position-vertical:absolute;mso-position-vertical-relative:text;mso-width-percent:0;mso-height-percent:200;mso-width-relative:margin;mso-height-relative:margin;v-text-anchor:top" o:gfxdata="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">
+              <v:shape w14:anchorId="60E4CAF7" id="_x0000_s1029" type="#_x0000_t202" style="position:absolute;left:0;text-align:left;margin-left:204.8pt;margin-top:6.9pt;width:245.5pt;height:110.6pt;z-index:251713536;visibility:visible;mso-wrap-style:square;mso-width-percent:0;mso-height-percent:200;mso-wrap-distance-left:9pt;mso-wrap-distance-top:3.6pt;mso-wrap-distance-right:9pt;mso-wrap-distance-bottom:3.6pt;mso-position-horizontal:absolute;mso-position-horizontal-relative:text;mso-position-vertical:absolute;mso-position-vertical-relative:text;mso-width-percent:0;mso-height-percent:200;mso-width-relative:margin;mso-height-relative:margin;v-text-anchor:top" o:gfxdata="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">
                 <v:shadow on="t" color="black" opacity="26214f" origin="-.5,-.5" offset=".74836mm,.74836mm"/>
                 <v:textbox style="mso-fit-shape-to-text:t">
                   <w:txbxContent>
@@ -873,7 +921,7 @@
                         <w:pStyle w:val="a7"/>
                         <w:numPr>
                           <w:ilvl w:val="0"/>
-                          <w:numId w:val="16"/>
+                          <w:numId w:val="24"/>
                         </w:numPr>
                         <w:ind w:leftChars="0"/>
                       </w:pPr>
@@ -902,16 +950,16 @@
         <mc:AlternateContent>
           <mc:Choice Requires="wps">
             <w:drawing>
-              <wp:anchor distT="0" distB="0" distL="114300" distR="114300" simplePos="0" relativeHeight="251714560" behindDoc="0" locked="0" layoutInCell="1" allowOverlap="1" wp14:anchorId="1A5061FC" wp14:editId="18CBB4C6">
+              <wp:anchor distT="0" distB="0" distL="114300" distR="114300" simplePos="0" relativeHeight="251714560" behindDoc="0" locked="0" layoutInCell="1" allowOverlap="1" wp14:anchorId="1A5061FC" wp14:editId="60FCDF7A">
                 <wp:simplePos x="0" y="0"/>
                 <wp:positionH relativeFrom="column">
-                  <wp:posOffset>2145030</wp:posOffset>
+                  <wp:posOffset>2219960</wp:posOffset>
                 </wp:positionH>
                 <wp:positionV relativeFrom="paragraph">
-                  <wp:posOffset>102870</wp:posOffset>
+                  <wp:posOffset>68580</wp:posOffset>
                 </wp:positionV>
-                <wp:extent cx="350520" cy="45720"/>
-                <wp:effectExtent l="38100" t="38100" r="11430" b="87630"/>
+                <wp:extent cx="382270" cy="45720"/>
+                <wp:effectExtent l="38100" t="38100" r="17780" b="87630"/>
                 <wp:wrapNone/>
                 <wp:docPr id="2132882857" name="直線矢印コネクタ 18"/>
                 <wp:cNvGraphicFramePr/>
@@ -922,12 +970,15 @@
                       <wps:spPr>
                         <a:xfrm flipH="1">
                           <a:off x="0" y="0"/>
-                          <a:ext cx="350520" cy="45720"/>
+                          <a:ext cx="382270" cy="45720"/>
                         </a:xfrm>
                         <a:prstGeom prst="straightConnector1">
                           <a:avLst/>
                         </a:prstGeom>
-                        <a:ln>
+                        <a:ln w="25400">
+                          <a:solidFill>
+                            <a:srgbClr val="EE0000"/>
+                          </a:solidFill>
                           <a:tailEnd type="triangle"/>
                         </a:ln>
                       </wps:spPr>
@@ -949,16 +1000,19 @@
                     </wps:wsp>
                   </a:graphicData>
                 </a:graphic>
+                <wp14:sizeRelH relativeFrom="margin">
+                  <wp14:pctWidth>0</wp14:pctWidth>
+                </wp14:sizeRelH>
               </wp:anchor>
             </w:drawing>
           </mc:Choice>
           <mc:Fallback>
             <w:pict>
-              <v:shapetype w14:anchorId="7AED3496" id="_x0000_t32" coordsize="21600,21600" o:spt="32" o:oned="t" path="m,l21600,21600e" filled="f">
+              <v:shapetype w14:anchorId="668FDFAA" id="_x0000_t32" coordsize="21600,21600" o:spt="32" o:oned="t" path="m,l21600,21600e" filled="f">
                 <v:path arrowok="t" fillok="f" o:connecttype="none"/>
                 <o:lock v:ext="edit" shapetype="t"/>
               </v:shapetype>
-              <v:shape id="直線矢印コネクタ 18" o:spid="_x0000_s1026" type="#_x0000_t32" style="position:absolute;margin-left:168.9pt;margin-top:8.1pt;width:27.6pt;height:3.6pt;flip:x;z-index:251714560;visibility:visible;mso-wrap-style:square;mso-wrap-distance-left:9pt;mso-wrap-distance-top:0;mso-wrap-distance-right:9pt;mso-wrap-distance-bottom:0;mso-position-horizontal:absolute;mso-position-horizontal-relative:text;mso-position-vertical:absolute;mso-position-vertical-relative:text" o:gfxdata="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" strokecolor="#4472c4 [3204]" strokeweight=".5pt">
+              <v:shape id="直線矢印コネクタ 18" o:spid="_x0000_s1026" type="#_x0000_t32" style="position:absolute;margin-left:174.8pt;margin-top:5.4pt;width:30.1pt;height:3.6pt;flip:x;z-index:251714560;visibility:visible;mso-wrap-style:square;mso-width-percent:0;mso-wrap-distance-left:9pt;mso-wrap-distance-top:0;mso-wrap-distance-right:9pt;mso-wrap-distance-bottom:0;mso-position-horizontal:absolute;mso-position-horizontal-relative:text;mso-position-vertical:absolute;mso-position-vertical-relative:text;mso-width-percent:0;mso-width-relative:margin" o:gfxdata="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" strokecolor="#e00" strokeweight="2pt">
                 <v:stroke endarrow="block" joinstyle="miter"/>
               </v:shape>
             </w:pict>
@@ -972,13 +1026,13 @@
         <mc:AlternateContent>
           <mc:Choice Requires="wps">
             <w:drawing>
-              <wp:anchor distT="0" distB="0" distL="114300" distR="114300" simplePos="0" relativeHeight="251712512" behindDoc="0" locked="0" layoutInCell="1" allowOverlap="1" wp14:anchorId="59E2DA8F" wp14:editId="6EE7767D">
+              <wp:anchor distT="0" distB="0" distL="114300" distR="114300" simplePos="0" relativeHeight="251712512" behindDoc="0" locked="0" layoutInCell="1" allowOverlap="1" wp14:anchorId="59E2DA8F" wp14:editId="4837EB41">
                 <wp:simplePos x="0" y="0"/>
                 <wp:positionH relativeFrom="column">
-                  <wp:posOffset>773430</wp:posOffset>
+                  <wp:posOffset>811530</wp:posOffset>
                 </wp:positionH>
                 <wp:positionV relativeFrom="paragraph">
-                  <wp:posOffset>41910</wp:posOffset>
+                  <wp:posOffset>38100</wp:posOffset>
                 </wp:positionV>
                 <wp:extent cx="1375410" cy="194310"/>
                 <wp:effectExtent l="19050" t="19050" r="15240" b="15240"/>
@@ -1040,7 +1094,7 @@
           </mc:Choice>
           <mc:Fallback>
             <w:pict>
-              <v:rect w14:anchorId="59F8B0CE" id="正方形/長方形 17" o:spid="_x0000_s1026" style="position:absolute;margin-left:60.9pt;margin-top:3.3pt;width:108.3pt;height:15.3pt;z-index:251712512;visibility:visible;mso-wrap-style:square;mso-width-percent:0;mso-height-percent:0;mso-wrap-distance-left:9pt;mso-wrap-distance-top:0;mso-wrap-distance-right:9pt;mso-wrap-distance-bottom:0;mso-position-horizontal:absolute;mso-position-horizontal-relative:text;mso-position-vertical:absolute;mso-position-vertical-relative:text;mso-width-percent:0;mso-height-percent:0;mso-width-relative:margin;mso-height-relative:margin;v-text-anchor:middle" o:gfxdata="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" filled="f" strokecolor="#e00" strokeweight="2.25pt"/>
+              <v:rect w14:anchorId="494BE181" id="正方形/長方形 17" o:spid="_x0000_s1026" style="position:absolute;margin-left:63.9pt;margin-top:3pt;width:108.3pt;height:15.3pt;z-index:251712512;visibility:visible;mso-wrap-style:square;mso-width-percent:0;mso-height-percent:0;mso-wrap-distance-left:9pt;mso-wrap-distance-top:0;mso-wrap-distance-right:9pt;mso-wrap-distance-bottom:0;mso-position-horizontal:absolute;mso-position-horizontal-relative:text;mso-position-vertical:absolute;mso-position-vertical-relative:text;mso-width-percent:0;mso-height-percent:0;mso-width-relative:margin;mso-height-relative:margin;v-text-anchor:middle" o:gfxdata="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" filled="f" strokecolor="#e00" strokeweight="2.25pt"/>
             </w:pict>
           </mc:Fallback>
         </mc:AlternateContent>
@@ -1050,15 +1104,15 @@
           <w:noProof/>
         </w:rPr>
         <w:drawing>
-          <wp:anchor distT="0" distB="0" distL="114300" distR="114300" simplePos="0" relativeHeight="251711488" behindDoc="0" locked="0" layoutInCell="1" allowOverlap="1" wp14:anchorId="40B991BF" wp14:editId="2A191B70">
+          <wp:anchor distT="0" distB="0" distL="114300" distR="114300" simplePos="0" relativeHeight="251711488" behindDoc="0" locked="0" layoutInCell="1" allowOverlap="1" wp14:anchorId="40B991BF" wp14:editId="2673C8B2">
             <wp:simplePos x="0" y="0"/>
             <wp:positionH relativeFrom="column">
-              <wp:posOffset>773429</wp:posOffset>
+              <wp:posOffset>772795</wp:posOffset>
             </wp:positionH>
             <wp:positionV relativeFrom="paragraph">
               <wp:posOffset>41910</wp:posOffset>
             </wp:positionV>
-            <wp:extent cx="5293885" cy="2644140"/>
+            <wp:extent cx="5293360" cy="2644140"/>
             <wp:effectExtent l="38100" t="38100" r="97790" b="99060"/>
             <wp:wrapNone/>
             <wp:docPr id="786387347" name="図 1" descr="テキスト&#10;&#10;AI 生成コンテンツは誤りを含む可能性があります。"/>
@@ -1087,7 +1141,7 @@
                   <pic:spPr>
                     <a:xfrm>
                       <a:off x="0" y="0"/>
-                      <a:ext cx="5293885" cy="2644140"/>
+                      <a:ext cx="5293360" cy="2644140"/>
                     </a:xfrm>
                     <a:prstGeom prst="rect">
                       <a:avLst/>
@@ -1114,6 +1168,7 @@
       </w:r>
     </w:p>
     <w:p/>
+    <w:p/>
     <w:p>
       <w:r>
         <w:rPr>
@@ -1122,13 +1177,13 @@
         <mc:AlternateContent>
           <mc:Choice Requires="wps">
             <w:drawing>
-              <wp:anchor distT="45720" distB="45720" distL="114300" distR="114300" simplePos="0" relativeHeight="251715584" behindDoc="0" locked="0" layoutInCell="1" allowOverlap="1" wp14:anchorId="203E635E" wp14:editId="1476D229">
+              <wp:anchor distT="45720" distB="45720" distL="114300" distR="114300" simplePos="0" relativeHeight="251715584" behindDoc="0" locked="0" layoutInCell="1" allowOverlap="1" wp14:anchorId="203E635E" wp14:editId="3A6FB442">
                 <wp:simplePos x="0" y="0"/>
                 <wp:positionH relativeFrom="column">
-                  <wp:posOffset>3112770</wp:posOffset>
+                  <wp:posOffset>3147060</wp:posOffset>
                 </wp:positionH>
                 <wp:positionV relativeFrom="paragraph">
-                  <wp:posOffset>64770</wp:posOffset>
+                  <wp:posOffset>-24130</wp:posOffset>
                 </wp:positionV>
                 <wp:extent cx="1935480" cy="1404620"/>
                 <wp:effectExtent l="38100" t="38100" r="121920" b="109220"/>
@@ -1211,7 +1266,7 @@
           </mc:Choice>
           <mc:Fallback>
             <w:pict>
-              <v:shape w14:anchorId="203E635E" id="_x0000_s1030" type="#_x0000_t202" style="position:absolute;left:0;text-align:left;margin-left:245.1pt;margin-top:5.1pt;width:152.4pt;height:110.6pt;z-index:251715584;visibility:visible;mso-wrap-style:square;mso-width-percent:0;mso-height-percent:200;mso-wrap-distance-left:9pt;mso-wrap-distance-top:3.6pt;mso-wrap-distance-right:9pt;mso-wrap-distance-bottom:3.6pt;mso-position-horizontal:absolute;mso-position-horizontal-relative:text;mso-position-vertical:absolute;mso-position-vertical-relative:text;mso-width-percent:0;mso-height-percent:200;mso-width-relative:margin;mso-height-relative:margin;v-text-anchor:top" o:gfxdata="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">
+              <v:shape w14:anchorId="203E635E" id="_x0000_s1030" type="#_x0000_t202" style="position:absolute;left:0;text-align:left;margin-left:247.8pt;margin-top:-1.9pt;width:152.4pt;height:110.6pt;z-index:251715584;visibility:visible;mso-wrap-style:square;mso-width-percent:0;mso-height-percent:200;mso-wrap-distance-left:9pt;mso-wrap-distance-top:3.6pt;mso-wrap-distance-right:9pt;mso-wrap-distance-bottom:3.6pt;mso-position-horizontal:absolute;mso-position-horizontal-relative:text;mso-position-vertical:absolute;mso-position-vertical-relative:text;mso-width-percent:0;mso-height-percent:200;mso-width-relative:margin;mso-height-relative:margin;v-text-anchor:top" o:gfxdata="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">
                 <v:shadow on="t" color="black" opacity="26214f" origin="-.5,-.5" offset=".74836mm,.74836mm"/>
                 <v:textbox style="mso-fit-shape-to-text:t">
                   <w:txbxContent>
@@ -1243,8 +1298,6 @@
           </mc:Fallback>
         </mc:AlternateContent>
       </w:r>
-    </w:p>
-    <w:p>
       <w:r>
         <w:rPr>
           <w:noProof/>
@@ -1252,13 +1305,13 @@
         <mc:AlternateContent>
           <mc:Choice Requires="wps">
             <w:drawing>
-              <wp:anchor distT="0" distB="0" distL="114300" distR="114300" simplePos="0" relativeHeight="251716608" behindDoc="0" locked="0" layoutInCell="1" allowOverlap="1" wp14:anchorId="2D692D89" wp14:editId="3704B4EA">
+              <wp:anchor distT="0" distB="0" distL="114300" distR="114300" simplePos="0" relativeHeight="251716608" behindDoc="0" locked="0" layoutInCell="1" allowOverlap="1" wp14:anchorId="2D692D89" wp14:editId="119439F3">
                 <wp:simplePos x="0" y="0"/>
                 <wp:positionH relativeFrom="column">
                   <wp:posOffset>2602230</wp:posOffset>
                 </wp:positionH>
                 <wp:positionV relativeFrom="paragraph">
-                  <wp:posOffset>99060</wp:posOffset>
+                  <wp:posOffset>134620</wp:posOffset>
                 </wp:positionV>
                 <wp:extent cx="548640" cy="331470"/>
                 <wp:effectExtent l="38100" t="19050" r="22860" b="49530"/>
@@ -1313,7 +1366,7 @@
           </mc:Choice>
           <mc:Fallback>
             <w:pict>
-              <v:shape w14:anchorId="6676DE85" id="直線矢印コネクタ 18" o:spid="_x0000_s1026" type="#_x0000_t32" style="position:absolute;margin-left:204.9pt;margin-top:7.8pt;width:43.2pt;height:26.1pt;flip:x;z-index:251716608;visibility:visible;mso-wrap-style:square;mso-width-percent:0;mso-height-percent:0;mso-wrap-distance-left:9pt;mso-wrap-distance-top:0;mso-wrap-distance-right:9pt;mso-wrap-distance-bottom:0;mso-position-horizontal:absolute;mso-position-horizontal-relative:text;mso-position-vertical:absolute;mso-position-vertical-relative:text;mso-width-percent:0;mso-height-percent:0;mso-width-relative:margin;mso-height-relative:margin" o:gfxdata="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" strokecolor="#e00" strokeweight="2.25pt">
+              <v:shape w14:anchorId="56971380" id="直線矢印コネクタ 18" o:spid="_x0000_s1026" type="#_x0000_t32" style="position:absolute;margin-left:204.9pt;margin-top:10.6pt;width:43.2pt;height:26.1pt;flip:x;z-index:251716608;visibility:visible;mso-wrap-style:square;mso-width-percent:0;mso-height-percent:0;mso-wrap-distance-left:9pt;mso-wrap-distance-top:0;mso-wrap-distance-right:9pt;mso-wrap-distance-bottom:0;mso-position-horizontal:absolute;mso-position-horizontal-relative:text;mso-position-vertical:absolute;mso-position-vertical-relative:text;mso-width-percent:0;mso-height-percent:0;mso-width-relative:margin;mso-height-relative:margin" o:gfxdata="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" strokecolor="#e00" strokeweight="2.25pt">
                 <v:stroke endarrow="block" joinstyle="miter"/>
               </v:shape>
             </w:pict>
@@ -1330,13 +1383,13 @@
         <mc:AlternateContent>
           <mc:Choice Requires="wps">
             <w:drawing>
-              <wp:anchor distT="45720" distB="45720" distL="114300" distR="114300" simplePos="0" relativeHeight="251717632" behindDoc="0" locked="0" layoutInCell="1" allowOverlap="1" wp14:anchorId="4A9D4E2C" wp14:editId="0FCCCDAC">
+              <wp:anchor distT="45720" distB="45720" distL="114300" distR="114300" simplePos="0" relativeHeight="251717632" behindDoc="0" locked="0" layoutInCell="1" allowOverlap="1" wp14:anchorId="4A9D4E2C" wp14:editId="6B70E1F6">
                 <wp:simplePos x="0" y="0"/>
                 <wp:positionH relativeFrom="column">
-                  <wp:posOffset>2947670</wp:posOffset>
+                  <wp:posOffset>2984500</wp:posOffset>
                 </wp:positionH>
                 <wp:positionV relativeFrom="paragraph">
-                  <wp:posOffset>30480</wp:posOffset>
+                  <wp:posOffset>62230</wp:posOffset>
                 </wp:positionV>
                 <wp:extent cx="3078480" cy="411480"/>
                 <wp:effectExtent l="38100" t="38100" r="121920" b="121920"/>
@@ -1432,7 +1485,7 @@
           </mc:Choice>
           <mc:Fallback>
             <w:pict>
-              <v:shape w14:anchorId="4A9D4E2C" id="_x0000_s1031" type="#_x0000_t202" style="position:absolute;left:0;text-align:left;margin-left:232.1pt;margin-top:2.4pt;width:242.4pt;height:32.4pt;z-index:251717632;visibility:visible;mso-wrap-style:square;mso-width-percent:0;mso-height-percent:0;mso-wrap-distance-left:9pt;mso-wrap-distance-top:3.6pt;mso-wrap-distance-right:9pt;mso-wrap-distance-bottom:3.6pt;mso-position-horizontal:absolute;mso-position-horizontal-relative:text;mso-position-vertical:absolute;mso-position-vertical-relative:text;mso-width-percent:0;mso-height-percent:0;mso-width-relative:margin;mso-height-relative:margin;v-text-anchor:top" o:gfxdata="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">
+              <v:shape w14:anchorId="4A9D4E2C" id="_x0000_s1031" type="#_x0000_t202" style="position:absolute;left:0;text-align:left;margin-left:235pt;margin-top:4.9pt;width:242.4pt;height:32.4pt;z-index:251717632;visibility:visible;mso-wrap-style:square;mso-width-percent:0;mso-height-percent:0;mso-wrap-distance-left:9pt;mso-wrap-distance-top:3.6pt;mso-wrap-distance-right:9pt;mso-wrap-distance-bottom:3.6pt;mso-position-horizontal:absolute;mso-position-horizontal-relative:text;mso-position-vertical:absolute;mso-position-vertical-relative:text;mso-width-percent:0;mso-height-percent:0;mso-width-relative:margin;mso-height-relative:margin;v-text-anchor:top" o:gfxdata="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">
                 <v:shadow on="t" color="black" opacity="26214f" origin="-.5,-.5" offset=".74836mm,.74836mm"/>
                 <v:textbox>
                   <w:txbxContent>
@@ -1479,6 +1532,7 @@
       </w:r>
     </w:p>
     <w:p/>
+    <w:p/>
     <w:p>
       <w:r>
         <w:rPr>
@@ -1487,13 +1541,13 @@
         <mc:AlternateContent>
           <mc:Choice Requires="wps">
             <w:drawing>
-              <wp:anchor distT="0" distB="0" distL="114300" distR="114300" simplePos="0" relativeHeight="251719680" behindDoc="0" locked="0" layoutInCell="1" allowOverlap="1" wp14:anchorId="3EFAF13D" wp14:editId="3C057C04">
+              <wp:anchor distT="0" distB="0" distL="114300" distR="114300" simplePos="0" relativeHeight="251719680" behindDoc="0" locked="0" layoutInCell="1" allowOverlap="1" wp14:anchorId="3EFAF13D" wp14:editId="26B60B65">
                 <wp:simplePos x="0" y="0"/>
                 <wp:positionH relativeFrom="column">
                   <wp:posOffset>4697730</wp:posOffset>
                 </wp:positionH>
                 <wp:positionV relativeFrom="paragraph">
-                  <wp:posOffset>133350</wp:posOffset>
+                  <wp:posOffset>17780</wp:posOffset>
                 </wp:positionV>
                 <wp:extent cx="289560" cy="167640"/>
                 <wp:effectExtent l="38100" t="19050" r="15240" b="41910"/>
@@ -1548,7 +1602,7 @@
           </mc:Choice>
           <mc:Fallback>
             <w:pict>
-              <v:shape w14:anchorId="21A0FAD8" id="直線矢印コネクタ 18" o:spid="_x0000_s1026" type="#_x0000_t32" style="position:absolute;margin-left:369.9pt;margin-top:10.5pt;width:22.8pt;height:13.2pt;flip:x;z-index:251719680;visibility:visible;mso-wrap-style:square;mso-width-percent:0;mso-height-percent:0;mso-wrap-distance-left:9pt;mso-wrap-distance-top:0;mso-wrap-distance-right:9pt;mso-wrap-distance-bottom:0;mso-position-horizontal:absolute;mso-position-horizontal-relative:text;mso-position-vertical:absolute;mso-position-vertical-relative:text;mso-width-percent:0;mso-height-percent:0;mso-width-relative:margin;mso-height-relative:margin" o:gfxdata="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" strokecolor="#e00" strokeweight="2.25pt">
+              <v:shape w14:anchorId="39938340" id="直線矢印コネクタ 18" o:spid="_x0000_s1026" type="#_x0000_t32" style="position:absolute;margin-left:369.9pt;margin-top:1.4pt;width:22.8pt;height:13.2pt;flip:x;z-index:251719680;visibility:visible;mso-wrap-style:square;mso-width-percent:0;mso-height-percent:0;mso-wrap-distance-left:9pt;mso-wrap-distance-top:0;mso-wrap-distance-right:9pt;mso-wrap-distance-bottom:0;mso-position-horizontal:absolute;mso-position-horizontal-relative:text;mso-position-vertical:absolute;mso-position-vertical-relative:text;mso-width-percent:0;mso-height-percent:0;mso-width-relative:margin;mso-height-relative:margin" o:gfxdata="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" strokecolor="#e00" strokeweight="2.25pt">
                 <v:stroke endarrow="block" joinstyle="miter"/>
               </v:shape>
             </w:pict>
@@ -1557,8 +1611,6 @@
       </w:r>
     </w:p>
     <w:p/>
-    <w:p/>
-    <w:p/>
     <w:p>
       <w:r>
         <w:rPr>
@@ -1567,13 +1619,13 @@
         <mc:AlternateContent>
           <mc:Choice Requires="wps">
             <w:drawing>
-              <wp:anchor distT="0" distB="0" distL="114300" distR="114300" simplePos="0" relativeHeight="251720704" behindDoc="0" locked="0" layoutInCell="1" allowOverlap="1" wp14:anchorId="39736A8A" wp14:editId="1BCAF5BE">
+              <wp:anchor distT="0" distB="0" distL="114300" distR="114300" simplePos="0" relativeHeight="251720704" behindDoc="0" locked="0" layoutInCell="1" allowOverlap="1" wp14:anchorId="39736A8A" wp14:editId="473C3A43">
                 <wp:simplePos x="0" y="0"/>
                 <wp:positionH relativeFrom="column">
-                  <wp:posOffset>3783330</wp:posOffset>
+                  <wp:posOffset>3865880</wp:posOffset>
                 </wp:positionH>
                 <wp:positionV relativeFrom="paragraph">
-                  <wp:posOffset>26670</wp:posOffset>
+                  <wp:posOffset>102870</wp:posOffset>
                 </wp:positionV>
                 <wp:extent cx="262890" cy="270510"/>
                 <wp:effectExtent l="38100" t="38100" r="22860" b="15240"/>
@@ -1628,7 +1680,7 @@
           </mc:Choice>
           <mc:Fallback>
             <w:pict>
-              <v:shape w14:anchorId="175F77DD" id="直線矢印コネクタ 18" o:spid="_x0000_s1026" type="#_x0000_t32" style="position:absolute;margin-left:297.9pt;margin-top:2.1pt;width:20.7pt;height:21.3pt;flip:x y;z-index:251720704;visibility:visible;mso-wrap-style:square;mso-width-percent:0;mso-height-percent:0;mso-wrap-distance-left:9pt;mso-wrap-distance-top:0;mso-wrap-distance-right:9pt;mso-wrap-distance-bottom:0;mso-position-horizontal:absolute;mso-position-horizontal-relative:text;mso-position-vertical:absolute;mso-position-vertical-relative:text;mso-width-percent:0;mso-height-percent:0;mso-width-relative:margin;mso-height-relative:margin" o:gfxdata="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" strokecolor="#e00" strokeweight="2.25pt">
+              <v:shape w14:anchorId="1BED650A" id="直線矢印コネクタ 18" o:spid="_x0000_s1026" type="#_x0000_t32" style="position:absolute;margin-left:304.4pt;margin-top:8.1pt;width:20.7pt;height:21.3pt;flip:x y;z-index:251720704;visibility:visible;mso-wrap-style:square;mso-width-percent:0;mso-height-percent:0;mso-wrap-distance-left:9pt;mso-wrap-distance-top:0;mso-wrap-distance-right:9pt;mso-wrap-distance-bottom:0;mso-position-horizontal:absolute;mso-position-horizontal-relative:text;mso-position-vertical:absolute;mso-position-vertical-relative:text;mso-width-percent:0;mso-height-percent:0;mso-width-relative:margin;mso-height-relative:margin" o:gfxdata="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" strokecolor="#e00" strokeweight="2.25pt">
                 <v:stroke endarrow="block" joinstyle="miter"/>
               </v:shape>
             </w:pict>
@@ -1644,13 +1696,93 @@
         <mc:AlternateContent>
           <mc:Choice Requires="wps">
             <w:drawing>
-              <wp:anchor distT="45720" distB="45720" distL="114300" distR="114300" simplePos="0" relativeHeight="251718656" behindDoc="0" locked="0" layoutInCell="1" allowOverlap="1" wp14:anchorId="54424A0C" wp14:editId="0E1F87E7">
+              <wp:anchor distT="0" distB="0" distL="114300" distR="114300" simplePos="0" relativeHeight="251725824" behindDoc="0" locked="0" layoutInCell="1" allowOverlap="1" wp14:anchorId="624464BD" wp14:editId="61E20FAC">
                 <wp:simplePos x="0" y="0"/>
                 <wp:positionH relativeFrom="column">
-                  <wp:posOffset>4050030</wp:posOffset>
+                  <wp:posOffset>1121410</wp:posOffset>
                 </wp:positionH>
                 <wp:positionV relativeFrom="paragraph">
-                  <wp:posOffset>49530</wp:posOffset>
+                  <wp:posOffset>55880</wp:posOffset>
+                </wp:positionV>
+                <wp:extent cx="1955800" cy="299720"/>
+                <wp:effectExtent l="19050" t="19050" r="25400" b="24130"/>
+                <wp:wrapNone/>
+                <wp:docPr id="369953501" name="正方形/長方形 17"/>
+                <wp:cNvGraphicFramePr/>
+                <a:graphic xmlns:a="http://schemas.openxmlformats.org/drawingml/2006/main">
+                  <a:graphicData uri="http://schemas.microsoft.com/office/word/2010/wordprocessingShape">
+                    <wps:wsp>
+                      <wps:cNvSpPr/>
+                      <wps:spPr>
+                        <a:xfrm>
+                          <a:off x="0" y="0"/>
+                          <a:ext cx="1955800" cy="299720"/>
+                        </a:xfrm>
+                        <a:prstGeom prst="rect">
+                          <a:avLst/>
+                        </a:prstGeom>
+                        <a:noFill/>
+                        <a:ln w="28575">
+                          <a:solidFill>
+                            <a:srgbClr val="EE0000"/>
+                          </a:solidFill>
+                        </a:ln>
+                      </wps:spPr>
+                      <wps:style>
+                        <a:lnRef idx="2">
+                          <a:schemeClr val="accent1">
+                            <a:shade val="15000"/>
+                          </a:schemeClr>
+                        </a:lnRef>
+                        <a:fillRef idx="1">
+                          <a:schemeClr val="accent1"/>
+                        </a:fillRef>
+                        <a:effectRef idx="0">
+                          <a:schemeClr val="accent1"/>
+                        </a:effectRef>
+                        <a:fontRef idx="minor">
+                          <a:schemeClr val="lt1"/>
+                        </a:fontRef>
+                      </wps:style>
+                      <wps:bodyPr rot="0" spcFirstLastPara="0" vertOverflow="overflow" horzOverflow="overflow" vert="horz" wrap="square" lIns="91440" tIns="45720" rIns="91440" bIns="45720" numCol="1" spcCol="0" rtlCol="0" fromWordArt="0" anchor="ctr" anchorCtr="0" forceAA="0" compatLnSpc="1">
+                        <a:prstTxWarp prst="textNoShape">
+                          <a:avLst/>
+                        </a:prstTxWarp>
+                        <a:noAutofit/>
+                      </wps:bodyPr>
+                    </wps:wsp>
+                  </a:graphicData>
+                </a:graphic>
+                <wp14:sizeRelH relativeFrom="margin">
+                  <wp14:pctWidth>0</wp14:pctWidth>
+                </wp14:sizeRelH>
+                <wp14:sizeRelV relativeFrom="margin">
+                  <wp14:pctHeight>0</wp14:pctHeight>
+                </wp14:sizeRelV>
+              </wp:anchor>
+            </w:drawing>
+          </mc:Choice>
+          <mc:Fallback>
+            <w:pict>
+              <v:rect w14:anchorId="7B22980A" id="正方形/長方形 17" o:spid="_x0000_s1026" style="position:absolute;margin-left:88.3pt;margin-top:4.4pt;width:154pt;height:23.6pt;z-index:251725824;visibility:visible;mso-wrap-style:square;mso-width-percent:0;mso-height-percent:0;mso-wrap-distance-left:9pt;mso-wrap-distance-top:0;mso-wrap-distance-right:9pt;mso-wrap-distance-bottom:0;mso-position-horizontal:absolute;mso-position-horizontal-relative:text;mso-position-vertical:absolute;mso-position-vertical-relative:text;mso-width-percent:0;mso-height-percent:0;mso-width-relative:margin;mso-height-relative:margin;v-text-anchor:middle" o:gfxdata="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" filled="f" strokecolor="#e00" strokeweight="2.25pt"/>
+            </w:pict>
+          </mc:Fallback>
+        </mc:AlternateContent>
+      </w:r>
+      <w:r>
+        <w:rPr>
+          <w:noProof/>
+        </w:rPr>
+        <mc:AlternateContent>
+          <mc:Choice Requires="wps">
+            <w:drawing>
+              <wp:anchor distT="45720" distB="45720" distL="114300" distR="114300" simplePos="0" relativeHeight="251718656" behindDoc="0" locked="0" layoutInCell="1" allowOverlap="1" wp14:anchorId="54424A0C" wp14:editId="36D90C41">
+                <wp:simplePos x="0" y="0"/>
+                <wp:positionH relativeFrom="column">
+                  <wp:posOffset>4093210</wp:posOffset>
+                </wp:positionH>
+                <wp:positionV relativeFrom="paragraph">
+                  <wp:posOffset>118110</wp:posOffset>
                 </wp:positionV>
                 <wp:extent cx="1973580" cy="236220"/>
                 <wp:effectExtent l="38100" t="38100" r="121920" b="106680"/>
@@ -1753,7 +1885,7 @@
           </mc:Choice>
           <mc:Fallback>
             <w:pict>
-              <v:shape w14:anchorId="54424A0C" id="_x0000_s1032" type="#_x0000_t202" style="position:absolute;left:0;text-align:left;margin-left:318.9pt;margin-top:3.9pt;width:155.4pt;height:18.6pt;z-index:251718656;visibility:visible;mso-wrap-style:square;mso-width-percent:0;mso-height-percent:0;mso-wrap-distance-left:9pt;mso-wrap-distance-top:3.6pt;mso-wrap-distance-right:9pt;mso-wrap-distance-bottom:3.6pt;mso-position-horizontal:absolute;mso-position-horizontal-relative:text;mso-position-vertical:absolute;mso-position-vertical-relative:text;mso-width-percent:0;mso-height-percent:0;mso-width-relative:margin;mso-height-relative:margin;v-text-anchor:top" o:gfxdata="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">
+              <v:shape w14:anchorId="54424A0C" id="_x0000_s1032" type="#_x0000_t202" style="position:absolute;left:0;text-align:left;margin-left:322.3pt;margin-top:9.3pt;width:155.4pt;height:18.6pt;z-index:251718656;visibility:visible;mso-wrap-style:square;mso-width-percent:0;mso-height-percent:0;mso-wrap-distance-left:9pt;mso-wrap-distance-top:3.6pt;mso-wrap-distance-right:9pt;mso-wrap-distance-bottom:3.6pt;mso-position-horizontal:absolute;mso-position-horizontal-relative:text;mso-position-vertical:absolute;mso-position-vertical-relative:text;mso-width-percent:0;mso-height-percent:0;mso-width-relative:margin;mso-height-relative:margin;v-text-anchor:top" o:gfxdata="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">
                 <v:shadow on="t" color="black" opacity="26214f" origin="-.5,-.5" offset=".74836mm,.74836mm"/>
                 <v:textbox>
                   <w:txbxContent>
@@ -1807,15 +1939,223 @@
       </w:r>
     </w:p>
     <w:p/>
+    <w:p>
+      <w:r>
+        <w:rPr>
+          <w:noProof/>
+        </w:rPr>
+        <mc:AlternateContent>
+          <mc:Choice Requires="wps">
+            <w:drawing>
+              <wp:anchor distT="0" distB="0" distL="114300" distR="114300" simplePos="0" relativeHeight="251729920" behindDoc="0" locked="0" layoutInCell="1" allowOverlap="1" wp14:anchorId="302B7D66" wp14:editId="34177A4B">
+                <wp:simplePos x="0" y="0"/>
+                <wp:positionH relativeFrom="column">
+                  <wp:posOffset>2152650</wp:posOffset>
+                </wp:positionH>
+                <wp:positionV relativeFrom="paragraph">
+                  <wp:posOffset>53340</wp:posOffset>
+                </wp:positionV>
+                <wp:extent cx="262890" cy="270510"/>
+                <wp:effectExtent l="38100" t="38100" r="22860" b="15240"/>
+                <wp:wrapNone/>
+                <wp:docPr id="1227255976" name="直線矢印コネクタ 18"/>
+                <wp:cNvGraphicFramePr/>
+                <a:graphic xmlns:a="http://schemas.openxmlformats.org/drawingml/2006/main">
+                  <a:graphicData uri="http://schemas.microsoft.com/office/word/2010/wordprocessingShape">
+                    <wps:wsp>
+                      <wps:cNvCnPr/>
+                      <wps:spPr>
+                        <a:xfrm flipH="1" flipV="1">
+                          <a:off x="0" y="0"/>
+                          <a:ext cx="262890" cy="270510"/>
+                        </a:xfrm>
+                        <a:prstGeom prst="straightConnector1">
+                          <a:avLst/>
+                        </a:prstGeom>
+                        <a:ln w="28575">
+                          <a:solidFill>
+                            <a:srgbClr val="EE0000"/>
+                          </a:solidFill>
+                          <a:tailEnd type="triangle"/>
+                        </a:ln>
+                      </wps:spPr>
+                      <wps:style>
+                        <a:lnRef idx="1">
+                          <a:schemeClr val="accent1"/>
+                        </a:lnRef>
+                        <a:fillRef idx="0">
+                          <a:schemeClr val="accent1"/>
+                        </a:fillRef>
+                        <a:effectRef idx="0">
+                          <a:schemeClr val="accent1"/>
+                        </a:effectRef>
+                        <a:fontRef idx="minor">
+                          <a:schemeClr val="tx1"/>
+                        </a:fontRef>
+                      </wps:style>
+                      <wps:bodyPr/>
+                    </wps:wsp>
+                  </a:graphicData>
+                </a:graphic>
+                <wp14:sizeRelH relativeFrom="margin">
+                  <wp14:pctWidth>0</wp14:pctWidth>
+                </wp14:sizeRelH>
+                <wp14:sizeRelV relativeFrom="margin">
+                  <wp14:pctHeight>0</wp14:pctHeight>
+                </wp14:sizeRelV>
+              </wp:anchor>
+            </w:drawing>
+          </mc:Choice>
+          <mc:Fallback>
+            <w:pict>
+              <v:shape w14:anchorId="2536E101" id="直線矢印コネクタ 18" o:spid="_x0000_s1026" type="#_x0000_t32" style="position:absolute;margin-left:169.5pt;margin-top:4.2pt;width:20.7pt;height:21.3pt;flip:x y;z-index:251729920;visibility:visible;mso-wrap-style:square;mso-width-percent:0;mso-height-percent:0;mso-wrap-distance-left:9pt;mso-wrap-distance-top:0;mso-wrap-distance-right:9pt;mso-wrap-distance-bottom:0;mso-position-horizontal:absolute;mso-position-horizontal-relative:text;mso-position-vertical:absolute;mso-position-vertical-relative:text;mso-width-percent:0;mso-height-percent:0;mso-width-relative:margin;mso-height-relative:margin" o:gfxdata="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" strokecolor="#e00" strokeweight="2.25pt">
+                <v:stroke endarrow="block" joinstyle="miter"/>
+              </v:shape>
+            </w:pict>
+          </mc:Fallback>
+        </mc:AlternateContent>
+      </w:r>
+    </w:p>
+    <w:p/>
+    <w:p>
+      <w:r>
+        <w:rPr>
+          <w:noProof/>
+        </w:rPr>
+        <mc:AlternateContent>
+          <mc:Choice Requires="wps">
+            <w:drawing>
+              <wp:anchor distT="45720" distB="45720" distL="114300" distR="114300" simplePos="0" relativeHeight="251727872" behindDoc="0" locked="0" layoutInCell="1" allowOverlap="1" wp14:anchorId="2D07327A" wp14:editId="30F02877">
+                <wp:simplePos x="0" y="0"/>
+                <wp:positionH relativeFrom="column">
+                  <wp:posOffset>2105660</wp:posOffset>
+                </wp:positionH>
+                <wp:positionV relativeFrom="paragraph">
+                  <wp:posOffset>11430</wp:posOffset>
+                </wp:positionV>
+                <wp:extent cx="1936750" cy="285750"/>
+                <wp:effectExtent l="38100" t="38100" r="120650" b="114300"/>
+                <wp:wrapSquare wrapText="bothSides"/>
+                <wp:docPr id="1507616861" name="テキスト ボックス 2"/>
+                <wp:cNvGraphicFramePr>
+                  <a:graphicFrameLocks xmlns:a="http://schemas.openxmlformats.org/drawingml/2006/main"/>
+                </wp:cNvGraphicFramePr>
+                <a:graphic xmlns:a="http://schemas.openxmlformats.org/drawingml/2006/main">
+                  <a:graphicData uri="http://schemas.microsoft.com/office/word/2010/wordprocessingShape">
+                    <wps:wsp>
+                      <wps:cNvSpPr txBox="1">
+                        <a:spLocks noChangeArrowheads="1"/>
+                      </wps:cNvSpPr>
+                      <wps:spPr bwMode="auto">
+                        <a:xfrm>
+                          <a:off x="0" y="0"/>
+                          <a:ext cx="1936750" cy="285750"/>
+                        </a:xfrm>
+                        <a:prstGeom prst="rect">
+                          <a:avLst/>
+                        </a:prstGeom>
+                        <a:solidFill>
+                          <a:srgbClr val="FFFFFF"/>
+                        </a:solidFill>
+                        <a:ln w="9525">
+                          <a:solidFill>
+                            <a:srgbClr val="000000"/>
+                          </a:solidFill>
+                          <a:miter lim="800000"/>
+                          <a:headEnd/>
+                          <a:tailEnd/>
+                        </a:ln>
+                        <a:effectLst>
+                          <a:outerShdw blurRad="50800" dist="38100" dir="2700000" algn="tl" rotWithShape="0">
+                            <a:prstClr val="black">
+                              <a:alpha val="40000"/>
+                            </a:prstClr>
+                          </a:outerShdw>
+                        </a:effectLst>
+                      </wps:spPr>
+                      <wps:txbx>
+                        <w:txbxContent>
+                          <w:p>
+                            <w:pPr>
+                              <w:pStyle w:val="a3"/>
+                              <w:tabs>
+                                <w:tab w:val="clear" w:pos="4252"/>
+                              </w:tabs>
+                              <w:rPr>
+                                <w:rFonts w:hint="eastAsia"/>
+                              </w:rPr>
+                            </w:pPr>
+                            <w:r>
+                              <w:rPr>
+                                <w:rFonts w:hint="eastAsia"/>
+                                <w:szCs w:val="18"/>
+                              </w:rPr>
+                              <w:t>このID２つを設定ツールで使用します</w:t>
+                            </w:r>
+                          </w:p>
+                        </w:txbxContent>
+                      </wps:txbx>
+                      <wps:bodyPr rot="0" vert="horz" wrap="square" lIns="91440" tIns="45720" rIns="91440" bIns="45720" anchor="t" anchorCtr="0">
+                        <a:noAutofit/>
+                      </wps:bodyPr>
+                    </wps:wsp>
+                  </a:graphicData>
+                </a:graphic>
+                <wp14:sizeRelH relativeFrom="margin">
+                  <wp14:pctWidth>0</wp14:pctWidth>
+                </wp14:sizeRelH>
+                <wp14:sizeRelV relativeFrom="margin">
+                  <wp14:pctHeight>0</wp14:pctHeight>
+                </wp14:sizeRelV>
+              </wp:anchor>
+            </w:drawing>
+          </mc:Choice>
+          <mc:Fallback>
+            <w:pict>
+              <v:shape w14:anchorId="2D07327A" id="_x0000_s1033" type="#_x0000_t202" style="position:absolute;left:0;text-align:left;margin-left:165.8pt;margin-top:.9pt;width:152.5pt;height:22.5pt;z-index:251727872;visibility:visible;mso-wrap-style:square;mso-width-percent:0;mso-height-percent:0;mso-wrap-distance-left:9pt;mso-wrap-distance-top:3.6pt;mso-wrap-distance-right:9pt;mso-wrap-distance-bottom:3.6pt;mso-position-horizontal:absolute;mso-position-horizontal-relative:text;mso-position-vertical:absolute;mso-position-vertical-relative:text;mso-width-percent:0;mso-height-percent:0;mso-width-relative:margin;mso-height-relative:margin;v-text-anchor:top" o:gfxdata="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">
+                <v:shadow on="t" color="black" opacity="26214f" origin="-.5,-.5" offset=".74836mm,.74836mm"/>
+                <v:textbox>
+                  <w:txbxContent>
+                    <w:p>
+                      <w:pPr>
+                        <w:pStyle w:val="a3"/>
+                        <w:tabs>
+                          <w:tab w:val="clear" w:pos="4252"/>
+                        </w:tabs>
+                        <w:rPr>
+                          <w:rFonts w:hint="eastAsia"/>
+                        </w:rPr>
+                      </w:pPr>
+                      <w:r>
+                        <w:rPr>
+                          <w:rFonts w:hint="eastAsia"/>
+                          <w:szCs w:val="18"/>
+                        </w:rPr>
+                        <w:t>このID２つを設定ツールで使用します</w:t>
+                      </w:r>
+                    </w:p>
+                  </w:txbxContent>
+                </v:textbox>
+                <w10:wrap type="square"/>
+              </v:shape>
+            </w:pict>
+          </mc:Fallback>
+        </mc:AlternateContent>
+      </w:r>
+    </w:p>
     <w:p/>
     <w:p/>
     <w:p/>
     <w:p/>
     <w:p/>
-    <w:p/>
-    <w:p>
-      <w:pPr>
-        <w:ind w:leftChars="393" w:left="707"/>
+    <w:p>
+      <w:pPr>
+        <w:pStyle w:val="a7"/>
+        <w:numPr>
+          <w:ilvl w:val="2"/>
+          <w:numId w:val="1"/>
+        </w:numPr>
+        <w:ind w:leftChars="0"/>
       </w:pPr>
       <w:r>
         <w:rPr>
@@ -1858,7 +2198,7 @@
           <w:sz w:val="21"/>
           <w:szCs w:val="21"/>
         </w:rPr>
-        <w:t>の起動と実行のしかた</w:t>
+        <w:t>の起動と実行</w:t>
       </w:r>
     </w:p>
     <w:p>
@@ -2026,7 +2366,7 @@
           </mc:Choice>
           <mc:Fallback>
             <w:pict>
-              <v:group w14:anchorId="786B5866" id="キャンバス 27" o:spid="_x0000_s1033" editas="canvas" style="position:absolute;left:0;text-align:left;margin-left:34.3pt;margin-top:2.7pt;width:447pt;height:178pt;z-index:251721728;mso-width-relative:margin;mso-height-relative:margin" coordsize="56769,22606" o:gfxdata="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">
+              <v:group w14:anchorId="786B5866" id="キャンバス 27" o:spid="_x0000_s1034" editas="canvas" style="position:absolute;left:0;text-align:left;margin-left:34.3pt;margin-top:2.7pt;width:447pt;height:178pt;z-index:251721728;mso-width-relative:margin;mso-height-relative:margin" coordsize="56769,22606" o:gfxdata="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">
                 <v:shapetype id="_x0000_t75" coordsize="21600,21600" o:spt="75" o:preferrelative="t" path="m@4@5l@4@11@9@11@9@5xe" filled="f" stroked="f">
                   <v:stroke joinstyle="miter"/>
                   <v:formulas>
@@ -2046,16 +2386,16 @@
                   <v:path o:extrusionok="f" gradientshapeok="t" o:connecttype="rect"/>
                   <o:lock v:ext="edit" aspectratio="t"/>
                 </v:shapetype>
-                <v:shape id="_x0000_s1034" type="#_x0000_t75" style="position:absolute;width:56769;height:22606;visibility:visible;mso-wrap-style:square" filled="t">
+                <v:shape id="_x0000_s1035" type="#_x0000_t75" style="position:absolute;width:56769;height:22606;visibility:visible;mso-wrap-style:square" filled="t">
                   <v:fill o:detectmouseclick="t"/>
                   <v:path o:connecttype="none"/>
                 </v:shape>
-                <v:shape id="図 1177354673" o:spid="_x0000_s1035" type="#_x0000_t75" style="position:absolute;left:3283;top:736;width:51943;height:18060;visibility:visible;mso-wrap-style:square" o:gfxdata="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">
+                <v:shape id="図 1177354673" o:spid="_x0000_s1036" type="#_x0000_t75" style="position:absolute;left:3283;top:736;width:51943;height:18060;visibility:visible;mso-wrap-style:square" o:gfxdata="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">
                   <v:imagedata r:id="rId10" o:title=""/>
                   <v:shadow on="t" color="black" opacity="26214f" origin="-.5,-.5" offset=".74836mm,.74836mm"/>
                 </v:shape>
-                <v:rect id="正方形/長方形 6841380" o:spid="_x0000_s1036" style="position:absolute;left:14478;top:15875;width:9080;height:2349;visibility:visible;mso-wrap-style:square;v-text-anchor:middle" o:gfxdata="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" filled="f" strokecolor="#e00" strokeweight="2pt"/>
-                <v:shape id="_x0000_s1037" type="#_x0000_t202" style="position:absolute;left:4731;top:20072;width:49562;height:2534;visibility:visible;mso-wrap-style:square;v-text-anchor:top" o:gfxdata="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">
+                <v:rect id="正方形/長方形 6841380" o:spid="_x0000_s1037" style="position:absolute;left:14478;top:15875;width:9080;height:2349;visibility:visible;mso-wrap-style:square;v-text-anchor:middle" o:gfxdata="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" filled="f" strokecolor="#e00" strokeweight="2pt"/>
+                <v:shape id="_x0000_s1038" type="#_x0000_t202" style="position:absolute;left:4731;top:20072;width:49562;height:2534;visibility:visible;mso-wrap-style:square;v-text-anchor:top" o:gfxdata="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">
                   <v:textbox style="mso-fit-shape-to-text:t">
                     <w:txbxContent>
                       <w:p>
@@ -2122,7 +2462,7 @@
         <mc:AlternateContent>
           <mc:Choice Requires="wpc">
             <w:drawing>
-              <wp:anchor distT="0" distB="0" distL="114300" distR="114300" simplePos="0" relativeHeight="251673600" behindDoc="0" locked="0" layoutInCell="1" allowOverlap="1" wp14:anchorId="204C179A" wp14:editId="74CA0B9F">
+              <wp:anchor distT="0" distB="0" distL="114300" distR="114300" simplePos="0" relativeHeight="251673600" behindDoc="0" locked="0" layoutInCell="1" allowOverlap="1" wp14:anchorId="204C179A" wp14:editId="0F8AFD50">
                 <wp:simplePos x="0" y="0"/>
                 <wp:positionH relativeFrom="column">
                   <wp:posOffset>403860</wp:posOffset>
@@ -2220,7 +2560,7 @@
                         <wps:cNvSpPr txBox="1"/>
                         <wps:spPr>
                           <a:xfrm>
-                            <a:off x="2769928" y="1665576"/>
+                            <a:off x="2769928" y="1583026"/>
                             <a:ext cx="2819400" cy="629950"/>
                           </a:xfrm>
                           <a:prstGeom prst="rect">
@@ -2265,7 +2605,25 @@
                                 <w:rPr>
                                   <w:rFonts w:hint="eastAsia"/>
                                 </w:rPr>
-                                <w:t>赤枠内3項目は変更できない設定値です。</w:t>
+                                <w:t>赤枠内3項目は</w:t>
+                              </w:r>
+                              <w:r>
+                                <w:rPr>
+                                  <w:rFonts w:hint="eastAsia"/>
+                                </w:rPr>
+                                <w:t>IDを入力しても</w:t>
+                              </w:r>
+                              <w:r>
+                                <w:rPr>
+                                  <w:rFonts w:hint="eastAsia"/>
+                                </w:rPr>
+                                <w:t>変更</w:t>
+                              </w:r>
+                              <w:r>
+                                <w:rPr>
+                                  <w:rFonts w:hint="eastAsia"/>
+                                </w:rPr>
+                                <w:t>は行えません。</w:t>
                               </w:r>
                             </w:p>
                           </w:txbxContent>
@@ -2321,8 +2679,8 @@
                         <wps:cNvSpPr txBox="1"/>
                         <wps:spPr>
                           <a:xfrm>
-                            <a:off x="2631556" y="328611"/>
-                            <a:ext cx="2353194" cy="338140"/>
+                            <a:off x="2631556" y="247772"/>
+                            <a:ext cx="2922846" cy="414339"/>
                           </a:xfrm>
                           <a:prstGeom prst="rect">
                             <a:avLst/>
@@ -2341,7 +2699,13 @@
                                 <w:rPr>
                                   <w:rFonts w:hint="eastAsia"/>
                                 </w:rPr>
-                                <w:t>前項で確認したIDを入力し、「認証」します</w:t>
+                                <w:t>前項で確認したIDを入力し、「認証」</w:t>
+                              </w:r>
+                              <w:r>
+                                <w:rPr>
+                                  <w:rFonts w:hint="eastAsia"/>
+                                </w:rPr>
+                                <w:t>すると、設定が行えるようになります</w:t>
                               </w:r>
                             </w:p>
                           </w:txbxContent>
@@ -2437,12 +2801,12 @@
           </mc:Choice>
           <mc:Fallback>
             <w:pict>
-              <v:group w14:anchorId="204C179A" id="キャンバス 23" o:spid="_x0000_s1038" editas="canvas" style="position:absolute;left:0;text-align:left;margin-left:31.8pt;margin-top:8.9pt;width:451.35pt;height:294pt;z-index:251673600;mso-width-relative:margin;mso-height-relative:margin" coordsize="57321,37338" o:gfxdata="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">
-                <v:shape id="_x0000_s1039" type="#_x0000_t75" style="position:absolute;width:57321;height:37338;visibility:visible;mso-wrap-style:square" filled="t" stroked="t">
+              <v:group w14:anchorId="204C179A" id="キャンバス 23" o:spid="_x0000_s1039" editas="canvas" style="position:absolute;left:0;text-align:left;margin-left:31.8pt;margin-top:8.9pt;width:451.35pt;height:294pt;z-index:251673600;mso-width-relative:margin;mso-height-relative:margin" coordsize="57321,37338" o:gfxdata="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">
+                <v:shape id="_x0000_s1040" type="#_x0000_t75" style="position:absolute;width:57321;height:37338;visibility:visible;mso-wrap-style:square" filled="t" stroked="t">
                   <v:fill o:detectmouseclick="t"/>
                   <v:path o:connecttype="none"/>
                 </v:shape>
-                <v:shape id="図 1090654582" o:spid="_x0000_s1040" type="#_x0000_t75" style="position:absolute;left:1124;width:23082;height:36068;visibility:visible;mso-wrap-style:square" o:gfxdata="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">
+                <v:shape id="図 1090654582" o:spid="_x0000_s1041" type="#_x0000_t75" style="position:absolute;left:1124;width:23082;height:36068;visibility:visible;mso-wrap-style:square" o:gfxdata="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">
                   <v:imagedata r:id="rId12" o:title=""/>
                   <v:shadow on="t" color="black" opacity="26214f" origin="-.5,-.5" offset=".74836mm,.74836mm"/>
                 </v:shape>
@@ -2467,10 +2831,10 @@
                     <v:h position="bottomRight,#1" yrange="@9,@10"/>
                   </v:handles>
                 </v:shapetype>
-                <v:shape id="右中かっこ 13" o:spid="_x0000_s1041" type="#_x0000_t88" style="position:absolute;left:25394;top:8667;width:2305;height:19844;visibility:visible;mso-wrap-style:square;v-text-anchor:middle" o:gfxdata="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" adj="209" strokecolor="#4472c4 [3204]" strokeweight=".5pt">
+                <v:shape id="右中かっこ 13" o:spid="_x0000_s1042" type="#_x0000_t88" style="position:absolute;left:25394;top:8667;width:2305;height:19844;visibility:visible;mso-wrap-style:square;v-text-anchor:middle" o:gfxdata="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" adj="209" strokecolor="#4472c4 [3204]" strokeweight=".5pt">
                   <v:stroke joinstyle="miter"/>
                 </v:shape>
-                <v:shape id="テキスト ボックス 14" o:spid="_x0000_s1042" type="#_x0000_t202" style="position:absolute;left:27699;top:16655;width:28194;height:6300;visibility:visible;mso-wrap-style:square;v-text-anchor:top" o:gfxdata="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" fillcolor="white [3201]" stroked="f" strokeweight=".5pt">
+                <v:shape id="テキスト ボックス 14" o:spid="_x0000_s1043" type="#_x0000_t202" style="position:absolute;left:27699;top:15830;width:28194;height:6299;visibility:visible;mso-wrap-style:square;v-text-anchor:top" o:gfxdata="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" fillcolor="white [3201]" stroked="f" strokeweight=".5pt">
                   <v:textbox>
                     <w:txbxContent>
                       <w:p>
@@ -2503,14 +2867,32 @@
                           <w:rPr>
                             <w:rFonts w:hint="eastAsia"/>
                           </w:rPr>
-                          <w:t>赤枠内3項目は変更できない設定値です。</w:t>
+                          <w:t>赤枠内3項目は</w:t>
+                        </w:r>
+                        <w:r>
+                          <w:rPr>
+                            <w:rFonts w:hint="eastAsia"/>
+                          </w:rPr>
+                          <w:t>IDを入力しても</w:t>
+                        </w:r>
+                        <w:r>
+                          <w:rPr>
+                            <w:rFonts w:hint="eastAsia"/>
+                          </w:rPr>
+                          <w:t>変更</w:t>
+                        </w:r>
+                        <w:r>
+                          <w:rPr>
+                            <w:rFonts w:hint="eastAsia"/>
+                          </w:rPr>
+                          <w:t>は行えません。</w:t>
                         </w:r>
                       </w:p>
                     </w:txbxContent>
                   </v:textbox>
                 </v:shape>
-                <v:rect id="正方形/長方形 15" o:spid="_x0000_s1043" style="position:absolute;left:2032;top:8382;width:20828;height:5429;visibility:visible;mso-wrap-style:square;v-text-anchor:middle" o:gfxdata="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" filled="f" strokecolor="red" strokeweight="2pt"/>
-                <v:shape id="テキスト ボックス 18" o:spid="_x0000_s1044" type="#_x0000_t202" style="position:absolute;left:26315;top:3286;width:23532;height:3381;visibility:visible;mso-wrap-style:square;v-text-anchor:top" o:gfxdata="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" fillcolor="white [3201]" stroked="f" strokeweight=".5pt">
+                <v:rect id="正方形/長方形 15" o:spid="_x0000_s1044" style="position:absolute;left:2032;top:8382;width:20828;height:5429;visibility:visible;mso-wrap-style:square;v-text-anchor:middle" o:gfxdata="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" filled="f" strokecolor="red" strokeweight="2pt"/>
+                <v:shape id="テキスト ボックス 18" o:spid="_x0000_s1045" type="#_x0000_t202" style="position:absolute;left:26315;top:2477;width:29229;height:4144;visibility:visible;mso-wrap-style:square;v-text-anchor:top" o:gfxdata="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" fillcolor="white [3201]" stroked="f" strokeweight=".5pt">
                   <v:textbox>
                     <w:txbxContent>
                       <w:p>
@@ -2518,16 +2900,22 @@
                           <w:rPr>
                             <w:rFonts w:hint="eastAsia"/>
                           </w:rPr>
-                          <w:t>前項で確認したIDを入力し、「認証」します</w:t>
+                          <w:t>前項で確認したIDを入力し、「認証」</w:t>
+                        </w:r>
+                        <w:r>
+                          <w:rPr>
+                            <w:rFonts w:hint="eastAsia"/>
+                          </w:rPr>
+                          <w:t>すると、設定が行えるようになります</w:t>
                         </w:r>
                       </w:p>
                     </w:txbxContent>
                   </v:textbox>
                 </v:shape>
-                <v:shape id="右中かっこ 19" o:spid="_x0000_s1045" type="#_x0000_t88" style="position:absolute;left:25394;top:2699;width:1239;height:3619;visibility:visible;mso-wrap-style:square;v-text-anchor:middle" o:gfxdata="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" adj="616" strokecolor="#4472c4 [3204]" strokeweight=".5pt">
+                <v:shape id="右中かっこ 19" o:spid="_x0000_s1046" type="#_x0000_t88" style="position:absolute;left:25394;top:2699;width:1239;height:3619;visibility:visible;mso-wrap-style:square;v-text-anchor:middle" o:gfxdata="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" adj="616" strokecolor="#4472c4 [3204]" strokeweight=".5pt">
                   <v:stroke joinstyle="miter"/>
                 </v:shape>
-                <v:shape id="テキスト ボックス 20" o:spid="_x0000_s1046" type="#_x0000_t202" style="position:absolute;left:24206;top:33146;width:19240;height:2897;visibility:visible;mso-wrap-style:square;v-text-anchor:top" o:gfxdata="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" fillcolor="white [3201]" stroked="f" strokeweight=".5pt">
+                <v:shape id="テキスト ボックス 20" o:spid="_x0000_s1047" type="#_x0000_t202" style="position:absolute;left:24206;top:33146;width:19240;height:2897;visibility:visible;mso-wrap-style:square;v-text-anchor:top" o:gfxdata="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" fillcolor="white [3201]" stroked="f" strokeweight=".5pt">
                   <v:textbox>
                     <w:txbxContent>
                       <w:p>
@@ -2616,9 +3004,8 @@
     <w:tbl>
       <w:tblPr>
         <w:tblStyle w:val="3"/>
-        <w:tblpPr w:leftFromText="142" w:rightFromText="142" w:vertAnchor="text" w:horzAnchor="margin" w:tblpXSpec="right" w:tblpY="77"/>
+        <w:tblpPr w:leftFromText="142" w:rightFromText="142" w:vertAnchor="text" w:horzAnchor="margin" w:tblpXSpec="right" w:tblpY="58"/>
         <w:tblW w:w="8520" w:type="dxa"/>
-        <w:jc w:val="right"/>
         <w:tblLook w:val="04A0" w:firstRow="1" w:lastRow="0" w:firstColumn="1" w:lastColumn="0" w:noHBand="0" w:noVBand="1"/>
       </w:tblPr>
       <w:tblGrid>
@@ -2628,7 +3015,6 @@
       <w:tr>
         <w:trPr>
           <w:cnfStyle w:val="100000000000" w:firstRow="1" w:lastRow="0" w:firstColumn="0" w:lastColumn="0" w:oddVBand="0" w:evenVBand="0" w:oddHBand="0" w:evenHBand="0" w:firstRowFirstColumn="0" w:firstRowLastColumn="0" w:lastRowFirstColumn="0" w:lastRowLastColumn="0"/>
-          <w:jc w:val="right"/>
         </w:trPr>
         <w:tc>
           <w:tcPr>
@@ -2686,7 +3072,6 @@
       <w:tr>
         <w:trPr>
           <w:cnfStyle w:val="000000100000" w:firstRow="0" w:lastRow="0" w:firstColumn="0" w:lastColumn="0" w:oddVBand="0" w:evenVBand="0" w:oddHBand="1" w:evenHBand="0" w:firstRowFirstColumn="0" w:firstRowLastColumn="0" w:lastRowFirstColumn="0" w:lastRowLastColumn="0"/>
-          <w:jc w:val="right"/>
         </w:trPr>
         <w:tc>
           <w:tcPr>
@@ -2740,9 +3125,6 @@
         </w:tc>
       </w:tr>
       <w:tr>
-        <w:trPr>
-          <w:jc w:val="right"/>
-        </w:trPr>
         <w:tc>
           <w:tcPr>
             <w:cnfStyle w:val="001000000000" w:firstRow="0" w:lastRow="0" w:firstColumn="1" w:lastColumn="0" w:oddVBand="0" w:evenVBand="0" w:oddHBand="0" w:evenHBand="0" w:firstRowFirstColumn="0" w:firstRowLastColumn="0" w:lastRowFirstColumn="0" w:lastRowLastColumn="0"/>
@@ -2797,7 +3179,6 @@
       <w:tr>
         <w:trPr>
           <w:cnfStyle w:val="000000100000" w:firstRow="0" w:lastRow="0" w:firstColumn="0" w:lastColumn="0" w:oddVBand="0" w:evenVBand="0" w:oddHBand="1" w:evenHBand="0" w:firstRowFirstColumn="0" w:firstRowLastColumn="0" w:lastRowFirstColumn="0" w:lastRowLastColumn="0"/>
-          <w:jc w:val="right"/>
         </w:trPr>
         <w:tc>
           <w:tcPr>
@@ -2851,9 +3232,6 @@
         </w:tc>
       </w:tr>
       <w:tr>
-        <w:trPr>
-          <w:jc w:val="right"/>
-        </w:trPr>
         <w:tc>
           <w:tcPr>
             <w:cnfStyle w:val="001000000000" w:firstRow="0" w:lastRow="0" w:firstColumn="1" w:lastColumn="0" w:oddVBand="0" w:evenVBand="0" w:oddHBand="0" w:evenHBand="0" w:firstRowFirstColumn="0" w:firstRowLastColumn="0" w:lastRowFirstColumn="0" w:lastRowLastColumn="0"/>
@@ -2908,6 +3286,39 @@
     </w:tbl>
     <w:p>
       <w:pPr>
+        <w:ind w:leftChars="472" w:left="850"/>
+      </w:pPr>
+      <w:r>
+        <w:rPr>
+          <w:rFonts w:hint="eastAsia"/>
+        </w:rPr>
+        <w:t xml:space="preserve"> </w:t>
+      </w:r>
+      <w:r>
+        <w:rPr>
+          <w:rFonts w:hint="eastAsia"/>
+        </w:rPr>
+        <w:t>[実行]押下後、再起動や停止は約３～４分、起動は30秒ほどかかります。</w:t>
+      </w:r>
+    </w:p>
+    <w:p>
+      <w:pPr>
+        <w:pStyle w:val="a7"/>
+        <w:numPr>
+          <w:ilvl w:val="0"/>
+          <w:numId w:val="20"/>
+        </w:numPr>
+        <w:ind w:leftChars="0"/>
+      </w:pPr>
+      <w:r>
+        <w:rPr>
+          <w:rFonts w:hint="eastAsia"/>
+        </w:rPr>
+        <w:t>本ツール使用後は、右上の[X]でプログラムを終了してください。</w:t>
+      </w:r>
+    </w:p>
+    <w:p>
+      <w:pPr>
         <w:pStyle w:val="a7"/>
         <w:ind w:leftChars="0" w:left="1140"/>
       </w:pPr>
@@ -2918,17 +3329,17 @@
         <mc:AlternateContent>
           <mc:Choice Requires="wps">
             <w:drawing>
-              <wp:anchor distT="45720" distB="45720" distL="114300" distR="114300" simplePos="0" relativeHeight="251723776" behindDoc="0" locked="0" layoutInCell="1" allowOverlap="1" wp14:anchorId="6F424ED1" wp14:editId="271E0BCF">
+              <wp:anchor distT="45720" distB="45720" distL="114300" distR="114300" simplePos="0" relativeHeight="251723776" behindDoc="0" locked="0" layoutInCell="1" allowOverlap="1" wp14:anchorId="6F424ED1" wp14:editId="7A814E49">
                 <wp:simplePos x="0" y="0"/>
                 <wp:positionH relativeFrom="column">
-                  <wp:posOffset>118110</wp:posOffset>
+                  <wp:posOffset>168910</wp:posOffset>
                 </wp:positionH>
                 <wp:positionV relativeFrom="paragraph">
-                  <wp:posOffset>1107440</wp:posOffset>
+                  <wp:posOffset>113665</wp:posOffset>
                 </wp:positionV>
-                <wp:extent cx="6007100" cy="1404620"/>
-                <wp:effectExtent l="38100" t="38100" r="107950" b="109220"/>
-                <wp:wrapSquare wrapText="bothSides"/>
+                <wp:extent cx="6006465" cy="557530"/>
+                <wp:effectExtent l="38100" t="38100" r="108585" b="109220"/>
+                <wp:wrapNone/>
                 <wp:docPr id="853031281" name="テキスト ボックス 2"/>
                 <wp:cNvGraphicFramePr>
                   <a:graphicFrameLocks xmlns:a="http://schemas.openxmlformats.org/drawingml/2006/main"/>
@@ -2942,7 +3353,7 @@
                       <wps:spPr bwMode="auto">
                         <a:xfrm>
                           <a:off x="0" y="0"/>
-                          <a:ext cx="6007100" cy="1404620"/>
+                          <a:ext cx="6006465" cy="557530"/>
                         </a:xfrm>
                         <a:prstGeom prst="rect">
                           <a:avLst/>
@@ -2989,7 +3400,6 @@
                                 <w:rFonts w:hint="eastAsia"/>
                                 <w:b/>
                                 <w:bCs/>
-                                <w:color w:val="EE0000"/>
                                 <w:sz w:val="22"/>
                               </w:rPr>
                               <w:t>「変更して再起動」を押して</w:t>
@@ -2999,7 +3409,6 @@
                                 <w:rFonts w:hint="eastAsia"/>
                                 <w:b/>
                                 <w:bCs/>
-                                <w:color w:val="EE0000"/>
                                 <w:sz w:val="22"/>
                               </w:rPr>
                               <w:t>起動したあと</w:t>
@@ -3009,7 +3418,6 @@
                                 <w:rFonts w:hint="eastAsia"/>
                                 <w:b/>
                                 <w:bCs/>
-                                <w:color w:val="EE0000"/>
                                 <w:sz w:val="22"/>
                               </w:rPr>
                               <w:t>、</w:t>
@@ -3034,7 +3442,18 @@
                                 <w:sz w:val="22"/>
                                 <w:u w:val="double"/>
                               </w:rPr>
-                              <w:t>最初の</w:t>
+                              <w:t>の</w:t>
+                            </w:r>
+                            <w:r>
+                              <w:rPr>
+                                <w:rFonts w:hint="eastAsia"/>
+                                <w:b/>
+                                <w:bCs/>
+                                <w:color w:val="EE0000"/>
+                                <w:sz w:val="22"/>
+                                <w:u w:val="double"/>
+                              </w:rPr>
+                              <w:t>初</w:t>
                             </w:r>
                             <w:r>
                               <w:rPr>
@@ -3056,7 +3475,7 @@
                                 <w:sz w:val="22"/>
                                 <w:u w:val="double"/>
                               </w:rPr>
-                              <w:t>を</w:t>
+                              <w:t>で</w:t>
                             </w:r>
                             <w:r>
                               <w:rPr>
@@ -3067,7 +3486,7 @@
                                 <w:sz w:val="22"/>
                                 <w:u w:val="double"/>
                               </w:rPr>
-                              <w:t>したときには、必ず「CTRL</w:t>
+                              <w:t>は、必ず「CTRL</w:t>
                             </w:r>
                             <w:r>
                               <w:rPr>
@@ -3095,17 +3514,33 @@
                                 <w:rFonts w:hint="eastAsia"/>
                                 <w:b/>
                                 <w:bCs/>
-                                <w:color w:val="EE0000"/>
                                 <w:sz w:val="22"/>
                               </w:rPr>
-                              <w:t>この操作は、システム変更を各クライアントに反映</w:t>
+                              <w:t>この操作は、</w:t>
                             </w:r>
                             <w:r>
                               <w:rPr>
                                 <w:rFonts w:hint="eastAsia"/>
                                 <w:b/>
                                 <w:bCs/>
-                                <w:color w:val="EE0000"/>
+                                <w:sz w:val="22"/>
+                              </w:rPr>
+                              <w:t>サーバーの設定</w:t>
+                            </w:r>
+                            <w:r>
+                              <w:rPr>
+                                <w:rFonts w:hint="eastAsia"/>
+                                <w:b/>
+                                <w:bCs/>
+                                <w:sz w:val="22"/>
+                              </w:rPr>
+                              <w:t>変更を各クライアントに反映</w:t>
+                            </w:r>
+                            <w:r>
+                              <w:rPr>
+                                <w:rFonts w:hint="eastAsia"/>
+                                <w:b/>
+                                <w:bCs/>
                                 <w:sz w:val="22"/>
                               </w:rPr>
                               <w:t>する</w:t>
@@ -3115,7 +3550,6 @@
                                 <w:rFonts w:hint="eastAsia"/>
                                 <w:b/>
                                 <w:bCs/>
-                                <w:color w:val="EE0000"/>
                                 <w:sz w:val="22"/>
                               </w:rPr>
                               <w:t>ために必要で</w:t>
@@ -3125,7 +3559,6 @@
                                 <w:rFonts w:hint="eastAsia"/>
                                 <w:b/>
                                 <w:bCs/>
-                                <w:color w:val="EE0000"/>
                                 <w:sz w:val="22"/>
                               </w:rPr>
                               <w:t>すが</w:t>
@@ -3135,7 +3568,6 @@
                                 <w:rFonts w:hint="eastAsia"/>
                                 <w:b/>
                                 <w:bCs/>
-                                <w:color w:val="EE0000"/>
                                 <w:sz w:val="22"/>
                               </w:rPr>
                               <w:t>、1回だけ行えばあとは不要です。</w:t>
@@ -3153,14 +3585,14 @@
                   <wp14:pctWidth>0</wp14:pctWidth>
                 </wp14:sizeRelH>
                 <wp14:sizeRelV relativeFrom="margin">
-                  <wp14:pctHeight>20000</wp14:pctHeight>
+                  <wp14:pctHeight>0</wp14:pctHeight>
                 </wp14:sizeRelV>
               </wp:anchor>
             </w:drawing>
           </mc:Choice>
           <mc:Fallback>
             <w:pict>
-              <v:shape w14:anchorId="6F424ED1" id="_x0000_s1047" type="#_x0000_t202" style="position:absolute;left:0;text-align:left;margin-left:9.3pt;margin-top:87.2pt;width:473pt;height:110.6pt;z-index:251723776;visibility:visible;mso-wrap-style:square;mso-width-percent:0;mso-height-percent:200;mso-wrap-distance-left:9pt;mso-wrap-distance-top:3.6pt;mso-wrap-distance-right:9pt;mso-wrap-distance-bottom:3.6pt;mso-position-horizontal:absolute;mso-position-horizontal-relative:text;mso-position-vertical:absolute;mso-position-vertical-relative:text;mso-width-percent:0;mso-height-percent:200;mso-width-relative:margin;mso-height-relative:margin;v-text-anchor:top" o:gfxdata="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" fillcolor="#fbe4d5 [661]">
+              <v:shape w14:anchorId="6F424ED1" id="_x0000_s1048" type="#_x0000_t202" style="position:absolute;left:0;text-align:left;margin-left:13.3pt;margin-top:8.95pt;width:472.95pt;height:43.9pt;z-index:251723776;visibility:visible;mso-wrap-style:square;mso-width-percent:0;mso-height-percent:0;mso-wrap-distance-left:9pt;mso-wrap-distance-top:3.6pt;mso-wrap-distance-right:9pt;mso-wrap-distance-bottom:3.6pt;mso-position-horizontal:absolute;mso-position-horizontal-relative:text;mso-position-vertical:absolute;mso-position-vertical-relative:text;mso-width-percent:0;mso-height-percent:0;mso-width-relative:margin;mso-height-relative:margin;v-text-anchor:top" o:gfxdata="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" fillcolor="#fbe4d5 [661]">
                 <v:shadow on="t" color="black" opacity="26214f" origin="-.5,-.5" offset=".74836mm,.74836mm"/>
                 <v:textbox style="mso-fit-shape-to-text:t">
                   <w:txbxContent>
@@ -3182,7 +3614,6 @@
                           <w:rFonts w:hint="eastAsia"/>
                           <w:b/>
                           <w:bCs/>
-                          <w:color w:val="EE0000"/>
                           <w:sz w:val="22"/>
                         </w:rPr>
                         <w:t>「変更して再起動」を押して</w:t>
@@ -3192,7 +3623,6 @@
                           <w:rFonts w:hint="eastAsia"/>
                           <w:b/>
                           <w:bCs/>
-                          <w:color w:val="EE0000"/>
                           <w:sz w:val="22"/>
                         </w:rPr>
                         <w:t>起動したあと</w:t>
@@ -3202,7 +3632,6 @@
                           <w:rFonts w:hint="eastAsia"/>
                           <w:b/>
                           <w:bCs/>
-                          <w:color w:val="EE0000"/>
                           <w:sz w:val="22"/>
                         </w:rPr>
                         <w:t>、</w:t>
@@ -3227,7 +3656,18 @@
                           <w:sz w:val="22"/>
                           <w:u w:val="double"/>
                         </w:rPr>
-                        <w:t>最初の</w:t>
+                        <w:t>の</w:t>
+                      </w:r>
+                      <w:r>
+                        <w:rPr>
+                          <w:rFonts w:hint="eastAsia"/>
+                          <w:b/>
+                          <w:bCs/>
+                          <w:color w:val="EE0000"/>
+                          <w:sz w:val="22"/>
+                          <w:u w:val="double"/>
+                        </w:rPr>
+                        <w:t>初</w:t>
                       </w:r>
                       <w:r>
                         <w:rPr>
@@ -3249,7 +3689,7 @@
                           <w:sz w:val="22"/>
                           <w:u w:val="double"/>
                         </w:rPr>
-                        <w:t>を</w:t>
+                        <w:t>で</w:t>
                       </w:r>
                       <w:r>
                         <w:rPr>
@@ -3260,7 +3700,7 @@
                           <w:sz w:val="22"/>
                           <w:u w:val="double"/>
                         </w:rPr>
-                        <w:t>したときには、必ず「CTRL</w:t>
+                        <w:t>は、必ず「CTRL</w:t>
                       </w:r>
                       <w:r>
                         <w:rPr>
@@ -3288,17 +3728,33 @@
                           <w:rFonts w:hint="eastAsia"/>
                           <w:b/>
                           <w:bCs/>
-                          <w:color w:val="EE0000"/>
                           <w:sz w:val="22"/>
                         </w:rPr>
-                        <w:t>この操作は、システム変更を各クライアントに反映</w:t>
+                        <w:t>この操作は、</w:t>
                       </w:r>
                       <w:r>
                         <w:rPr>
                           <w:rFonts w:hint="eastAsia"/>
                           <w:b/>
                           <w:bCs/>
-                          <w:color w:val="EE0000"/>
+                          <w:sz w:val="22"/>
+                        </w:rPr>
+                        <w:t>サーバーの設定</w:t>
+                      </w:r>
+                      <w:r>
+                        <w:rPr>
+                          <w:rFonts w:hint="eastAsia"/>
+                          <w:b/>
+                          <w:bCs/>
+                          <w:sz w:val="22"/>
+                        </w:rPr>
+                        <w:t>変更を各クライアントに反映</w:t>
+                      </w:r>
+                      <w:r>
+                        <w:rPr>
+                          <w:rFonts w:hint="eastAsia"/>
+                          <w:b/>
+                          <w:bCs/>
                           <w:sz w:val="22"/>
                         </w:rPr>
                         <w:t>する</w:t>
@@ -3308,7 +3764,6 @@
                           <w:rFonts w:hint="eastAsia"/>
                           <w:b/>
                           <w:bCs/>
-                          <w:color w:val="EE0000"/>
                           <w:sz w:val="22"/>
                         </w:rPr>
                         <w:t>ために必要で</w:t>
@@ -3318,7 +3773,6 @@
                           <w:rFonts w:hint="eastAsia"/>
                           <w:b/>
                           <w:bCs/>
-                          <w:color w:val="EE0000"/>
                           <w:sz w:val="22"/>
                         </w:rPr>
                         <w:t>すが</w:t>
@@ -3328,7 +3782,6 @@
                           <w:rFonts w:hint="eastAsia"/>
                           <w:b/>
                           <w:bCs/>
-                          <w:color w:val="EE0000"/>
                           <w:sz w:val="22"/>
                         </w:rPr>
                         <w:t>、1回だけ行えばあとは不要です。</w:t>
@@ -3336,11 +3789,15 @@
                     </w:p>
                   </w:txbxContent>
                 </v:textbox>
-                <w10:wrap type="square"/>
               </v:shape>
             </w:pict>
           </mc:Fallback>
         </mc:AlternateContent>
+      </w:r>
+    </w:p>
+    <w:p>
+      <w:r>
+        <w:br w:type="page"/>
       </w:r>
     </w:p>
     <w:p/>
@@ -3415,20 +3872,10 @@
             <w:r>
               <w:rPr>
                 <w:rFonts w:hint="eastAsia"/>
-                <w:b w:val="0"/>
-                <w:bCs w:val="0"/>
-                <w:sz w:val="16"/>
-                <w:szCs w:val="16"/>
-              </w:rPr>
-              <w:t>シ</w:t>
-            </w:r>
-            <w:r>
-              <w:rPr>
-                <w:rFonts w:hint="eastAsia"/>
-                <w:sz w:val="16"/>
-                <w:szCs w:val="16"/>
-              </w:rPr>
-              <w:t>ステム情報・APIタブ</w:t>
+                <w:sz w:val="16"/>
+                <w:szCs w:val="16"/>
+              </w:rPr>
+              <w:t>システム情報・APIタブ</w:t>
             </w:r>
           </w:p>
         </w:tc>
@@ -3836,9 +4283,9 @@
           <w:p>
             <w:pPr>
               <w:pStyle w:val="a7"/>
-              <w:spacing w:line="240" w:lineRule="exact"/>
               <w:ind w:leftChars="0" w:left="0"/>
               <w:rPr>
+                <w:rFonts w:hint="eastAsia"/>
                 <w:sz w:val="16"/>
                 <w:szCs w:val="16"/>
               </w:rPr>
@@ -3849,7 +4296,7 @@
                 <w:sz w:val="16"/>
                 <w:szCs w:val="16"/>
               </w:rPr>
-              <w:t>UPLOAD_CHUNK_SIZE</w:t>
+              <w:t>AuthText</w:t>
             </w:r>
           </w:p>
         </w:tc>
@@ -3864,18 +4311,11 @@
               <w:jc w:val="center"/>
               <w:cnfStyle w:val="000000100000" w:firstRow="0" w:lastRow="0" w:firstColumn="0" w:lastColumn="0" w:oddVBand="0" w:evenVBand="0" w:oddHBand="1" w:evenHBand="0" w:firstRowFirstColumn="0" w:firstRowLastColumn="0" w:lastRowFirstColumn="0" w:lastRowLastColumn="0"/>
               <w:rPr>
+                <w:rFonts w:hint="eastAsia"/>
                 <w:sz w:val="16"/>
                 <w:szCs w:val="16"/>
               </w:rPr>
             </w:pPr>
-            <w:r>
-              <w:rPr>
-                <w:rFonts w:hint="eastAsia"/>
-                <w:sz w:val="16"/>
-                <w:szCs w:val="16"/>
-              </w:rPr>
-              <w:t>〇</w:t>
-            </w:r>
           </w:p>
         </w:tc>
         <w:tc>
@@ -3885,10 +4325,10 @@
           <w:p>
             <w:pPr>
               <w:pStyle w:val="a7"/>
-              <w:spacing w:line="240" w:lineRule="exact"/>
               <w:ind w:leftChars="0" w:left="0"/>
               <w:cnfStyle w:val="000000100000" w:firstRow="0" w:lastRow="0" w:firstColumn="0" w:lastColumn="0" w:oddVBand="0" w:evenVBand="0" w:oddHBand="1" w:evenHBand="0" w:firstRowFirstColumn="0" w:firstRowLastColumn="0" w:lastRowFirstColumn="0" w:lastRowLastColumn="0"/>
               <w:rPr>
+                <w:rFonts w:hint="eastAsia"/>
                 <w:sz w:val="16"/>
                 <w:szCs w:val="16"/>
               </w:rPr>
@@ -3899,7 +4339,31 @@
                 <w:sz w:val="16"/>
                 <w:szCs w:val="16"/>
               </w:rPr>
-              <w:t>TeCA―APIでアップロード系APIを使用するときに影響するパラメータで、大きなファイルをアップロードするときにファイルを分割するサイズです。</w:t>
+              <w:t>「</w:t>
+            </w:r>
+            <w:r>
+              <w:rPr>
+                <w:rFonts w:hint="eastAsia"/>
+                <w:sz w:val="16"/>
+                <w:szCs w:val="16"/>
+              </w:rPr>
+              <w:t>図脳TeCA-AP</w:t>
+            </w:r>
+            <w:r>
+              <w:rPr>
+                <w:rFonts w:hint="eastAsia"/>
+                <w:sz w:val="16"/>
+                <w:szCs w:val="16"/>
+              </w:rPr>
+              <w:t>I」でのプログラミングに使用する</w:t>
+            </w:r>
+            <w:r>
+              <w:rPr>
+                <w:rFonts w:hint="eastAsia"/>
+                <w:sz w:val="16"/>
+                <w:szCs w:val="16"/>
+              </w:rPr>
+              <w:t>AuthText文字列です</w:t>
             </w:r>
           </w:p>
         </w:tc>
@@ -3929,7 +4393,7 @@
                 <w:sz w:val="16"/>
                 <w:szCs w:val="16"/>
               </w:rPr>
-              <w:t>パスワードの強制変更</w:t>
+              <w:t>UPLOAD_CHUNK_SIZE</w:t>
             </w:r>
           </w:p>
         </w:tc>
@@ -3979,7 +4443,160 @@
                 <w:sz w:val="16"/>
                 <w:szCs w:val="16"/>
               </w:rPr>
-              <w:t>設定したTeCAアカウントの有効期限とパスワードを変更することができます。</w:t>
+              <w:t>「図脳</w:t>
+            </w:r>
+            <w:r>
+              <w:rPr>
+                <w:rFonts w:hint="eastAsia"/>
+                <w:sz w:val="16"/>
+                <w:szCs w:val="16"/>
+              </w:rPr>
+              <w:t>TeCA</w:t>
+            </w:r>
+            <w:r>
+              <w:rPr>
+                <w:rFonts w:hint="eastAsia"/>
+                <w:sz w:val="16"/>
+                <w:szCs w:val="16"/>
+              </w:rPr>
+              <w:t>-</w:t>
+            </w:r>
+            <w:r>
+              <w:rPr>
+                <w:rFonts w:hint="eastAsia"/>
+                <w:sz w:val="16"/>
+                <w:szCs w:val="16"/>
+              </w:rPr>
+              <w:t>API</w:t>
+            </w:r>
+            <w:r>
+              <w:rPr>
+                <w:rFonts w:hint="eastAsia"/>
+                <w:sz w:val="16"/>
+                <w:szCs w:val="16"/>
+              </w:rPr>
+              <w:t>」</w:t>
+            </w:r>
+            <w:r>
+              <w:rPr>
+                <w:rFonts w:hint="eastAsia"/>
+                <w:sz w:val="16"/>
+                <w:szCs w:val="16"/>
+              </w:rPr>
+              <w:t>でアップロード系APIを使用するときに影響するパラメータで、大きなファイルをアップロードするときにファイルを分割するサイズです。</w:t>
+            </w:r>
+          </w:p>
+        </w:tc>
+      </w:tr>
+      <w:tr>
+        <w:trPr>
+          <w:cnfStyle w:val="000000100000" w:firstRow="0" w:lastRow="0" w:firstColumn="0" w:lastColumn="0" w:oddVBand="0" w:evenVBand="0" w:oddHBand="1" w:evenHBand="0" w:firstRowFirstColumn="0" w:firstRowLastColumn="0" w:lastRowFirstColumn="0" w:lastRowLastColumn="0"/>
+          <w:jc w:val="right"/>
+        </w:trPr>
+        <w:tc>
+          <w:tcPr>
+            <w:cnfStyle w:val="001000000000" w:firstRow="0" w:lastRow="0" w:firstColumn="1" w:lastColumn="0" w:oddVBand="0" w:evenVBand="0" w:oddHBand="0" w:evenHBand="0" w:firstRowFirstColumn="0" w:firstRowLastColumn="0" w:lastRowFirstColumn="0" w:lastRowLastColumn="0"/>
+            <w:tcW w:w="2148" w:type="dxa"/>
+          </w:tcPr>
+          <w:p>
+            <w:pPr>
+              <w:pStyle w:val="a7"/>
+              <w:spacing w:line="240" w:lineRule="exact"/>
+              <w:ind w:leftChars="0" w:left="0"/>
+              <w:rPr>
+                <w:sz w:val="16"/>
+                <w:szCs w:val="16"/>
+              </w:rPr>
+            </w:pPr>
+            <w:r>
+              <w:rPr>
+                <w:rFonts w:hint="eastAsia"/>
+                <w:sz w:val="16"/>
+                <w:szCs w:val="16"/>
+              </w:rPr>
+              <w:t>パスワードの強制変更</w:t>
+            </w:r>
+          </w:p>
+        </w:tc>
+        <w:tc>
+          <w:tcPr>
+            <w:tcW w:w="541" w:type="dxa"/>
+          </w:tcPr>
+          <w:p>
+            <w:pPr>
+              <w:pStyle w:val="a7"/>
+              <w:ind w:leftChars="0" w:left="0"/>
+              <w:jc w:val="center"/>
+              <w:cnfStyle w:val="000000100000" w:firstRow="0" w:lastRow="0" w:firstColumn="0" w:lastColumn="0" w:oddVBand="0" w:evenVBand="0" w:oddHBand="1" w:evenHBand="0" w:firstRowFirstColumn="0" w:firstRowLastColumn="0" w:lastRowFirstColumn="0" w:lastRowLastColumn="0"/>
+              <w:rPr>
+                <w:sz w:val="16"/>
+                <w:szCs w:val="16"/>
+              </w:rPr>
+            </w:pPr>
+            <w:r>
+              <w:rPr>
+                <w:rFonts w:hint="eastAsia"/>
+                <w:sz w:val="16"/>
+                <w:szCs w:val="16"/>
+              </w:rPr>
+              <w:t>〇</w:t>
+            </w:r>
+          </w:p>
+        </w:tc>
+        <w:tc>
+          <w:tcPr>
+            <w:tcW w:w="6105" w:type="dxa"/>
+          </w:tcPr>
+          <w:p>
+            <w:pPr>
+              <w:pStyle w:val="a7"/>
+              <w:spacing w:line="240" w:lineRule="exact"/>
+              <w:ind w:leftChars="0" w:left="0"/>
+              <w:cnfStyle w:val="000000100000" w:firstRow="0" w:lastRow="0" w:firstColumn="0" w:lastColumn="0" w:oddVBand="0" w:evenVBand="0" w:oddHBand="1" w:evenHBand="0" w:firstRowFirstColumn="0" w:firstRowLastColumn="0" w:lastRowFirstColumn="0" w:lastRowLastColumn="0"/>
+              <w:rPr>
+                <w:sz w:val="16"/>
+                <w:szCs w:val="16"/>
+              </w:rPr>
+            </w:pPr>
+            <w:r>
+              <w:rPr>
+                <w:rFonts w:hint="eastAsia"/>
+                <w:sz w:val="16"/>
+                <w:szCs w:val="16"/>
+              </w:rPr>
+              <w:t>TeCA</w:t>
+            </w:r>
+            <w:r>
+              <w:rPr>
+                <w:rFonts w:hint="eastAsia"/>
+                <w:sz w:val="16"/>
+                <w:szCs w:val="16"/>
+              </w:rPr>
+              <w:t>用のログイン</w:t>
+            </w:r>
+            <w:r>
+              <w:rPr>
+                <w:rFonts w:hint="eastAsia"/>
+                <w:sz w:val="16"/>
+                <w:szCs w:val="16"/>
+              </w:rPr>
+              <w:t>アカウント</w:t>
+            </w:r>
+            <w:r>
+              <w:rPr>
+                <w:rFonts w:hint="eastAsia"/>
+                <w:sz w:val="16"/>
+                <w:szCs w:val="16"/>
+              </w:rPr>
+              <w:t>について</w:t>
+            </w:r>
+            <w:r>
+              <w:rPr>
+                <w:rFonts w:hint="eastAsia"/>
+                <w:sz w:val="16"/>
+                <w:szCs w:val="16"/>
+              </w:rPr>
+              <w:t>有効期限とパスワードを変更することができます。</w:t>
             </w:r>
           </w:p>
         </w:tc>
@@ -4497,7 +5114,39 @@
                 <w:sz w:val="16"/>
                 <w:szCs w:val="16"/>
               </w:rPr>
-              <w:t>CADエンジンによる変換を行います。</w:t>
+              <w:t>CADエンジンによる</w:t>
+            </w:r>
+            <w:r>
+              <w:rPr>
+                <w:rFonts w:hint="eastAsia"/>
+                <w:sz w:val="16"/>
+                <w:szCs w:val="16"/>
+              </w:rPr>
+              <w:t>PDF</w:t>
+            </w:r>
+            <w:r>
+              <w:rPr>
+                <w:rFonts w:hint="eastAsia"/>
+                <w:sz w:val="16"/>
+                <w:szCs w:val="16"/>
+              </w:rPr>
+              <w:t>変換</w:t>
+            </w:r>
+            <w:r>
+              <w:rPr>
+                <w:rFonts w:hint="eastAsia"/>
+                <w:sz w:val="16"/>
+                <w:szCs w:val="16"/>
+              </w:rPr>
+              <w:t>処理</w:t>
+            </w:r>
+            <w:r>
+              <w:rPr>
+                <w:rFonts w:hint="eastAsia"/>
+                <w:sz w:val="16"/>
+                <w:szCs w:val="16"/>
+              </w:rPr>
+              <w:t>を行います。</w:t>
             </w:r>
           </w:p>
         </w:tc>
@@ -4657,7 +5306,27 @@
                 <w:sz w:val="16"/>
                 <w:szCs w:val="16"/>
               </w:rPr>
-              <w:t>メイン画面のログ機能ではなく、フォトロンが使用するシステム内部ログの出力モードです。（出力先：C:¥teca¥log）</w:t>
+              <w:t>メイン画面のログ機能ではなく、システム内部ログの出力モードです。</w:t>
+            </w:r>
+          </w:p>
+          <w:p>
+            <w:pPr>
+              <w:pStyle w:val="a7"/>
+              <w:spacing w:line="240" w:lineRule="exact"/>
+              <w:ind w:leftChars="0" w:left="29" w:hangingChars="18" w:hanging="29"/>
+              <w:cnfStyle w:val="000000100000" w:firstRow="0" w:lastRow="0" w:firstColumn="0" w:lastColumn="0" w:oddVBand="0" w:evenVBand="0" w:oddHBand="1" w:evenHBand="0" w:firstRowFirstColumn="0" w:firstRowLastColumn="0" w:lastRowFirstColumn="0" w:lastRowLastColumn="0"/>
+              <w:rPr>
+                <w:sz w:val="16"/>
+                <w:szCs w:val="16"/>
+              </w:rPr>
+            </w:pPr>
+            <w:r>
+              <w:rPr>
+                <w:rFonts w:hint="eastAsia"/>
+                <w:sz w:val="16"/>
+                <w:szCs w:val="16"/>
+              </w:rPr>
+              <w:t>（出力先：C:¥teca¥log）</w:t>
             </w:r>
           </w:p>
           <w:p>
@@ -4856,7 +5525,71 @@
                 <w:sz w:val="16"/>
                 <w:szCs w:val="16"/>
               </w:rPr>
-              <w:t>DWGファイルのPDF化に際して、レイアウト空間の取り扱いなどを変更します。</w:t>
+              <w:t>TeCA内で自動生成されるPDF</w:t>
+            </w:r>
+            <w:r>
+              <w:rPr>
+                <w:rFonts w:hint="eastAsia"/>
+                <w:sz w:val="16"/>
+                <w:szCs w:val="16"/>
+              </w:rPr>
+              <w:t>のうち、</w:t>
+            </w:r>
+            <w:r>
+              <w:rPr>
+                <w:rFonts w:hint="eastAsia"/>
+                <w:sz w:val="16"/>
+                <w:szCs w:val="16"/>
+              </w:rPr>
+              <w:t>DWGファイル</w:t>
+            </w:r>
+            <w:r>
+              <w:rPr>
+                <w:rFonts w:hint="eastAsia"/>
+                <w:sz w:val="16"/>
+                <w:szCs w:val="16"/>
+              </w:rPr>
+              <w:t>については</w:t>
+            </w:r>
+            <w:r>
+              <w:rPr>
+                <w:rFonts w:hint="eastAsia"/>
+                <w:sz w:val="16"/>
+                <w:szCs w:val="16"/>
+              </w:rPr>
+              <w:t>、レイアウト空間の取り扱いなど</w:t>
+            </w:r>
+            <w:r>
+              <w:rPr>
+                <w:rFonts w:hint="eastAsia"/>
+                <w:sz w:val="16"/>
+                <w:szCs w:val="16"/>
+              </w:rPr>
+              <w:t>の詳細設定を</w:t>
+            </w:r>
+            <w:r>
+              <w:rPr>
+                <w:rFonts w:hint="eastAsia"/>
+                <w:sz w:val="16"/>
+                <w:szCs w:val="16"/>
+              </w:rPr>
+              <w:t>変更</w:t>
+            </w:r>
+            <w:r>
+              <w:rPr>
+                <w:rFonts w:hint="eastAsia"/>
+                <w:sz w:val="16"/>
+                <w:szCs w:val="16"/>
+              </w:rPr>
+              <w:t>することができます</w:t>
+            </w:r>
+            <w:r>
+              <w:rPr>
+                <w:rFonts w:hint="eastAsia"/>
+                <w:sz w:val="16"/>
+                <w:szCs w:val="16"/>
+              </w:rPr>
+              <w:t>。</w:t>
             </w:r>
           </w:p>
           <w:p>
@@ -4883,11 +5616,11 @@
             <w:pPr>
               <w:pStyle w:val="a7"/>
               <w:numPr>
-                <w:ilvl w:val="1"/>
-                <w:numId w:val="1"/>
+                <w:ilvl w:val="0"/>
+                <w:numId w:val="26"/>
               </w:numPr>
               <w:spacing w:line="240" w:lineRule="exact"/>
-              <w:ind w:leftChars="0"/>
+              <w:ind w:leftChars="0" w:left="461" w:hanging="284"/>
               <w:cnfStyle w:val="000000100000" w:firstRow="0" w:lastRow="0" w:firstColumn="0" w:lastColumn="0" w:oddVBand="0" w:evenVBand="0" w:oddHBand="1" w:evenHBand="0" w:firstRowFirstColumn="0" w:firstRowLastColumn="0" w:lastRowFirstColumn="0" w:lastRowLastColumn="0"/>
               <w:rPr>
                 <w:sz w:val="14"/>
@@ -4908,7 +5641,7 @@
                 <w:sz w:val="14"/>
                 <w:szCs w:val="14"/>
               </w:rPr>
-              <w:t>して</w:t>
+              <w:t>すと</w:t>
             </w:r>
             <w:r>
               <w:rPr>
@@ -4924,7 +5657,7 @@
                 <w:sz w:val="14"/>
                 <w:szCs w:val="14"/>
               </w:rPr>
-              <w:t>を</w:t>
+              <w:t>が</w:t>
             </w:r>
             <w:r>
               <w:rPr>
@@ -4940,7 +5673,7 @@
                 <w:sz w:val="14"/>
                 <w:szCs w:val="14"/>
               </w:rPr>
-              <w:t>（名称：DWGファイルの変換設定.cfg）</w:t>
+              <w:t>で取り出</w:t>
             </w:r>
             <w:r>
               <w:rPr>
@@ -4948,15 +5681,38 @@
                 <w:sz w:val="14"/>
                 <w:szCs w:val="14"/>
               </w:rPr>
-              <w:t>で取り出</w:t>
-            </w:r>
-            <w:r>
-              <w:rPr>
-                <w:rFonts w:hint="eastAsia"/>
+              <w:t>せます</w:t>
+            </w:r>
+            <w:r>
+              <w:rPr>
                 <w:sz w:val="14"/>
                 <w:szCs w:val="14"/>
               </w:rPr>
-              <w:t>します</w:t>
+              <w:br/>
+            </w:r>
+            <w:r>
+              <w:rPr>
+                <w:rFonts w:hint="eastAsia"/>
+                <w:sz w:val="14"/>
+                <w:szCs w:val="14"/>
+              </w:rPr>
+              <w:t>（</w:t>
+            </w:r>
+            <w:r>
+              <w:rPr>
+                <w:rFonts w:hint="eastAsia"/>
+                <w:sz w:val="14"/>
+                <w:szCs w:val="14"/>
+              </w:rPr>
+              <w:t>ファイル</w:t>
+            </w:r>
+            <w:r>
+              <w:rPr>
+                <w:rFonts w:hint="eastAsia"/>
+                <w:sz w:val="14"/>
+                <w:szCs w:val="14"/>
+              </w:rPr>
+              <w:t>名称：DWGファイルの変換設定.cfg）</w:t>
             </w:r>
             <w:r>
               <w:rPr>
@@ -4971,11 +5727,11 @@
             <w:pPr>
               <w:pStyle w:val="a7"/>
               <w:numPr>
-                <w:ilvl w:val="1"/>
-                <w:numId w:val="1"/>
+                <w:ilvl w:val="0"/>
+                <w:numId w:val="26"/>
               </w:numPr>
               <w:spacing w:line="240" w:lineRule="exact"/>
-              <w:ind w:leftChars="0"/>
+              <w:ind w:leftChars="0" w:left="461" w:hanging="284"/>
               <w:cnfStyle w:val="000000100000" w:firstRow="0" w:lastRow="0" w:firstColumn="0" w:lastColumn="0" w:oddVBand="0" w:evenVBand="0" w:oddHBand="1" w:evenHBand="0" w:firstRowFirstColumn="0" w:firstRowLastColumn="0" w:lastRowFirstColumn="0" w:lastRowLastColumn="0"/>
               <w:rPr>
                 <w:sz w:val="14"/>
@@ -5004,18 +5760,114 @@
                 <w:sz w:val="14"/>
                 <w:szCs w:val="14"/>
               </w:rPr>
-              <w:t>」をテキストエディタで修正します。</w:t>
+              <w:t>」をテキストエディタで修正し</w:t>
+            </w:r>
+            <w:r>
+              <w:rPr>
+                <w:rFonts w:hint="eastAsia"/>
+                <w:sz w:val="14"/>
+                <w:szCs w:val="14"/>
+              </w:rPr>
+              <w:t>てください</w:t>
+            </w:r>
+            <w:r>
+              <w:rPr>
+                <w:rFonts w:hint="eastAsia"/>
+                <w:sz w:val="14"/>
+                <w:szCs w:val="14"/>
+              </w:rPr>
+              <w:t>。</w:t>
             </w:r>
           </w:p>
           <w:p>
             <w:pPr>
               <w:pStyle w:val="a7"/>
               <w:numPr>
-                <w:ilvl w:val="1"/>
+                <w:ilvl w:val="0"/>
+                <w:numId w:val="26"/>
+              </w:numPr>
+              <w:spacing w:line="240" w:lineRule="exact"/>
+              <w:ind w:leftChars="0" w:left="461" w:hanging="284"/>
+              <w:cnfStyle w:val="000000100000" w:firstRow="0" w:lastRow="0" w:firstColumn="0" w:lastColumn="0" w:oddVBand="0" w:evenVBand="0" w:oddHBand="1" w:evenHBand="0" w:firstRowFirstColumn="0" w:firstRowLastColumn="0" w:lastRowFirstColumn="0" w:lastRowLastColumn="0"/>
+              <w:rPr>
+                <w:sz w:val="16"/>
+                <w:szCs w:val="16"/>
+              </w:rPr>
+            </w:pPr>
+            <w:r>
+              <w:rPr>
+                <w:rFonts w:hint="eastAsia"/>
+                <w:sz w:val="14"/>
+                <w:szCs w:val="14"/>
+              </w:rPr>
+              <w:t>修正した設定ファイルは、「ここが空白なら（以下略）」のボックスにドラッグ</w:t>
+            </w:r>
+            <w:r>
+              <w:rPr>
+                <w:rFonts w:hint="eastAsia"/>
+                <w:sz w:val="14"/>
+                <w:szCs w:val="14"/>
+              </w:rPr>
+              <w:t>して下さい。</w:t>
+            </w:r>
+            <w:r>
+              <w:rPr>
+                <w:rFonts w:hint="eastAsia"/>
+                <w:sz w:val="14"/>
+                <w:szCs w:val="14"/>
+              </w:rPr>
+              <w:t>隣のボタン</w:t>
+            </w:r>
+            <w:r>
+              <w:rPr>
+                <w:rFonts w:hint="eastAsia"/>
+                <w:sz w:val="14"/>
+                <w:szCs w:val="14"/>
+              </w:rPr>
+              <w:t>の表示が</w:t>
+            </w:r>
+            <w:r>
+              <w:rPr>
+                <w:rFonts w:hint="eastAsia"/>
+                <w:sz w:val="14"/>
+                <w:szCs w:val="14"/>
+              </w:rPr>
+              <w:t>「更新」に変わったら押下し、</w:t>
+            </w:r>
+            <w:r>
+              <w:rPr>
+                <w:rFonts w:hint="eastAsia"/>
+                <w:sz w:val="14"/>
+                <w:szCs w:val="14"/>
+              </w:rPr>
+              <w:t>システムに</w:t>
+            </w:r>
+            <w:r>
+              <w:rPr>
+                <w:rFonts w:hint="eastAsia"/>
+                <w:sz w:val="14"/>
+                <w:szCs w:val="14"/>
+              </w:rPr>
+              <w:t>反映（※）します</w:t>
+            </w:r>
+            <w:r>
+              <w:rPr>
+                <w:rFonts w:hint="eastAsia"/>
+                <w:sz w:val="14"/>
+                <w:szCs w:val="14"/>
+              </w:rPr>
+              <w:t>。</w:t>
+            </w:r>
+          </w:p>
+          <w:p>
+            <w:pPr>
+              <w:pStyle w:val="a7"/>
+              <w:numPr>
+                <w:ilvl w:val="2"/>
                 <w:numId w:val="1"/>
               </w:numPr>
               <w:spacing w:line="240" w:lineRule="exact"/>
-              <w:ind w:leftChars="0"/>
+              <w:ind w:leftChars="0" w:left="886"/>
               <w:cnfStyle w:val="000000100000" w:firstRow="0" w:lastRow="0" w:firstColumn="0" w:lastColumn="0" w:oddVBand="0" w:evenVBand="0" w:oddHBand="1" w:evenHBand="0" w:firstRowFirstColumn="0" w:firstRowLastColumn="0" w:lastRowFirstColumn="0" w:lastRowLastColumn="0"/>
               <w:rPr>
                 <w:sz w:val="16"/>
@@ -5028,7 +5880,23 @@
                 <w:sz w:val="14"/>
                 <w:szCs w:val="14"/>
               </w:rPr>
-              <w:t>修正した設定ファイルは、「ここが空白なら（以下略）」のボックスにドラッグし、「実行モード」を「変更して再起動」にセットして実行します。</w:t>
+              <w:t>「変更して再起動」</w:t>
+            </w:r>
+            <w:r>
+              <w:rPr>
+                <w:rFonts w:hint="eastAsia"/>
+                <w:sz w:val="14"/>
+                <w:szCs w:val="14"/>
+              </w:rPr>
+              <w:t>の実行を行わなくても、この時点で設定変更が完了します</w:t>
+            </w:r>
+            <w:r>
+              <w:rPr>
+                <w:rFonts w:hint="eastAsia"/>
+                <w:sz w:val="14"/>
+                <w:szCs w:val="14"/>
+              </w:rPr>
+              <w:t>。</w:t>
             </w:r>
           </w:p>
         </w:tc>
@@ -5073,6 +5941,1118 @@
     <w:p/>
     <w:p/>
     <w:p/>
+    <w:p>
+      <w:r>
+        <w:br w:type="page"/>
+      </w:r>
+    </w:p>
+    <w:p/>
+    <w:tbl>
+      <w:tblPr>
+        <w:tblStyle w:val="3"/>
+        <w:tblpPr w:leftFromText="142" w:rightFromText="142" w:vertAnchor="text" w:horzAnchor="margin" w:tblpXSpec="right" w:tblpY="77"/>
+        <w:tblW w:w="8794" w:type="dxa"/>
+        <w:jc w:val="right"/>
+        <w:tblLook w:val="04A0" w:firstRow="1" w:lastRow="0" w:firstColumn="1" w:lastColumn="0" w:noHBand="0" w:noVBand="1"/>
+      </w:tblPr>
+      <w:tblGrid>
+        <w:gridCol w:w="2122"/>
+        <w:gridCol w:w="567"/>
+        <w:gridCol w:w="6105"/>
+      </w:tblGrid>
+      <w:tr>
+        <w:trPr>
+          <w:cnfStyle w:val="100000000000" w:firstRow="1" w:lastRow="0" w:firstColumn="0" w:lastColumn="0" w:oddVBand="0" w:evenVBand="0" w:oddHBand="0" w:evenHBand="0" w:firstRowFirstColumn="0" w:firstRowLastColumn="0" w:lastRowFirstColumn="0" w:lastRowLastColumn="0"/>
+          <w:jc w:val="right"/>
+        </w:trPr>
+        <w:tc>
+          <w:tcPr>
+            <w:cnfStyle w:val="001000000100" w:firstRow="0" w:lastRow="0" w:firstColumn="1" w:lastColumn="0" w:oddVBand="0" w:evenVBand="0" w:oddHBand="0" w:evenHBand="0" w:firstRowFirstColumn="1" w:firstRowLastColumn="0" w:lastRowFirstColumn="0" w:lastRowLastColumn="0"/>
+            <w:tcW w:w="2122" w:type="dxa"/>
+            <w:vAlign w:val="center"/>
+          </w:tcPr>
+          <w:p>
+            <w:pPr>
+              <w:pStyle w:val="a7"/>
+              <w:spacing w:line="240" w:lineRule="exact"/>
+              <w:ind w:leftChars="0" w:left="0"/>
+              <w:jc w:val="center"/>
+              <w:rPr>
+                <w:sz w:val="16"/>
+                <w:szCs w:val="16"/>
+              </w:rPr>
+            </w:pPr>
+            <w:r>
+              <w:rPr>
+                <w:rFonts w:hint="eastAsia"/>
+                <w:sz w:val="16"/>
+                <w:szCs w:val="16"/>
+              </w:rPr>
+              <w:t>画面デザイン</w:t>
+            </w:r>
+            <w:r>
+              <w:rPr>
+                <w:rFonts w:hint="eastAsia"/>
+                <w:sz w:val="16"/>
+                <w:szCs w:val="16"/>
+              </w:rPr>
+              <w:t>タブ</w:t>
+            </w:r>
+          </w:p>
+        </w:tc>
+        <w:tc>
+          <w:tcPr>
+            <w:tcW w:w="567" w:type="dxa"/>
+            <w:vAlign w:val="center"/>
+          </w:tcPr>
+          <w:p>
+            <w:pPr>
+              <w:pStyle w:val="a7"/>
+              <w:ind w:leftChars="0" w:left="0"/>
+              <w:jc w:val="center"/>
+              <w:cnfStyle w:val="100000000000" w:firstRow="1" w:lastRow="0" w:firstColumn="0" w:lastColumn="0" w:oddVBand="0" w:evenVBand="0" w:oddHBand="0" w:evenHBand="0" w:firstRowFirstColumn="0" w:firstRowLastColumn="0" w:lastRowFirstColumn="0" w:lastRowLastColumn="0"/>
+              <w:rPr>
+                <w:sz w:val="16"/>
+                <w:szCs w:val="16"/>
+              </w:rPr>
+            </w:pPr>
+            <w:r>
+              <w:rPr>
+                <w:rFonts w:hint="eastAsia"/>
+                <w:sz w:val="16"/>
+                <w:szCs w:val="16"/>
+              </w:rPr>
+              <w:t>変更</w:t>
+            </w:r>
+          </w:p>
+        </w:tc>
+        <w:tc>
+          <w:tcPr>
+            <w:tcW w:w="6105" w:type="dxa"/>
+            <w:vAlign w:val="center"/>
+          </w:tcPr>
+          <w:p>
+            <w:pPr>
+              <w:pStyle w:val="a7"/>
+              <w:spacing w:line="240" w:lineRule="exact"/>
+              <w:ind w:leftChars="0" w:left="0"/>
+              <w:jc w:val="center"/>
+              <w:cnfStyle w:val="100000000000" w:firstRow="1" w:lastRow="0" w:firstColumn="0" w:lastColumn="0" w:oddVBand="0" w:evenVBand="0" w:oddHBand="0" w:evenHBand="0" w:firstRowFirstColumn="0" w:firstRowLastColumn="0" w:lastRowFirstColumn="0" w:lastRowLastColumn="0"/>
+              <w:rPr>
+                <w:sz w:val="16"/>
+                <w:szCs w:val="16"/>
+              </w:rPr>
+            </w:pPr>
+            <w:r>
+              <w:rPr>
+                <w:rFonts w:hint="eastAsia"/>
+                <w:sz w:val="16"/>
+                <w:szCs w:val="16"/>
+              </w:rPr>
+              <w:t>内容</w:t>
+            </w:r>
+          </w:p>
+        </w:tc>
+      </w:tr>
+      <w:tr>
+        <w:trPr>
+          <w:cnfStyle w:val="000000100000" w:firstRow="0" w:lastRow="0" w:firstColumn="0" w:lastColumn="0" w:oddVBand="0" w:evenVBand="0" w:oddHBand="1" w:evenHBand="0" w:firstRowFirstColumn="0" w:firstRowLastColumn="0" w:lastRowFirstColumn="0" w:lastRowLastColumn="0"/>
+          <w:jc w:val="right"/>
+        </w:trPr>
+        <w:tc>
+          <w:tcPr>
+            <w:cnfStyle w:val="001000000000" w:firstRow="0" w:lastRow="0" w:firstColumn="1" w:lastColumn="0" w:oddVBand="0" w:evenVBand="0" w:oddHBand="0" w:evenHBand="0" w:firstRowFirstColumn="0" w:firstRowLastColumn="0" w:lastRowFirstColumn="0" w:lastRowLastColumn="0"/>
+            <w:tcW w:w="2122" w:type="dxa"/>
+          </w:tcPr>
+          <w:p>
+            <w:pPr>
+              <w:pStyle w:val="a7"/>
+              <w:spacing w:line="240" w:lineRule="exact"/>
+              <w:ind w:leftChars="0" w:left="0"/>
+              <w:rPr>
+                <w:rFonts w:hint="eastAsia"/>
+                <w:sz w:val="16"/>
+                <w:szCs w:val="16"/>
+              </w:rPr>
+            </w:pPr>
+            <w:r>
+              <w:rPr>
+                <w:rFonts w:hint="eastAsia"/>
+                <w:sz w:val="16"/>
+                <w:szCs w:val="16"/>
+              </w:rPr>
+              <w:t>手のひらツールを最初から使用可能にする</w:t>
+            </w:r>
+          </w:p>
+        </w:tc>
+        <w:tc>
+          <w:tcPr>
+            <w:tcW w:w="567" w:type="dxa"/>
+          </w:tcPr>
+          <w:p>
+            <w:pPr>
+              <w:pStyle w:val="a7"/>
+              <w:ind w:leftChars="0" w:left="0"/>
+              <w:jc w:val="center"/>
+              <w:cnfStyle w:val="000000100000" w:firstRow="0" w:lastRow="0" w:firstColumn="0" w:lastColumn="0" w:oddVBand="0" w:evenVBand="0" w:oddHBand="1" w:evenHBand="0" w:firstRowFirstColumn="0" w:firstRowLastColumn="0" w:lastRowFirstColumn="0" w:lastRowLastColumn="0"/>
+              <w:rPr>
+                <w:sz w:val="16"/>
+                <w:szCs w:val="16"/>
+              </w:rPr>
+            </w:pPr>
+            <w:r>
+              <w:rPr>
+                <w:rFonts w:hint="eastAsia"/>
+                <w:sz w:val="16"/>
+                <w:szCs w:val="16"/>
+              </w:rPr>
+              <w:t>〇</w:t>
+            </w:r>
+          </w:p>
+        </w:tc>
+        <w:tc>
+          <w:tcPr>
+            <w:tcW w:w="6105" w:type="dxa"/>
+          </w:tcPr>
+          <w:p>
+            <w:pPr>
+              <w:pStyle w:val="a7"/>
+              <w:spacing w:line="240" w:lineRule="exact"/>
+              <w:ind w:leftChars="0" w:left="1" w:firstLineChars="1" w:firstLine="2"/>
+              <w:cnfStyle w:val="000000100000" w:firstRow="0" w:lastRow="0" w:firstColumn="0" w:lastColumn="0" w:oddVBand="0" w:evenVBand="0" w:oddHBand="1" w:evenHBand="0" w:firstRowFirstColumn="0" w:firstRowLastColumn="0" w:lastRowFirstColumn="0" w:lastRowLastColumn="0"/>
+              <w:rPr>
+                <w:b/>
+                <w:bCs/>
+                <w:sz w:val="14"/>
+                <w:szCs w:val="14"/>
+              </w:rPr>
+            </w:pPr>
+            <w:r>
+              <w:rPr>
+                <w:rFonts w:hint="eastAsia"/>
+                <w:sz w:val="16"/>
+                <w:szCs w:val="16"/>
+              </w:rPr>
+              <w:t>メイン画面右下のプレビューウィンドウで、手のひらツール（マウス左ボタンのドラッグ操作によるダイナミックな画面スクロール動作）をデフォルトで使用可能にするかどうかを設定します。</w:t>
+            </w:r>
+          </w:p>
+        </w:tc>
+      </w:tr>
+      <w:tr>
+        <w:trPr>
+          <w:jc w:val="right"/>
+        </w:trPr>
+        <w:tc>
+          <w:tcPr>
+            <w:cnfStyle w:val="001000000000" w:firstRow="0" w:lastRow="0" w:firstColumn="1" w:lastColumn="0" w:oddVBand="0" w:evenVBand="0" w:oddHBand="0" w:evenHBand="0" w:firstRowFirstColumn="0" w:firstRowLastColumn="0" w:lastRowFirstColumn="0" w:lastRowLastColumn="0"/>
+            <w:tcW w:w="2122" w:type="dxa"/>
+          </w:tcPr>
+          <w:p>
+            <w:pPr>
+              <w:pStyle w:val="a7"/>
+              <w:spacing w:line="240" w:lineRule="exact"/>
+              <w:ind w:leftChars="0" w:left="0"/>
+              <w:rPr>
+                <w:sz w:val="16"/>
+                <w:szCs w:val="16"/>
+              </w:rPr>
+            </w:pPr>
+            <w:r>
+              <w:rPr>
+                <w:rFonts w:hint="eastAsia"/>
+                <w:sz w:val="16"/>
+                <w:szCs w:val="16"/>
+              </w:rPr>
+              <w:t>表示拡大率</w:t>
+            </w:r>
+          </w:p>
+        </w:tc>
+        <w:tc>
+          <w:tcPr>
+            <w:tcW w:w="567" w:type="dxa"/>
+          </w:tcPr>
+          <w:p>
+            <w:pPr>
+              <w:pStyle w:val="a7"/>
+              <w:ind w:leftChars="0" w:left="0"/>
+              <w:jc w:val="center"/>
+              <w:cnfStyle w:val="000000000000" w:firstRow="0" w:lastRow="0" w:firstColumn="0" w:lastColumn="0" w:oddVBand="0" w:evenVBand="0" w:oddHBand="0" w:evenHBand="0" w:firstRowFirstColumn="0" w:firstRowLastColumn="0" w:lastRowFirstColumn="0" w:lastRowLastColumn="0"/>
+              <w:rPr>
+                <w:sz w:val="16"/>
+                <w:szCs w:val="16"/>
+              </w:rPr>
+            </w:pPr>
+            <w:r>
+              <w:rPr>
+                <w:rFonts w:hint="eastAsia"/>
+                <w:sz w:val="16"/>
+                <w:szCs w:val="16"/>
+              </w:rPr>
+              <w:t>〇</w:t>
+            </w:r>
+          </w:p>
+        </w:tc>
+        <w:tc>
+          <w:tcPr>
+            <w:tcW w:w="6105" w:type="dxa"/>
+          </w:tcPr>
+          <w:p>
+            <w:pPr>
+              <w:pStyle w:val="a7"/>
+              <w:spacing w:line="240" w:lineRule="exact"/>
+              <w:ind w:leftChars="0" w:left="0" w:hanging="1"/>
+              <w:cnfStyle w:val="000000000000" w:firstRow="0" w:lastRow="0" w:firstColumn="0" w:lastColumn="0" w:oddVBand="0" w:evenVBand="0" w:oddHBand="0" w:evenHBand="0" w:firstRowFirstColumn="0" w:firstRowLastColumn="0" w:lastRowFirstColumn="0" w:lastRowLastColumn="0"/>
+              <w:rPr>
+                <w:sz w:val="16"/>
+                <w:szCs w:val="16"/>
+              </w:rPr>
+            </w:pPr>
+            <w:r>
+              <w:rPr>
+                <w:rFonts w:hint="eastAsia"/>
+                <w:sz w:val="16"/>
+                <w:szCs w:val="16"/>
+              </w:rPr>
+              <w:t>メイン画面右下のプレビューウィンドウ</w:t>
+            </w:r>
+            <w:r>
+              <w:rPr>
+                <w:rFonts w:hint="eastAsia"/>
+                <w:sz w:val="16"/>
+                <w:szCs w:val="16"/>
+              </w:rPr>
+              <w:t>について、デフォルトの画面拡大率を変更します。</w:t>
+            </w:r>
+          </w:p>
+          <w:p>
+            <w:pPr>
+              <w:pStyle w:val="a7"/>
+              <w:spacing w:line="240" w:lineRule="exact"/>
+              <w:ind w:leftChars="176" w:left="317" w:firstLine="1"/>
+              <w:cnfStyle w:val="000000000000" w:firstRow="0" w:lastRow="0" w:firstColumn="0" w:lastColumn="0" w:oddVBand="0" w:evenVBand="0" w:oddHBand="0" w:evenHBand="0" w:firstRowFirstColumn="0" w:firstRowLastColumn="0" w:lastRowFirstColumn="0" w:lastRowLastColumn="0"/>
+              <w:rPr>
+                <w:sz w:val="14"/>
+                <w:szCs w:val="14"/>
+              </w:rPr>
+            </w:pPr>
+            <w:r>
+              <w:rPr>
+                <w:rFonts w:hint="eastAsia"/>
+                <w:sz w:val="14"/>
+                <w:szCs w:val="14"/>
+              </w:rPr>
+              <w:t xml:space="preserve">自動ズーム：　</w:t>
+            </w:r>
+            <w:r>
+              <w:rPr>
+                <w:rFonts w:hint="eastAsia"/>
+                <w:sz w:val="14"/>
+                <w:szCs w:val="14"/>
+              </w:rPr>
+              <w:t xml:space="preserve">　</w:t>
+            </w:r>
+            <w:r>
+              <w:rPr>
+                <w:rFonts w:hint="eastAsia"/>
+                <w:sz w:val="14"/>
+                <w:szCs w:val="14"/>
+              </w:rPr>
+              <w:t>画面中央にPDF全体が収まるよう拡縮調整して表示します</w:t>
+            </w:r>
+            <w:r>
+              <w:rPr>
+                <w:rFonts w:hint="eastAsia"/>
+                <w:sz w:val="14"/>
+                <w:szCs w:val="14"/>
+              </w:rPr>
+              <w:t>（規定値）</w:t>
+            </w:r>
+            <w:r>
+              <w:rPr>
+                <w:sz w:val="14"/>
+                <w:szCs w:val="14"/>
+              </w:rPr>
+              <w:br/>
+            </w:r>
+            <w:r>
+              <w:rPr>
+                <w:rFonts w:hint="eastAsia"/>
+                <w:sz w:val="14"/>
+                <w:szCs w:val="14"/>
+              </w:rPr>
+              <w:t>実際のサイズ：　PDFの解像度とモニタの解像度を１：１にして表示します</w:t>
+            </w:r>
+          </w:p>
+          <w:p>
+            <w:pPr>
+              <w:pStyle w:val="a7"/>
+              <w:spacing w:line="240" w:lineRule="exact"/>
+              <w:ind w:leftChars="176" w:left="317" w:firstLine="1"/>
+              <w:cnfStyle w:val="000000000000" w:firstRow="0" w:lastRow="0" w:firstColumn="0" w:lastColumn="0" w:oddVBand="0" w:evenVBand="0" w:oddHBand="0" w:evenHBand="0" w:firstRowFirstColumn="0" w:firstRowLastColumn="0" w:lastRowFirstColumn="0" w:lastRowLastColumn="0"/>
+              <w:rPr>
+                <w:rFonts w:hint="eastAsia"/>
+                <w:sz w:val="14"/>
+                <w:szCs w:val="14"/>
+              </w:rPr>
+            </w:pPr>
+            <w:r>
+              <w:rPr>
+                <w:rFonts w:hint="eastAsia"/>
+                <w:sz w:val="14"/>
+                <w:szCs w:val="14"/>
+              </w:rPr>
+              <w:t>高さに合わせる：ページ高さ方向がウィンドウに収まる大きさに拡縮調整します</w:t>
+            </w:r>
+          </w:p>
+          <w:p>
+            <w:pPr>
+              <w:pStyle w:val="a7"/>
+              <w:spacing w:line="240" w:lineRule="exact"/>
+              <w:ind w:leftChars="176" w:left="317" w:firstLine="1"/>
+              <w:cnfStyle w:val="000000000000" w:firstRow="0" w:lastRow="0" w:firstColumn="0" w:lastColumn="0" w:oddVBand="0" w:evenVBand="0" w:oddHBand="0" w:evenHBand="0" w:firstRowFirstColumn="0" w:firstRowLastColumn="0" w:lastRowFirstColumn="0" w:lastRowLastColumn="0"/>
+              <w:rPr>
+                <w:sz w:val="14"/>
+                <w:szCs w:val="14"/>
+              </w:rPr>
+            </w:pPr>
+            <w:r>
+              <w:rPr>
+                <w:rFonts w:hint="eastAsia"/>
+                <w:sz w:val="14"/>
+                <w:szCs w:val="14"/>
+              </w:rPr>
+              <w:t>幅</w:t>
+            </w:r>
+            <w:r>
+              <w:rPr>
+                <w:rFonts w:hint="eastAsia"/>
+                <w:sz w:val="14"/>
+                <w:szCs w:val="14"/>
+              </w:rPr>
+              <w:t>に合わせる：ページ</w:t>
+            </w:r>
+            <w:r>
+              <w:rPr>
+                <w:rFonts w:hint="eastAsia"/>
+                <w:sz w:val="14"/>
+                <w:szCs w:val="14"/>
+              </w:rPr>
+              <w:t>横幅</w:t>
+            </w:r>
+            <w:r>
+              <w:rPr>
+                <w:rFonts w:hint="eastAsia"/>
+                <w:sz w:val="14"/>
+                <w:szCs w:val="14"/>
+              </w:rPr>
+              <w:t>方向がウィンドウに収まる大きさに拡縮調整します</w:t>
+            </w:r>
+          </w:p>
+          <w:p>
+            <w:pPr>
+              <w:pStyle w:val="a7"/>
+              <w:spacing w:line="240" w:lineRule="exact"/>
+              <w:ind w:leftChars="176" w:left="317" w:firstLine="1"/>
+              <w:cnfStyle w:val="000000000000" w:firstRow="0" w:lastRow="0" w:firstColumn="0" w:lastColumn="0" w:oddVBand="0" w:evenVBand="0" w:oddHBand="0" w:evenHBand="0" w:firstRowFirstColumn="0" w:firstRowLastColumn="0" w:lastRowFirstColumn="0" w:lastRowLastColumn="0"/>
+              <w:rPr>
+                <w:sz w:val="16"/>
+                <w:szCs w:val="16"/>
+              </w:rPr>
+            </w:pPr>
+            <w:r>
+              <w:rPr>
+                <w:rFonts w:hint="eastAsia"/>
+                <w:sz w:val="14"/>
+                <w:szCs w:val="14"/>
+              </w:rPr>
+              <w:t>ページのサイズに合わせる：1ページが縦と横で収まるように拡縮表示します。</w:t>
+            </w:r>
+          </w:p>
+        </w:tc>
+      </w:tr>
+      <w:tr>
+        <w:trPr>
+          <w:cnfStyle w:val="000000100000" w:firstRow="0" w:lastRow="0" w:firstColumn="0" w:lastColumn="0" w:oddVBand="0" w:evenVBand="0" w:oddHBand="1" w:evenHBand="0" w:firstRowFirstColumn="0" w:firstRowLastColumn="0" w:lastRowFirstColumn="0" w:lastRowLastColumn="0"/>
+          <w:jc w:val="right"/>
+        </w:trPr>
+        <w:tc>
+          <w:tcPr>
+            <w:cnfStyle w:val="001000000000" w:firstRow="0" w:lastRow="0" w:firstColumn="1" w:lastColumn="0" w:oddVBand="0" w:evenVBand="0" w:oddHBand="0" w:evenHBand="0" w:firstRowFirstColumn="0" w:firstRowLastColumn="0" w:lastRowFirstColumn="0" w:lastRowLastColumn="0"/>
+            <w:tcW w:w="2122" w:type="dxa"/>
+          </w:tcPr>
+          <w:p>
+            <w:pPr>
+              <w:pStyle w:val="a7"/>
+              <w:spacing w:line="240" w:lineRule="exact"/>
+              <w:ind w:leftChars="0" w:left="0"/>
+              <w:rPr>
+                <w:sz w:val="16"/>
+                <w:szCs w:val="16"/>
+              </w:rPr>
+            </w:pPr>
+            <w:r>
+              <w:rPr>
+                <w:rFonts w:hint="eastAsia"/>
+                <w:sz w:val="16"/>
+                <w:szCs w:val="16"/>
+              </w:rPr>
+              <w:t>1ページあたりの最大行数</w:t>
+            </w:r>
+          </w:p>
+        </w:tc>
+        <w:tc>
+          <w:tcPr>
+            <w:tcW w:w="567" w:type="dxa"/>
+          </w:tcPr>
+          <w:p>
+            <w:pPr>
+              <w:pStyle w:val="a7"/>
+              <w:ind w:leftChars="0" w:left="0"/>
+              <w:jc w:val="center"/>
+              <w:cnfStyle w:val="000000100000" w:firstRow="0" w:lastRow="0" w:firstColumn="0" w:lastColumn="0" w:oddVBand="0" w:evenVBand="0" w:oddHBand="1" w:evenHBand="0" w:firstRowFirstColumn="0" w:firstRowLastColumn="0" w:lastRowFirstColumn="0" w:lastRowLastColumn="0"/>
+              <w:rPr>
+                <w:sz w:val="16"/>
+                <w:szCs w:val="16"/>
+              </w:rPr>
+            </w:pPr>
+            <w:r>
+              <w:rPr>
+                <w:rFonts w:hint="eastAsia"/>
+                <w:sz w:val="16"/>
+                <w:szCs w:val="16"/>
+              </w:rPr>
+              <w:t>〇</w:t>
+            </w:r>
+          </w:p>
+        </w:tc>
+        <w:tc>
+          <w:tcPr>
+            <w:tcW w:w="6105" w:type="dxa"/>
+          </w:tcPr>
+          <w:p>
+            <w:pPr>
+              <w:pStyle w:val="a7"/>
+              <w:spacing w:line="240" w:lineRule="exact"/>
+              <w:ind w:leftChars="0" w:left="0"/>
+              <w:cnfStyle w:val="000000100000" w:firstRow="0" w:lastRow="0" w:firstColumn="0" w:lastColumn="0" w:oddVBand="0" w:evenVBand="0" w:oddHBand="1" w:evenHBand="0" w:firstRowFirstColumn="0" w:firstRowLastColumn="0" w:lastRowFirstColumn="0" w:lastRowLastColumn="0"/>
+              <w:rPr>
+                <w:sz w:val="16"/>
+                <w:szCs w:val="16"/>
+              </w:rPr>
+            </w:pPr>
+            <w:r>
+              <w:rPr>
+                <w:rFonts w:hint="eastAsia"/>
+                <w:sz w:val="16"/>
+                <w:szCs w:val="16"/>
+              </w:rPr>
+              <w:t>構成図面や関連ファイル等で</w:t>
+            </w:r>
+            <w:r>
+              <w:rPr>
+                <w:rFonts w:hint="eastAsia"/>
+                <w:sz w:val="16"/>
+                <w:szCs w:val="16"/>
+              </w:rPr>
+              <w:t>の</w:t>
+            </w:r>
+            <w:r>
+              <w:rPr>
+                <w:rFonts w:hint="eastAsia"/>
+                <w:sz w:val="16"/>
+                <w:szCs w:val="16"/>
+              </w:rPr>
+              <w:t>ファイル選択</w:t>
+            </w:r>
+            <w:r>
+              <w:rPr>
+                <w:rFonts w:hint="eastAsia"/>
+                <w:sz w:val="16"/>
+                <w:szCs w:val="16"/>
+              </w:rPr>
+              <w:t>用</w:t>
+            </w:r>
+            <w:r>
+              <w:rPr>
+                <w:rFonts w:hint="eastAsia"/>
+                <w:sz w:val="16"/>
+                <w:szCs w:val="16"/>
+              </w:rPr>
+              <w:t>ポップアップウィンドウについて、表示行数を調整します。</w:t>
+            </w:r>
+          </w:p>
+        </w:tc>
+      </w:tr>
+      <w:tr>
+        <w:trPr>
+          <w:jc w:val="right"/>
+        </w:trPr>
+        <w:tc>
+          <w:tcPr>
+            <w:cnfStyle w:val="001000000000" w:firstRow="0" w:lastRow="0" w:firstColumn="1" w:lastColumn="0" w:oddVBand="0" w:evenVBand="0" w:oddHBand="0" w:evenHBand="0" w:firstRowFirstColumn="0" w:firstRowLastColumn="0" w:lastRowFirstColumn="0" w:lastRowLastColumn="0"/>
+            <w:tcW w:w="2122" w:type="dxa"/>
+          </w:tcPr>
+          <w:p>
+            <w:pPr>
+              <w:pStyle w:val="a7"/>
+              <w:spacing w:line="240" w:lineRule="exact"/>
+              <w:ind w:leftChars="0" w:left="0"/>
+              <w:rPr>
+                <w:sz w:val="16"/>
+                <w:szCs w:val="16"/>
+              </w:rPr>
+            </w:pPr>
+            <w:r>
+              <w:rPr>
+                <w:rFonts w:hint="eastAsia"/>
+                <w:sz w:val="16"/>
+                <w:szCs w:val="16"/>
+              </w:rPr>
+              <w:t>ファイル名欄を広くする</w:t>
+            </w:r>
+          </w:p>
+        </w:tc>
+        <w:tc>
+          <w:tcPr>
+            <w:tcW w:w="567" w:type="dxa"/>
+          </w:tcPr>
+          <w:p>
+            <w:pPr>
+              <w:pStyle w:val="a7"/>
+              <w:ind w:leftChars="0" w:left="0"/>
+              <w:jc w:val="center"/>
+              <w:cnfStyle w:val="000000000000" w:firstRow="0" w:lastRow="0" w:firstColumn="0" w:lastColumn="0" w:oddVBand="0" w:evenVBand="0" w:oddHBand="0" w:evenHBand="0" w:firstRowFirstColumn="0" w:firstRowLastColumn="0" w:lastRowFirstColumn="0" w:lastRowLastColumn="0"/>
+              <w:rPr>
+                <w:sz w:val="16"/>
+                <w:szCs w:val="16"/>
+              </w:rPr>
+            </w:pPr>
+            <w:r>
+              <w:rPr>
+                <w:rFonts w:hint="eastAsia"/>
+                <w:sz w:val="16"/>
+                <w:szCs w:val="16"/>
+              </w:rPr>
+              <w:t>〇</w:t>
+            </w:r>
+          </w:p>
+        </w:tc>
+        <w:tc>
+          <w:tcPr>
+            <w:tcW w:w="6105" w:type="dxa"/>
+          </w:tcPr>
+          <w:p>
+            <w:pPr>
+              <w:pStyle w:val="a7"/>
+              <w:spacing w:line="240" w:lineRule="exact"/>
+              <w:ind w:leftChars="0" w:left="0"/>
+              <w:cnfStyle w:val="000000000000" w:firstRow="0" w:lastRow="0" w:firstColumn="0" w:lastColumn="0" w:oddVBand="0" w:evenVBand="0" w:oddHBand="0" w:evenHBand="0" w:firstRowFirstColumn="0" w:firstRowLastColumn="0" w:lastRowFirstColumn="0" w:lastRowLastColumn="0"/>
+              <w:rPr>
+                <w:sz w:val="16"/>
+                <w:szCs w:val="16"/>
+              </w:rPr>
+            </w:pPr>
+            <w:r>
+              <w:rPr>
+                <w:rFonts w:hint="eastAsia"/>
+                <w:sz w:val="16"/>
+                <w:szCs w:val="16"/>
+              </w:rPr>
+              <w:t>ファイル選択ポップアップウィンドウで、ファイル名称の桁数を広げます。</w:t>
+            </w:r>
+          </w:p>
+          <w:p>
+            <w:pPr>
+              <w:pStyle w:val="a7"/>
+              <w:numPr>
+                <w:ilvl w:val="2"/>
+                <w:numId w:val="1"/>
+              </w:numPr>
+              <w:spacing w:line="240" w:lineRule="exact"/>
+              <w:ind w:leftChars="0" w:left="461"/>
+              <w:cnfStyle w:val="000000000000" w:firstRow="0" w:lastRow="0" w:firstColumn="0" w:lastColumn="0" w:oddVBand="0" w:evenVBand="0" w:oddHBand="0" w:evenHBand="0" w:firstRowFirstColumn="0" w:firstRowLastColumn="0" w:lastRowFirstColumn="0" w:lastRowLastColumn="0"/>
+              <w:rPr>
+                <w:rFonts w:hint="eastAsia"/>
+                <w:sz w:val="16"/>
+                <w:szCs w:val="16"/>
+              </w:rPr>
+            </w:pPr>
+            <w:r>
+              <w:rPr>
+                <w:rFonts w:hint="eastAsia"/>
+                <w:sz w:val="16"/>
+                <w:szCs w:val="16"/>
+              </w:rPr>
+              <w:t>この機能を使用すると、すべてのポップアップウィンドウが横長になります</w:t>
+            </w:r>
+          </w:p>
+        </w:tc>
+      </w:tr>
+      <w:tr>
+        <w:trPr>
+          <w:cnfStyle w:val="000000100000" w:firstRow="0" w:lastRow="0" w:firstColumn="0" w:lastColumn="0" w:oddVBand="0" w:evenVBand="0" w:oddHBand="1" w:evenHBand="0" w:firstRowFirstColumn="0" w:firstRowLastColumn="0" w:lastRowFirstColumn="0" w:lastRowLastColumn="0"/>
+          <w:jc w:val="right"/>
+        </w:trPr>
+        <w:tc>
+          <w:tcPr>
+            <w:cnfStyle w:val="001000000000" w:firstRow="0" w:lastRow="0" w:firstColumn="1" w:lastColumn="0" w:oddVBand="0" w:evenVBand="0" w:oddHBand="0" w:evenHBand="0" w:firstRowFirstColumn="0" w:firstRowLastColumn="0" w:lastRowFirstColumn="0" w:lastRowLastColumn="0"/>
+            <w:tcW w:w="2122" w:type="dxa"/>
+          </w:tcPr>
+          <w:p>
+            <w:pPr>
+              <w:pStyle w:val="a7"/>
+              <w:ind w:leftChars="0" w:left="0"/>
+              <w:rPr>
+                <w:sz w:val="16"/>
+                <w:szCs w:val="16"/>
+              </w:rPr>
+            </w:pPr>
+            <w:r>
+              <w:rPr>
+                <w:rFonts w:hint="eastAsia"/>
+                <w:sz w:val="16"/>
+                <w:szCs w:val="16"/>
+              </w:rPr>
+              <w:t>サムネイルサイズ</w:t>
+            </w:r>
+          </w:p>
+        </w:tc>
+        <w:tc>
+          <w:tcPr>
+            <w:tcW w:w="567" w:type="dxa"/>
+          </w:tcPr>
+          <w:p>
+            <w:pPr>
+              <w:pStyle w:val="a7"/>
+              <w:ind w:leftChars="0" w:left="0"/>
+              <w:jc w:val="center"/>
+              <w:cnfStyle w:val="000000100000" w:firstRow="0" w:lastRow="0" w:firstColumn="0" w:lastColumn="0" w:oddVBand="0" w:evenVBand="0" w:oddHBand="1" w:evenHBand="0" w:firstRowFirstColumn="0" w:firstRowLastColumn="0" w:lastRowFirstColumn="0" w:lastRowLastColumn="0"/>
+              <w:rPr>
+                <w:sz w:val="16"/>
+                <w:szCs w:val="16"/>
+              </w:rPr>
+            </w:pPr>
+            <w:r>
+              <w:rPr>
+                <w:rFonts w:hint="eastAsia"/>
+                <w:sz w:val="16"/>
+                <w:szCs w:val="16"/>
+              </w:rPr>
+              <w:t>〇</w:t>
+            </w:r>
+          </w:p>
+        </w:tc>
+        <w:tc>
+          <w:tcPr>
+            <w:tcW w:w="6105" w:type="dxa"/>
+          </w:tcPr>
+          <w:p>
+            <w:pPr>
+              <w:pStyle w:val="a7"/>
+              <w:spacing w:line="220" w:lineRule="exact"/>
+              <w:ind w:leftChars="19" w:left="34"/>
+              <w:cnfStyle w:val="000000100000" w:firstRow="0" w:lastRow="0" w:firstColumn="0" w:lastColumn="0" w:oddVBand="0" w:evenVBand="0" w:oddHBand="1" w:evenHBand="0" w:firstRowFirstColumn="0" w:firstRowLastColumn="0" w:lastRowFirstColumn="0" w:lastRowLastColumn="0"/>
+              <w:rPr>
+                <w:sz w:val="16"/>
+                <w:szCs w:val="16"/>
+              </w:rPr>
+            </w:pPr>
+            <w:r>
+              <w:rPr>
+                <w:rFonts w:hint="eastAsia"/>
+                <w:sz w:val="16"/>
+                <w:szCs w:val="16"/>
+              </w:rPr>
+              <w:t>メイン画面右上の検索結果ウィンドウ</w:t>
+            </w:r>
+            <w:r>
+              <w:rPr>
+                <w:rFonts w:hint="eastAsia"/>
+                <w:sz w:val="16"/>
+                <w:szCs w:val="16"/>
+              </w:rPr>
+              <w:t>について、</w:t>
+            </w:r>
+            <w:r>
+              <w:rPr>
+                <w:rFonts w:hint="eastAsia"/>
+                <w:sz w:val="16"/>
+                <w:szCs w:val="16"/>
+              </w:rPr>
+              <w:t>サムネイルサイズを変更します</w:t>
+            </w:r>
+            <w:r>
+              <w:rPr>
+                <w:rFonts w:hint="eastAsia"/>
+                <w:sz w:val="16"/>
+                <w:szCs w:val="16"/>
+              </w:rPr>
+              <w:t>。</w:t>
+            </w:r>
+          </w:p>
+        </w:tc>
+      </w:tr>
+      <w:tr>
+        <w:trPr>
+          <w:jc w:val="right"/>
+        </w:trPr>
+        <w:tc>
+          <w:tcPr>
+            <w:cnfStyle w:val="001000000000" w:firstRow="0" w:lastRow="0" w:firstColumn="1" w:lastColumn="0" w:oddVBand="0" w:evenVBand="0" w:oddHBand="0" w:evenHBand="0" w:firstRowFirstColumn="0" w:firstRowLastColumn="0" w:lastRowFirstColumn="0" w:lastRowLastColumn="0"/>
+            <w:tcW w:w="2122" w:type="dxa"/>
+          </w:tcPr>
+          <w:p>
+            <w:pPr>
+              <w:pStyle w:val="a7"/>
+              <w:spacing w:line="240" w:lineRule="exact"/>
+              <w:ind w:leftChars="0" w:left="0"/>
+              <w:rPr>
+                <w:sz w:val="16"/>
+                <w:szCs w:val="16"/>
+              </w:rPr>
+            </w:pPr>
+            <w:r>
+              <w:rPr>
+                <w:rFonts w:hint="eastAsia"/>
+                <w:sz w:val="16"/>
+                <w:szCs w:val="16"/>
+              </w:rPr>
+              <w:t>展開リスト行数を3行以上にする</w:t>
+            </w:r>
+          </w:p>
+        </w:tc>
+        <w:tc>
+          <w:tcPr>
+            <w:tcW w:w="567" w:type="dxa"/>
+          </w:tcPr>
+          <w:p>
+            <w:pPr>
+              <w:pStyle w:val="a7"/>
+              <w:ind w:leftChars="0" w:left="0"/>
+              <w:jc w:val="center"/>
+              <w:cnfStyle w:val="000000000000" w:firstRow="0" w:lastRow="0" w:firstColumn="0" w:lastColumn="0" w:oddVBand="0" w:evenVBand="0" w:oddHBand="0" w:evenHBand="0" w:firstRowFirstColumn="0" w:firstRowLastColumn="0" w:lastRowFirstColumn="0" w:lastRowLastColumn="0"/>
+              <w:rPr>
+                <w:sz w:val="16"/>
+                <w:szCs w:val="16"/>
+              </w:rPr>
+            </w:pPr>
+            <w:r>
+              <w:rPr>
+                <w:rFonts w:hint="eastAsia"/>
+                <w:sz w:val="16"/>
+                <w:szCs w:val="16"/>
+              </w:rPr>
+              <w:t>〇</w:t>
+            </w:r>
+          </w:p>
+        </w:tc>
+        <w:tc>
+          <w:tcPr>
+            <w:tcW w:w="6105" w:type="dxa"/>
+          </w:tcPr>
+          <w:p>
+            <w:pPr>
+              <w:pStyle w:val="a7"/>
+              <w:spacing w:line="240" w:lineRule="exact"/>
+              <w:ind w:leftChars="0" w:left="29" w:hangingChars="18" w:hanging="29"/>
+              <w:cnfStyle w:val="000000000000" w:firstRow="0" w:lastRow="0" w:firstColumn="0" w:lastColumn="0" w:oddVBand="0" w:evenVBand="0" w:oddHBand="0" w:evenHBand="0" w:firstRowFirstColumn="0" w:firstRowLastColumn="0" w:lastRowFirstColumn="0" w:lastRowLastColumn="0"/>
+              <w:rPr>
+                <w:sz w:val="16"/>
+                <w:szCs w:val="16"/>
+              </w:rPr>
+            </w:pPr>
+            <w:r>
+              <w:rPr>
+                <w:rFonts w:hint="eastAsia"/>
+                <w:sz w:val="16"/>
+                <w:szCs w:val="16"/>
+              </w:rPr>
+              <w:t>ワークフローの申請ファイルの一覧リストを3ファイル固定か、ファイル数に応じた伸縮とするかを選択します。規定はOFF（３ファイルの固定）です。</w:t>
+            </w:r>
+          </w:p>
+        </w:tc>
+      </w:tr>
+      <w:tr>
+        <w:trPr>
+          <w:cnfStyle w:val="000000100000" w:firstRow="0" w:lastRow="0" w:firstColumn="0" w:lastColumn="0" w:oddVBand="0" w:evenVBand="0" w:oddHBand="1" w:evenHBand="0" w:firstRowFirstColumn="0" w:firstRowLastColumn="0" w:lastRowFirstColumn="0" w:lastRowLastColumn="0"/>
+          <w:jc w:val="right"/>
+        </w:trPr>
+        <w:tc>
+          <w:tcPr>
+            <w:cnfStyle w:val="001000000000" w:firstRow="0" w:lastRow="0" w:firstColumn="1" w:lastColumn="0" w:oddVBand="0" w:evenVBand="0" w:oddHBand="0" w:evenHBand="0" w:firstRowFirstColumn="0" w:firstRowLastColumn="0" w:lastRowFirstColumn="0" w:lastRowLastColumn="0"/>
+            <w:tcW w:w="2122" w:type="dxa"/>
+          </w:tcPr>
+          <w:p>
+            <w:pPr>
+              <w:pStyle w:val="a7"/>
+              <w:spacing w:line="240" w:lineRule="exact"/>
+              <w:ind w:leftChars="0" w:left="0"/>
+              <w:rPr>
+                <w:sz w:val="16"/>
+                <w:szCs w:val="16"/>
+              </w:rPr>
+            </w:pPr>
+            <w:r>
+              <w:rPr>
+                <w:rFonts w:hint="eastAsia"/>
+                <w:sz w:val="16"/>
+                <w:szCs w:val="16"/>
+              </w:rPr>
+              <w:t>下端にある選択肢の表示位置を調整する</w:t>
+            </w:r>
+          </w:p>
+        </w:tc>
+        <w:tc>
+          <w:tcPr>
+            <w:tcW w:w="567" w:type="dxa"/>
+          </w:tcPr>
+          <w:p>
+            <w:pPr>
+              <w:pStyle w:val="a7"/>
+              <w:ind w:leftChars="0" w:left="0"/>
+              <w:jc w:val="center"/>
+              <w:cnfStyle w:val="000000100000" w:firstRow="0" w:lastRow="0" w:firstColumn="0" w:lastColumn="0" w:oddVBand="0" w:evenVBand="0" w:oddHBand="1" w:evenHBand="0" w:firstRowFirstColumn="0" w:firstRowLastColumn="0" w:lastRowFirstColumn="0" w:lastRowLastColumn="0"/>
+              <w:rPr>
+                <w:sz w:val="16"/>
+                <w:szCs w:val="16"/>
+              </w:rPr>
+            </w:pPr>
+            <w:r>
+              <w:rPr>
+                <w:rFonts w:hint="eastAsia"/>
+                <w:sz w:val="16"/>
+                <w:szCs w:val="16"/>
+              </w:rPr>
+              <w:t>〇</w:t>
+            </w:r>
+          </w:p>
+        </w:tc>
+        <w:tc>
+          <w:tcPr>
+            <w:tcW w:w="6105" w:type="dxa"/>
+          </w:tcPr>
+          <w:p>
+            <w:pPr>
+              <w:spacing w:line="240" w:lineRule="exact"/>
+              <w:cnfStyle w:val="000000100000" w:firstRow="0" w:lastRow="0" w:firstColumn="0" w:lastColumn="0" w:oddVBand="0" w:evenVBand="0" w:oddHBand="1" w:evenHBand="0" w:firstRowFirstColumn="0" w:firstRowLastColumn="0" w:lastRowFirstColumn="0" w:lastRowLastColumn="0"/>
+              <w:rPr>
+                <w:rFonts w:hint="eastAsia"/>
+                <w:sz w:val="16"/>
+                <w:szCs w:val="16"/>
+              </w:rPr>
+            </w:pPr>
+            <w:r>
+              <w:rPr>
+                <w:rFonts w:hint="eastAsia"/>
+                <w:sz w:val="16"/>
+                <w:szCs w:val="16"/>
+              </w:rPr>
+              <w:t>画面解像度の高くないPCにおいて、属性変更画面</w:t>
+            </w:r>
+            <w:r>
+              <w:rPr>
+                <w:rFonts w:hint="eastAsia"/>
+                <w:sz w:val="16"/>
+                <w:szCs w:val="16"/>
+              </w:rPr>
+              <w:t>を使用する場合、</w:t>
+            </w:r>
+            <w:r>
+              <w:rPr>
+                <w:rFonts w:hint="eastAsia"/>
+                <w:sz w:val="16"/>
+                <w:szCs w:val="16"/>
+              </w:rPr>
+              <w:t>下端部がブラウザ下端に隠れてしまう場合、選択肢が隠れないよう表示位置を自動調整します</w:t>
+            </w:r>
+          </w:p>
+        </w:tc>
+      </w:tr>
+      <w:tr>
+        <w:trPr>
+          <w:jc w:val="right"/>
+        </w:trPr>
+        <w:tc>
+          <w:tcPr>
+            <w:cnfStyle w:val="001000000000" w:firstRow="0" w:lastRow="0" w:firstColumn="1" w:lastColumn="0" w:oddVBand="0" w:evenVBand="0" w:oddHBand="0" w:evenHBand="0" w:firstRowFirstColumn="0" w:firstRowLastColumn="0" w:lastRowFirstColumn="0" w:lastRowLastColumn="0"/>
+            <w:tcW w:w="2122" w:type="dxa"/>
+          </w:tcPr>
+          <w:p>
+            <w:pPr>
+              <w:pStyle w:val="a7"/>
+              <w:spacing w:line="240" w:lineRule="exact"/>
+              <w:ind w:leftChars="0" w:left="0"/>
+              <w:rPr>
+                <w:rFonts w:hint="eastAsia"/>
+                <w:sz w:val="16"/>
+                <w:szCs w:val="16"/>
+              </w:rPr>
+            </w:pPr>
+            <w:r>
+              <w:rPr>
+                <w:rFonts w:hint="eastAsia"/>
+                <w:sz w:val="16"/>
+                <w:szCs w:val="16"/>
+              </w:rPr>
+              <w:t>スクロールバーを最新版位置に置く</w:t>
+            </w:r>
+          </w:p>
+        </w:tc>
+        <w:tc>
+          <w:tcPr>
+            <w:tcW w:w="567" w:type="dxa"/>
+          </w:tcPr>
+          <w:p>
+            <w:pPr>
+              <w:pStyle w:val="a7"/>
+              <w:spacing w:line="240" w:lineRule="exact"/>
+              <w:ind w:leftChars="0" w:left="0"/>
+              <w:jc w:val="center"/>
+              <w:cnfStyle w:val="000000000000" w:firstRow="0" w:lastRow="0" w:firstColumn="0" w:lastColumn="0" w:oddVBand="0" w:evenVBand="0" w:oddHBand="0" w:evenHBand="0" w:firstRowFirstColumn="0" w:firstRowLastColumn="0" w:lastRowFirstColumn="0" w:lastRowLastColumn="0"/>
+              <w:rPr>
+                <w:rFonts w:hint="eastAsia"/>
+                <w:sz w:val="16"/>
+                <w:szCs w:val="16"/>
+              </w:rPr>
+            </w:pPr>
+            <w:r>
+              <w:rPr>
+                <w:rFonts w:hint="eastAsia"/>
+                <w:sz w:val="16"/>
+                <w:szCs w:val="16"/>
+              </w:rPr>
+              <w:t>〇</w:t>
+            </w:r>
+          </w:p>
+        </w:tc>
+        <w:tc>
+          <w:tcPr>
+            <w:tcW w:w="6105" w:type="dxa"/>
+          </w:tcPr>
+          <w:p>
+            <w:pPr>
+              <w:spacing w:line="200" w:lineRule="exact"/>
+              <w:cnfStyle w:val="000000000000" w:firstRow="0" w:lastRow="0" w:firstColumn="0" w:lastColumn="0" w:oddVBand="0" w:evenVBand="0" w:oddHBand="0" w:evenHBand="0" w:firstRowFirstColumn="0" w:firstRowLastColumn="0" w:lastRowFirstColumn="0" w:lastRowLastColumn="0"/>
+              <w:rPr>
+                <w:sz w:val="16"/>
+                <w:szCs w:val="16"/>
+              </w:rPr>
+            </w:pPr>
+            <w:r>
+              <w:rPr>
+                <w:rFonts w:hint="eastAsia"/>
+                <w:sz w:val="16"/>
+                <w:szCs w:val="16"/>
+              </w:rPr>
+              <w:t>履歴ウィンドウ</w:t>
+            </w:r>
+            <w:r>
+              <w:rPr>
+                <w:rFonts w:hint="eastAsia"/>
+                <w:sz w:val="16"/>
+                <w:szCs w:val="16"/>
+              </w:rPr>
+              <w:t>を開いていて、</w:t>
+            </w:r>
+            <w:r>
+              <w:rPr>
+                <w:rFonts w:hint="eastAsia"/>
+                <w:sz w:val="16"/>
+                <w:szCs w:val="16"/>
+              </w:rPr>
+              <w:t>別ファイルに切り替えたときののスクロールバーの挙動について、</w:t>
+            </w:r>
+          </w:p>
+          <w:p>
+            <w:pPr>
+              <w:spacing w:line="200" w:lineRule="exact"/>
+              <w:ind w:leftChars="177" w:left="319"/>
+              <w:cnfStyle w:val="000000000000" w:firstRow="0" w:lastRow="0" w:firstColumn="0" w:lastColumn="0" w:oddVBand="0" w:evenVBand="0" w:oddHBand="0" w:evenHBand="0" w:firstRowFirstColumn="0" w:firstRowLastColumn="0" w:lastRowFirstColumn="0" w:lastRowLastColumn="0"/>
+              <w:rPr>
+                <w:sz w:val="14"/>
+                <w:szCs w:val="14"/>
+              </w:rPr>
+            </w:pPr>
+            <w:r>
+              <w:rPr>
+                <w:rFonts w:hint="eastAsia"/>
+                <w:sz w:val="14"/>
+                <w:szCs w:val="14"/>
+              </w:rPr>
+              <w:t>OFF</w:t>
+            </w:r>
+            <w:r>
+              <w:rPr>
+                <w:rFonts w:hint="eastAsia"/>
+                <w:sz w:val="14"/>
+                <w:szCs w:val="14"/>
+              </w:rPr>
+              <w:t>：ファイル切り替えに関係なく、スクロール位置を保持します</w:t>
+            </w:r>
+            <w:r>
+              <w:rPr>
+                <w:rFonts w:hint="eastAsia"/>
+                <w:sz w:val="14"/>
+                <w:szCs w:val="14"/>
+              </w:rPr>
+              <w:t>（既定）</w:t>
+            </w:r>
+          </w:p>
+          <w:p>
+            <w:pPr>
+              <w:spacing w:line="200" w:lineRule="exact"/>
+              <w:ind w:leftChars="177" w:left="319"/>
+              <w:cnfStyle w:val="000000000000" w:firstRow="0" w:lastRow="0" w:firstColumn="0" w:lastColumn="0" w:oddVBand="0" w:evenVBand="0" w:oddHBand="0" w:evenHBand="0" w:firstRowFirstColumn="0" w:firstRowLastColumn="0" w:lastRowFirstColumn="0" w:lastRowLastColumn="0"/>
+              <w:rPr>
+                <w:rFonts w:hint="eastAsia"/>
+                <w:sz w:val="16"/>
+                <w:szCs w:val="16"/>
+              </w:rPr>
+            </w:pPr>
+            <w:r>
+              <w:rPr>
+                <w:rFonts w:hint="eastAsia"/>
+                <w:sz w:val="14"/>
+                <w:szCs w:val="14"/>
+              </w:rPr>
+              <w:t>ON</w:t>
+            </w:r>
+            <w:r>
+              <w:rPr>
+                <w:rFonts w:hint="eastAsia"/>
+                <w:sz w:val="14"/>
+                <w:szCs w:val="14"/>
+              </w:rPr>
+              <w:t>：</w:t>
+            </w:r>
+            <w:r>
+              <w:rPr>
+                <w:rFonts w:hint="eastAsia"/>
+                <w:sz w:val="14"/>
+                <w:szCs w:val="14"/>
+              </w:rPr>
+              <w:t xml:space="preserve"> </w:t>
+            </w:r>
+            <w:r>
+              <w:rPr>
+                <w:rFonts w:hint="eastAsia"/>
+                <w:sz w:val="14"/>
+                <w:szCs w:val="14"/>
+              </w:rPr>
+              <w:t>フ</w:t>
+            </w:r>
+            <w:r>
+              <w:rPr>
+                <w:rFonts w:hint="eastAsia"/>
+                <w:sz w:val="14"/>
+                <w:szCs w:val="14"/>
+              </w:rPr>
+              <w:t>ァイル切り替えと同時に、最上部（最新の履歴）の位置へ移動します</w:t>
+            </w:r>
+          </w:p>
+        </w:tc>
+      </w:tr>
+    </w:tbl>
     <w:p/>
     <w:p/>
     <w:p/>
@@ -5087,85 +7067,2080 @@
     <w:p/>
     <w:p/>
     <w:p/>
+    <w:p/>
+    <w:p/>
+    <w:p/>
+    <w:p/>
+    <w:p/>
+    <w:p/>
+    <w:p/>
+    <w:p/>
+    <w:p/>
+    <w:p/>
+    <w:tbl>
+      <w:tblPr>
+        <w:tblStyle w:val="3"/>
+        <w:tblpPr w:leftFromText="142" w:rightFromText="142" w:vertAnchor="text" w:horzAnchor="margin" w:tblpXSpec="right" w:tblpY="55"/>
+        <w:tblW w:w="8794" w:type="dxa"/>
+        <w:tblLook w:val="04A0" w:firstRow="1" w:lastRow="0" w:firstColumn="1" w:lastColumn="0" w:noHBand="0" w:noVBand="1"/>
+      </w:tblPr>
+      <w:tblGrid>
+        <w:gridCol w:w="2122"/>
+        <w:gridCol w:w="567"/>
+        <w:gridCol w:w="6105"/>
+      </w:tblGrid>
+      <w:tr>
+        <w:trPr>
+          <w:cnfStyle w:val="100000000000" w:firstRow="1" w:lastRow="0" w:firstColumn="0" w:lastColumn="0" w:oddVBand="0" w:evenVBand="0" w:oddHBand="0" w:evenHBand="0" w:firstRowFirstColumn="0" w:firstRowLastColumn="0" w:lastRowFirstColumn="0" w:lastRowLastColumn="0"/>
+        </w:trPr>
+        <w:tc>
+          <w:tcPr>
+            <w:cnfStyle w:val="001000000100" w:firstRow="0" w:lastRow="0" w:firstColumn="1" w:lastColumn="0" w:oddVBand="0" w:evenVBand="0" w:oddHBand="0" w:evenHBand="0" w:firstRowFirstColumn="1" w:firstRowLastColumn="0" w:lastRowFirstColumn="0" w:lastRowLastColumn="0"/>
+            <w:tcW w:w="2122" w:type="dxa"/>
+            <w:vAlign w:val="center"/>
+          </w:tcPr>
+          <w:p>
+            <w:pPr>
+              <w:pStyle w:val="a7"/>
+              <w:spacing w:line="240" w:lineRule="exact"/>
+              <w:ind w:leftChars="0" w:left="0"/>
+              <w:jc w:val="center"/>
+              <w:rPr>
+                <w:sz w:val="16"/>
+                <w:szCs w:val="16"/>
+              </w:rPr>
+            </w:pPr>
+            <w:r>
+              <w:rPr>
+                <w:rFonts w:hint="eastAsia"/>
+                <w:sz w:val="16"/>
+                <w:szCs w:val="16"/>
+              </w:rPr>
+              <w:t>メール通知</w:t>
+            </w:r>
+            <w:r>
+              <w:rPr>
+                <w:rFonts w:hint="eastAsia"/>
+                <w:sz w:val="16"/>
+                <w:szCs w:val="16"/>
+              </w:rPr>
+              <w:t>タブ</w:t>
+            </w:r>
+          </w:p>
+        </w:tc>
+        <w:tc>
+          <w:tcPr>
+            <w:tcW w:w="567" w:type="dxa"/>
+            <w:vAlign w:val="center"/>
+          </w:tcPr>
+          <w:p>
+            <w:pPr>
+              <w:pStyle w:val="a7"/>
+              <w:ind w:leftChars="0" w:left="0"/>
+              <w:jc w:val="center"/>
+              <w:cnfStyle w:val="100000000000" w:firstRow="1" w:lastRow="0" w:firstColumn="0" w:lastColumn="0" w:oddVBand="0" w:evenVBand="0" w:oddHBand="0" w:evenHBand="0" w:firstRowFirstColumn="0" w:firstRowLastColumn="0" w:lastRowFirstColumn="0" w:lastRowLastColumn="0"/>
+              <w:rPr>
+                <w:sz w:val="16"/>
+                <w:szCs w:val="16"/>
+              </w:rPr>
+            </w:pPr>
+            <w:r>
+              <w:rPr>
+                <w:rFonts w:hint="eastAsia"/>
+                <w:sz w:val="16"/>
+                <w:szCs w:val="16"/>
+              </w:rPr>
+              <w:t>変更</w:t>
+            </w:r>
+          </w:p>
+        </w:tc>
+        <w:tc>
+          <w:tcPr>
+            <w:tcW w:w="6105" w:type="dxa"/>
+            <w:vAlign w:val="center"/>
+          </w:tcPr>
+          <w:p>
+            <w:pPr>
+              <w:pStyle w:val="a7"/>
+              <w:spacing w:line="240" w:lineRule="exact"/>
+              <w:ind w:leftChars="0" w:left="0"/>
+              <w:jc w:val="center"/>
+              <w:cnfStyle w:val="100000000000" w:firstRow="1" w:lastRow="0" w:firstColumn="0" w:lastColumn="0" w:oddVBand="0" w:evenVBand="0" w:oddHBand="0" w:evenHBand="0" w:firstRowFirstColumn="0" w:firstRowLastColumn="0" w:lastRowFirstColumn="0" w:lastRowLastColumn="0"/>
+              <w:rPr>
+                <w:sz w:val="16"/>
+                <w:szCs w:val="16"/>
+              </w:rPr>
+            </w:pPr>
+            <w:r>
+              <w:rPr>
+                <w:rFonts w:hint="eastAsia"/>
+                <w:sz w:val="16"/>
+                <w:szCs w:val="16"/>
+              </w:rPr>
+              <w:t>内容</w:t>
+            </w:r>
+          </w:p>
+        </w:tc>
+      </w:tr>
+      <w:tr>
+        <w:trPr>
+          <w:cnfStyle w:val="000000100000" w:firstRow="0" w:lastRow="0" w:firstColumn="0" w:lastColumn="0" w:oddVBand="0" w:evenVBand="0" w:oddHBand="1" w:evenHBand="0" w:firstRowFirstColumn="0" w:firstRowLastColumn="0" w:lastRowFirstColumn="0" w:lastRowLastColumn="0"/>
+        </w:trPr>
+        <w:tc>
+          <w:tcPr>
+            <w:cnfStyle w:val="001000000000" w:firstRow="0" w:lastRow="0" w:firstColumn="1" w:lastColumn="0" w:oddVBand="0" w:evenVBand="0" w:oddHBand="0" w:evenHBand="0" w:firstRowFirstColumn="0" w:firstRowLastColumn="0" w:lastRowFirstColumn="0" w:lastRowLastColumn="0"/>
+            <w:tcW w:w="2122" w:type="dxa"/>
+          </w:tcPr>
+          <w:p>
+            <w:pPr>
+              <w:pStyle w:val="a7"/>
+              <w:spacing w:line="240" w:lineRule="exact"/>
+              <w:ind w:leftChars="0" w:left="0"/>
+              <w:rPr>
+                <w:rFonts w:hint="eastAsia"/>
+                <w:sz w:val="16"/>
+                <w:szCs w:val="16"/>
+              </w:rPr>
+            </w:pPr>
+            <w:r>
+              <w:rPr>
+                <w:rFonts w:hint="eastAsia"/>
+                <w:sz w:val="16"/>
+                <w:szCs w:val="16"/>
+              </w:rPr>
+              <w:t>メール通知機能</w:t>
+            </w:r>
+          </w:p>
+        </w:tc>
+        <w:tc>
+          <w:tcPr>
+            <w:tcW w:w="567" w:type="dxa"/>
+          </w:tcPr>
+          <w:p>
+            <w:pPr>
+              <w:pStyle w:val="a7"/>
+              <w:ind w:leftChars="0" w:left="0"/>
+              <w:jc w:val="center"/>
+              <w:cnfStyle w:val="000000100000" w:firstRow="0" w:lastRow="0" w:firstColumn="0" w:lastColumn="0" w:oddVBand="0" w:evenVBand="0" w:oddHBand="1" w:evenHBand="0" w:firstRowFirstColumn="0" w:firstRowLastColumn="0" w:lastRowFirstColumn="0" w:lastRowLastColumn="0"/>
+              <w:rPr>
+                <w:sz w:val="16"/>
+                <w:szCs w:val="16"/>
+              </w:rPr>
+            </w:pPr>
+            <w:r>
+              <w:rPr>
+                <w:rFonts w:hint="eastAsia"/>
+                <w:sz w:val="16"/>
+                <w:szCs w:val="16"/>
+              </w:rPr>
+              <w:t>〇</w:t>
+            </w:r>
+          </w:p>
+        </w:tc>
+        <w:tc>
+          <w:tcPr>
+            <w:tcW w:w="6105" w:type="dxa"/>
+          </w:tcPr>
+          <w:p>
+            <w:pPr>
+              <w:pStyle w:val="a7"/>
+              <w:spacing w:line="240" w:lineRule="exact"/>
+              <w:ind w:leftChars="0" w:left="1" w:firstLineChars="1" w:firstLine="2"/>
+              <w:cnfStyle w:val="000000100000" w:firstRow="0" w:lastRow="0" w:firstColumn="0" w:lastColumn="0" w:oddVBand="0" w:evenVBand="0" w:oddHBand="1" w:evenHBand="0" w:firstRowFirstColumn="0" w:firstRowLastColumn="0" w:lastRowFirstColumn="0" w:lastRowLastColumn="0"/>
+              <w:rPr>
+                <w:b/>
+                <w:bCs/>
+                <w:sz w:val="14"/>
+                <w:szCs w:val="14"/>
+              </w:rPr>
+            </w:pPr>
+            <w:r>
+              <w:rPr>
+                <w:rFonts w:hint="eastAsia"/>
+                <w:sz w:val="16"/>
+                <w:szCs w:val="16"/>
+              </w:rPr>
+              <w:t>メール通知機能自体を使用するかどうかを設定します</w:t>
+            </w:r>
+          </w:p>
+        </w:tc>
+      </w:tr>
+      <w:tr>
+        <w:tc>
+          <w:tcPr>
+            <w:cnfStyle w:val="001000000000" w:firstRow="0" w:lastRow="0" w:firstColumn="1" w:lastColumn="0" w:oddVBand="0" w:evenVBand="0" w:oddHBand="0" w:evenHBand="0" w:firstRowFirstColumn="0" w:firstRowLastColumn="0" w:lastRowFirstColumn="0" w:lastRowLastColumn="0"/>
+            <w:tcW w:w="2122" w:type="dxa"/>
+          </w:tcPr>
+          <w:p>
+            <w:pPr>
+              <w:pStyle w:val="a7"/>
+              <w:spacing w:line="240" w:lineRule="exact"/>
+              <w:ind w:leftChars="0" w:left="0"/>
+              <w:rPr>
+                <w:sz w:val="16"/>
+                <w:szCs w:val="16"/>
+              </w:rPr>
+            </w:pPr>
+            <w:r>
+              <w:rPr>
+                <w:rFonts w:hint="eastAsia"/>
+                <w:sz w:val="16"/>
+                <w:szCs w:val="16"/>
+              </w:rPr>
+              <w:t>「TeCA内SMTP」で設定する</w:t>
+            </w:r>
+          </w:p>
+        </w:tc>
+        <w:tc>
+          <w:tcPr>
+            <w:tcW w:w="567" w:type="dxa"/>
+          </w:tcPr>
+          <w:p>
+            <w:pPr>
+              <w:pStyle w:val="a7"/>
+              <w:spacing w:line="240" w:lineRule="exact"/>
+              <w:ind w:leftChars="0" w:left="0"/>
+              <w:jc w:val="center"/>
+              <w:cnfStyle w:val="000000000000" w:firstRow="0" w:lastRow="0" w:firstColumn="0" w:lastColumn="0" w:oddVBand="0" w:evenVBand="0" w:oddHBand="0" w:evenHBand="0" w:firstRowFirstColumn="0" w:firstRowLastColumn="0" w:lastRowFirstColumn="0" w:lastRowLastColumn="0"/>
+              <w:rPr>
+                <w:sz w:val="16"/>
+                <w:szCs w:val="16"/>
+              </w:rPr>
+            </w:pPr>
+            <w:r>
+              <w:rPr>
+                <w:rFonts w:hint="eastAsia"/>
+                <w:sz w:val="16"/>
+                <w:szCs w:val="16"/>
+              </w:rPr>
+              <w:t>〇</w:t>
+            </w:r>
+          </w:p>
+        </w:tc>
+        <w:tc>
+          <w:tcPr>
+            <w:tcW w:w="6105" w:type="dxa"/>
+          </w:tcPr>
+          <w:p>
+            <w:pPr>
+              <w:pStyle w:val="a7"/>
+              <w:spacing w:line="240" w:lineRule="exact"/>
+              <w:ind w:leftChars="0" w:left="0"/>
+              <w:cnfStyle w:val="000000000000" w:firstRow="0" w:lastRow="0" w:firstColumn="0" w:lastColumn="0" w:oddVBand="0" w:evenVBand="0" w:oddHBand="0" w:evenHBand="0" w:firstRowFirstColumn="0" w:firstRowLastColumn="0" w:lastRowFirstColumn="0" w:lastRowLastColumn="0"/>
+              <w:rPr>
+                <w:sz w:val="16"/>
+                <w:szCs w:val="16"/>
+              </w:rPr>
+            </w:pPr>
+            <w:r>
+              <w:rPr>
+                <w:rFonts w:hint="eastAsia"/>
+                <w:sz w:val="16"/>
+                <w:szCs w:val="16"/>
+              </w:rPr>
+              <w:t>ＴｅＣＡサーバー上のＳＭＴＰサービスから通知メールを送出したい場合に、このタブページ内の設定を一括で調整します</w:t>
+            </w:r>
+          </w:p>
+        </w:tc>
+      </w:tr>
+      <w:tr>
+        <w:trPr>
+          <w:cnfStyle w:val="000000100000" w:firstRow="0" w:lastRow="0" w:firstColumn="0" w:lastColumn="0" w:oddVBand="0" w:evenVBand="0" w:oddHBand="1" w:evenHBand="0" w:firstRowFirstColumn="0" w:firstRowLastColumn="0" w:lastRowFirstColumn="0" w:lastRowLastColumn="0"/>
+        </w:trPr>
+        <w:tc>
+          <w:tcPr>
+            <w:cnfStyle w:val="001000000000" w:firstRow="0" w:lastRow="0" w:firstColumn="1" w:lastColumn="0" w:oddVBand="0" w:evenVBand="0" w:oddHBand="0" w:evenHBand="0" w:firstRowFirstColumn="0" w:firstRowLastColumn="0" w:lastRowFirstColumn="0" w:lastRowLastColumn="0"/>
+            <w:tcW w:w="2122" w:type="dxa"/>
+          </w:tcPr>
+          <w:p>
+            <w:pPr>
+              <w:pStyle w:val="a7"/>
+              <w:spacing w:line="240" w:lineRule="exact"/>
+              <w:ind w:leftChars="0" w:left="0"/>
+              <w:rPr>
+                <w:sz w:val="16"/>
+                <w:szCs w:val="16"/>
+              </w:rPr>
+            </w:pPr>
+            <w:r>
+              <w:rPr>
+                <w:rFonts w:hint="eastAsia"/>
+                <w:sz w:val="16"/>
+                <w:szCs w:val="16"/>
+              </w:rPr>
+              <w:t>プロトコル</w:t>
+            </w:r>
+          </w:p>
+        </w:tc>
+        <w:tc>
+          <w:tcPr>
+            <w:tcW w:w="567" w:type="dxa"/>
+          </w:tcPr>
+          <w:p>
+            <w:pPr>
+              <w:pStyle w:val="a7"/>
+              <w:spacing w:line="240" w:lineRule="exact"/>
+              <w:ind w:leftChars="0" w:left="0"/>
+              <w:jc w:val="center"/>
+              <w:cnfStyle w:val="000000100000" w:firstRow="0" w:lastRow="0" w:firstColumn="0" w:lastColumn="0" w:oddVBand="0" w:evenVBand="0" w:oddHBand="1" w:evenHBand="0" w:firstRowFirstColumn="0" w:firstRowLastColumn="0" w:lastRowFirstColumn="0" w:lastRowLastColumn="0"/>
+              <w:rPr>
+                <w:sz w:val="16"/>
+                <w:szCs w:val="16"/>
+              </w:rPr>
+            </w:pPr>
+            <w:r>
+              <w:rPr>
+                <w:rFonts w:hint="eastAsia"/>
+                <w:sz w:val="16"/>
+                <w:szCs w:val="16"/>
+              </w:rPr>
+              <w:t>〇</w:t>
+            </w:r>
+          </w:p>
+        </w:tc>
+        <w:tc>
+          <w:tcPr>
+            <w:tcW w:w="6105" w:type="dxa"/>
+          </w:tcPr>
+          <w:p>
+            <w:pPr>
+              <w:pStyle w:val="a7"/>
+              <w:spacing w:line="240" w:lineRule="exact"/>
+              <w:ind w:leftChars="0" w:left="0"/>
+              <w:cnfStyle w:val="000000100000" w:firstRow="0" w:lastRow="0" w:firstColumn="0" w:lastColumn="0" w:oddVBand="0" w:evenVBand="0" w:oddHBand="1" w:evenHBand="0" w:firstRowFirstColumn="0" w:firstRowLastColumn="0" w:lastRowFirstColumn="0" w:lastRowLastColumn="0"/>
+              <w:rPr>
+                <w:sz w:val="16"/>
+                <w:szCs w:val="16"/>
+              </w:rPr>
+            </w:pPr>
+            <w:r>
+              <w:rPr>
+                <w:rFonts w:hint="eastAsia"/>
+                <w:sz w:val="16"/>
+                <w:szCs w:val="16"/>
+              </w:rPr>
+              <w:t>送信メールサーバーのプロトコルを設定します</w:t>
+            </w:r>
+          </w:p>
+        </w:tc>
+      </w:tr>
+      <w:tr>
+        <w:tc>
+          <w:tcPr>
+            <w:cnfStyle w:val="001000000000" w:firstRow="0" w:lastRow="0" w:firstColumn="1" w:lastColumn="0" w:oddVBand="0" w:evenVBand="0" w:oddHBand="0" w:evenHBand="0" w:firstRowFirstColumn="0" w:firstRowLastColumn="0" w:lastRowFirstColumn="0" w:lastRowLastColumn="0"/>
+            <w:tcW w:w="2122" w:type="dxa"/>
+          </w:tcPr>
+          <w:p>
+            <w:pPr>
+              <w:pStyle w:val="a7"/>
+              <w:spacing w:line="240" w:lineRule="exact"/>
+              <w:ind w:leftChars="0" w:left="0"/>
+              <w:rPr>
+                <w:sz w:val="16"/>
+                <w:szCs w:val="16"/>
+              </w:rPr>
+            </w:pPr>
+            <w:r>
+              <w:rPr>
+                <w:rFonts w:hint="eastAsia"/>
+                <w:sz w:val="16"/>
+                <w:szCs w:val="16"/>
+              </w:rPr>
+              <w:t>ＳＴＡＲＴＬＳ</w:t>
+            </w:r>
+          </w:p>
+        </w:tc>
+        <w:tc>
+          <w:tcPr>
+            <w:tcW w:w="567" w:type="dxa"/>
+          </w:tcPr>
+          <w:p>
+            <w:pPr>
+              <w:pStyle w:val="a7"/>
+              <w:spacing w:line="240" w:lineRule="exact"/>
+              <w:ind w:leftChars="0" w:left="0"/>
+              <w:jc w:val="center"/>
+              <w:cnfStyle w:val="000000000000" w:firstRow="0" w:lastRow="0" w:firstColumn="0" w:lastColumn="0" w:oddVBand="0" w:evenVBand="0" w:oddHBand="0" w:evenHBand="0" w:firstRowFirstColumn="0" w:firstRowLastColumn="0" w:lastRowFirstColumn="0" w:lastRowLastColumn="0"/>
+              <w:rPr>
+                <w:sz w:val="16"/>
+                <w:szCs w:val="16"/>
+              </w:rPr>
+            </w:pPr>
+            <w:r>
+              <w:rPr>
+                <w:rFonts w:hint="eastAsia"/>
+                <w:sz w:val="16"/>
+                <w:szCs w:val="16"/>
+              </w:rPr>
+              <w:t>〇</w:t>
+            </w:r>
+          </w:p>
+        </w:tc>
+        <w:tc>
+          <w:tcPr>
+            <w:tcW w:w="6105" w:type="dxa"/>
+          </w:tcPr>
+          <w:p>
+            <w:pPr>
+              <w:spacing w:line="240" w:lineRule="exact"/>
+              <w:cnfStyle w:val="000000000000" w:firstRow="0" w:lastRow="0" w:firstColumn="0" w:lastColumn="0" w:oddVBand="0" w:evenVBand="0" w:oddHBand="0" w:evenHBand="0" w:firstRowFirstColumn="0" w:firstRowLastColumn="0" w:lastRowFirstColumn="0" w:lastRowLastColumn="0"/>
+              <w:rPr>
+                <w:rFonts w:hint="eastAsia"/>
+                <w:sz w:val="16"/>
+                <w:szCs w:val="16"/>
+              </w:rPr>
+            </w:pPr>
+            <w:r>
+              <w:rPr>
+                <w:rFonts w:hint="eastAsia"/>
+                <w:sz w:val="16"/>
+                <w:szCs w:val="16"/>
+              </w:rPr>
+              <w:t>送信メールサーバーでSTARTLSの利用が必要な場合にONとします</w:t>
+            </w:r>
+          </w:p>
+        </w:tc>
+      </w:tr>
+      <w:tr>
+        <w:trPr>
+          <w:cnfStyle w:val="000000100000" w:firstRow="0" w:lastRow="0" w:firstColumn="0" w:lastColumn="0" w:oddVBand="0" w:evenVBand="0" w:oddHBand="1" w:evenHBand="0" w:firstRowFirstColumn="0" w:firstRowLastColumn="0" w:lastRowFirstColumn="0" w:lastRowLastColumn="0"/>
+        </w:trPr>
+        <w:tc>
+          <w:tcPr>
+            <w:cnfStyle w:val="001000000000" w:firstRow="0" w:lastRow="0" w:firstColumn="1" w:lastColumn="0" w:oddVBand="0" w:evenVBand="0" w:oddHBand="0" w:evenHBand="0" w:firstRowFirstColumn="0" w:firstRowLastColumn="0" w:lastRowFirstColumn="0" w:lastRowLastColumn="0"/>
+            <w:tcW w:w="2122" w:type="dxa"/>
+          </w:tcPr>
+          <w:p>
+            <w:pPr>
+              <w:pStyle w:val="a7"/>
+              <w:spacing w:line="240" w:lineRule="exact"/>
+              <w:ind w:leftChars="0" w:left="0"/>
+              <w:rPr>
+                <w:sz w:val="16"/>
+                <w:szCs w:val="16"/>
+              </w:rPr>
+            </w:pPr>
+            <w:r>
+              <w:rPr>
+                <w:rFonts w:hint="eastAsia"/>
+                <w:sz w:val="16"/>
+                <w:szCs w:val="16"/>
+              </w:rPr>
+              <w:t>ポート</w:t>
+            </w:r>
+          </w:p>
+        </w:tc>
+        <w:tc>
+          <w:tcPr>
+            <w:tcW w:w="567" w:type="dxa"/>
+          </w:tcPr>
+          <w:p>
+            <w:pPr>
+              <w:pStyle w:val="a7"/>
+              <w:spacing w:line="240" w:lineRule="exact"/>
+              <w:ind w:leftChars="0" w:left="0"/>
+              <w:jc w:val="center"/>
+              <w:cnfStyle w:val="000000100000" w:firstRow="0" w:lastRow="0" w:firstColumn="0" w:lastColumn="0" w:oddVBand="0" w:evenVBand="0" w:oddHBand="1" w:evenHBand="0" w:firstRowFirstColumn="0" w:firstRowLastColumn="0" w:lastRowFirstColumn="0" w:lastRowLastColumn="0"/>
+              <w:rPr>
+                <w:sz w:val="16"/>
+                <w:szCs w:val="16"/>
+              </w:rPr>
+            </w:pPr>
+            <w:r>
+              <w:rPr>
+                <w:rFonts w:hint="eastAsia"/>
+                <w:sz w:val="16"/>
+                <w:szCs w:val="16"/>
+              </w:rPr>
+              <w:t>〇</w:t>
+            </w:r>
+          </w:p>
+        </w:tc>
+        <w:tc>
+          <w:tcPr>
+            <w:tcW w:w="6105" w:type="dxa"/>
+          </w:tcPr>
+          <w:p>
+            <w:pPr>
+              <w:pStyle w:val="a7"/>
+              <w:spacing w:line="240" w:lineRule="exact"/>
+              <w:ind w:leftChars="19" w:left="34"/>
+              <w:cnfStyle w:val="000000100000" w:firstRow="0" w:lastRow="0" w:firstColumn="0" w:lastColumn="0" w:oddVBand="0" w:evenVBand="0" w:oddHBand="1" w:evenHBand="0" w:firstRowFirstColumn="0" w:firstRowLastColumn="0" w:lastRowFirstColumn="0" w:lastRowLastColumn="0"/>
+              <w:rPr>
+                <w:sz w:val="16"/>
+                <w:szCs w:val="16"/>
+              </w:rPr>
+            </w:pPr>
+            <w:r>
+              <w:rPr>
+                <w:rFonts w:hint="eastAsia"/>
+                <w:sz w:val="16"/>
+                <w:szCs w:val="16"/>
+              </w:rPr>
+              <w:t>送信メールサーバーの接続ポートです</w:t>
+            </w:r>
+          </w:p>
+        </w:tc>
+      </w:tr>
+      <w:tr>
+        <w:tc>
+          <w:tcPr>
+            <w:cnfStyle w:val="001000000000" w:firstRow="0" w:lastRow="0" w:firstColumn="1" w:lastColumn="0" w:oddVBand="0" w:evenVBand="0" w:oddHBand="0" w:evenHBand="0" w:firstRowFirstColumn="0" w:firstRowLastColumn="0" w:lastRowFirstColumn="0" w:lastRowLastColumn="0"/>
+            <w:tcW w:w="2122" w:type="dxa"/>
+          </w:tcPr>
+          <w:p>
+            <w:pPr>
+              <w:pStyle w:val="a7"/>
+              <w:spacing w:line="240" w:lineRule="exact"/>
+              <w:ind w:leftChars="0" w:left="0"/>
+              <w:rPr>
+                <w:sz w:val="16"/>
+                <w:szCs w:val="16"/>
+              </w:rPr>
+            </w:pPr>
+            <w:r>
+              <w:rPr>
+                <w:rFonts w:hint="eastAsia"/>
+                <w:sz w:val="16"/>
+                <w:szCs w:val="16"/>
+              </w:rPr>
+              <w:t>サーバー</w:t>
+            </w:r>
+          </w:p>
+        </w:tc>
+        <w:tc>
+          <w:tcPr>
+            <w:tcW w:w="567" w:type="dxa"/>
+          </w:tcPr>
+          <w:p>
+            <w:pPr>
+              <w:pStyle w:val="a7"/>
+              <w:spacing w:line="240" w:lineRule="exact"/>
+              <w:ind w:leftChars="0" w:left="0"/>
+              <w:jc w:val="center"/>
+              <w:cnfStyle w:val="000000000000" w:firstRow="0" w:lastRow="0" w:firstColumn="0" w:lastColumn="0" w:oddVBand="0" w:evenVBand="0" w:oddHBand="0" w:evenHBand="0" w:firstRowFirstColumn="0" w:firstRowLastColumn="0" w:lastRowFirstColumn="0" w:lastRowLastColumn="0"/>
+              <w:rPr>
+                <w:sz w:val="16"/>
+                <w:szCs w:val="16"/>
+              </w:rPr>
+            </w:pPr>
+            <w:r>
+              <w:rPr>
+                <w:rFonts w:hint="eastAsia"/>
+                <w:sz w:val="16"/>
+                <w:szCs w:val="16"/>
+              </w:rPr>
+              <w:t>〇</w:t>
+            </w:r>
+          </w:p>
+        </w:tc>
+        <w:tc>
+          <w:tcPr>
+            <w:tcW w:w="6105" w:type="dxa"/>
+          </w:tcPr>
+          <w:p>
+            <w:pPr>
+              <w:pStyle w:val="a7"/>
+              <w:spacing w:line="240" w:lineRule="exact"/>
+              <w:ind w:leftChars="0" w:left="29" w:hangingChars="18" w:hanging="29"/>
+              <w:cnfStyle w:val="000000000000" w:firstRow="0" w:lastRow="0" w:firstColumn="0" w:lastColumn="0" w:oddVBand="0" w:evenVBand="0" w:oddHBand="0" w:evenHBand="0" w:firstRowFirstColumn="0" w:firstRowLastColumn="0" w:lastRowFirstColumn="0" w:lastRowLastColumn="0"/>
+              <w:rPr>
+                <w:rFonts w:hint="eastAsia"/>
+                <w:sz w:val="16"/>
+                <w:szCs w:val="16"/>
+              </w:rPr>
+            </w:pPr>
+            <w:r>
+              <w:rPr>
+                <w:rFonts w:hint="eastAsia"/>
+                <w:sz w:val="16"/>
+                <w:szCs w:val="16"/>
+              </w:rPr>
+              <w:t>送信メールサーバーのIPアドレスやURLを指定します</w:t>
+            </w:r>
+          </w:p>
+        </w:tc>
+      </w:tr>
+      <w:tr>
+        <w:trPr>
+          <w:cnfStyle w:val="000000100000" w:firstRow="0" w:lastRow="0" w:firstColumn="0" w:lastColumn="0" w:oddVBand="0" w:evenVBand="0" w:oddHBand="1" w:evenHBand="0" w:firstRowFirstColumn="0" w:firstRowLastColumn="0" w:lastRowFirstColumn="0" w:lastRowLastColumn="0"/>
+        </w:trPr>
+        <w:tc>
+          <w:tcPr>
+            <w:cnfStyle w:val="001000000000" w:firstRow="0" w:lastRow="0" w:firstColumn="1" w:lastColumn="0" w:oddVBand="0" w:evenVBand="0" w:oddHBand="0" w:evenHBand="0" w:firstRowFirstColumn="0" w:firstRowLastColumn="0" w:lastRowFirstColumn="0" w:lastRowLastColumn="0"/>
+            <w:tcW w:w="2122" w:type="dxa"/>
+          </w:tcPr>
+          <w:p>
+            <w:pPr>
+              <w:pStyle w:val="a7"/>
+              <w:spacing w:line="240" w:lineRule="exact"/>
+              <w:ind w:leftChars="0" w:left="0"/>
+              <w:rPr>
+                <w:sz w:val="16"/>
+                <w:szCs w:val="16"/>
+              </w:rPr>
+            </w:pPr>
+            <w:r>
+              <w:rPr>
+                <w:rFonts w:hint="eastAsia"/>
+                <w:sz w:val="16"/>
+                <w:szCs w:val="16"/>
+              </w:rPr>
+              <w:t>送信者名</w:t>
+            </w:r>
+          </w:p>
+        </w:tc>
+        <w:tc>
+          <w:tcPr>
+            <w:tcW w:w="567" w:type="dxa"/>
+          </w:tcPr>
+          <w:p>
+            <w:pPr>
+              <w:pStyle w:val="a7"/>
+              <w:spacing w:line="240" w:lineRule="exact"/>
+              <w:ind w:leftChars="0" w:left="0"/>
+              <w:jc w:val="center"/>
+              <w:cnfStyle w:val="000000100000" w:firstRow="0" w:lastRow="0" w:firstColumn="0" w:lastColumn="0" w:oddVBand="0" w:evenVBand="0" w:oddHBand="1" w:evenHBand="0" w:firstRowFirstColumn="0" w:firstRowLastColumn="0" w:lastRowFirstColumn="0" w:lastRowLastColumn="0"/>
+              <w:rPr>
+                <w:sz w:val="16"/>
+                <w:szCs w:val="16"/>
+              </w:rPr>
+            </w:pPr>
+            <w:r>
+              <w:rPr>
+                <w:rFonts w:hint="eastAsia"/>
+                <w:sz w:val="16"/>
+                <w:szCs w:val="16"/>
+              </w:rPr>
+              <w:t>〇</w:t>
+            </w:r>
+          </w:p>
+        </w:tc>
+        <w:tc>
+          <w:tcPr>
+            <w:tcW w:w="6105" w:type="dxa"/>
+          </w:tcPr>
+          <w:p>
+            <w:pPr>
+              <w:spacing w:line="240" w:lineRule="exact"/>
+              <w:cnfStyle w:val="000000100000" w:firstRow="0" w:lastRow="0" w:firstColumn="0" w:lastColumn="0" w:oddVBand="0" w:evenVBand="0" w:oddHBand="1" w:evenHBand="0" w:firstRowFirstColumn="0" w:firstRowLastColumn="0" w:lastRowFirstColumn="0" w:lastRowLastColumn="0"/>
+              <w:rPr>
+                <w:rFonts w:hint="eastAsia"/>
+                <w:sz w:val="16"/>
+                <w:szCs w:val="16"/>
+              </w:rPr>
+            </w:pPr>
+            <w:r>
+              <w:rPr>
+                <w:rFonts w:hint="eastAsia"/>
+                <w:sz w:val="16"/>
+                <w:szCs w:val="16"/>
+              </w:rPr>
+              <w:t>メールヘッダの送信者名です</w:t>
+            </w:r>
+          </w:p>
+        </w:tc>
+      </w:tr>
+      <w:tr>
+        <w:tc>
+          <w:tcPr>
+            <w:cnfStyle w:val="001000000000" w:firstRow="0" w:lastRow="0" w:firstColumn="1" w:lastColumn="0" w:oddVBand="0" w:evenVBand="0" w:oddHBand="0" w:evenHBand="0" w:firstRowFirstColumn="0" w:firstRowLastColumn="0" w:lastRowFirstColumn="0" w:lastRowLastColumn="0"/>
+            <w:tcW w:w="2122" w:type="dxa"/>
+          </w:tcPr>
+          <w:p>
+            <w:pPr>
+              <w:pStyle w:val="a7"/>
+              <w:spacing w:line="240" w:lineRule="exact"/>
+              <w:ind w:leftChars="0" w:left="0"/>
+              <w:rPr>
+                <w:rFonts w:hint="eastAsia"/>
+                <w:sz w:val="16"/>
+                <w:szCs w:val="16"/>
+              </w:rPr>
+            </w:pPr>
+            <w:r>
+              <w:rPr>
+                <w:rFonts w:hint="eastAsia"/>
+                <w:sz w:val="16"/>
+                <w:szCs w:val="16"/>
+              </w:rPr>
+              <w:t>ＳＭＴＰ認証</w:t>
+            </w:r>
+          </w:p>
+        </w:tc>
+        <w:tc>
+          <w:tcPr>
+            <w:tcW w:w="567" w:type="dxa"/>
+          </w:tcPr>
+          <w:p>
+            <w:pPr>
+              <w:pStyle w:val="a7"/>
+              <w:spacing w:line="240" w:lineRule="exact"/>
+              <w:ind w:leftChars="0" w:left="0"/>
+              <w:jc w:val="center"/>
+              <w:cnfStyle w:val="000000000000" w:firstRow="0" w:lastRow="0" w:firstColumn="0" w:lastColumn="0" w:oddVBand="0" w:evenVBand="0" w:oddHBand="0" w:evenHBand="0" w:firstRowFirstColumn="0" w:firstRowLastColumn="0" w:lastRowFirstColumn="0" w:lastRowLastColumn="0"/>
+              <w:rPr>
+                <w:rFonts w:hint="eastAsia"/>
+                <w:sz w:val="16"/>
+                <w:szCs w:val="16"/>
+              </w:rPr>
+            </w:pPr>
+            <w:r>
+              <w:rPr>
+                <w:rFonts w:hint="eastAsia"/>
+                <w:sz w:val="16"/>
+                <w:szCs w:val="16"/>
+              </w:rPr>
+              <w:t>〇</w:t>
+            </w:r>
+          </w:p>
+        </w:tc>
+        <w:tc>
+          <w:tcPr>
+            <w:tcW w:w="6105" w:type="dxa"/>
+          </w:tcPr>
+          <w:p>
+            <w:pPr>
+              <w:spacing w:line="240" w:lineRule="exact"/>
+              <w:cnfStyle w:val="000000000000" w:firstRow="0" w:lastRow="0" w:firstColumn="0" w:lastColumn="0" w:oddVBand="0" w:evenVBand="0" w:oddHBand="0" w:evenHBand="0" w:firstRowFirstColumn="0" w:firstRowLastColumn="0" w:lastRowFirstColumn="0" w:lastRowLastColumn="0"/>
+              <w:rPr>
+                <w:rFonts w:hint="eastAsia"/>
+                <w:sz w:val="16"/>
+                <w:szCs w:val="16"/>
+              </w:rPr>
+            </w:pPr>
+            <w:r>
+              <w:rPr>
+                <w:rFonts w:hint="eastAsia"/>
+                <w:sz w:val="16"/>
+                <w:szCs w:val="16"/>
+              </w:rPr>
+              <w:t>送信メールサーバーでSMTP認証が必要な場合にONとします</w:t>
+            </w:r>
+          </w:p>
+        </w:tc>
+      </w:tr>
+      <w:tr>
+        <w:trPr>
+          <w:cnfStyle w:val="000000100000" w:firstRow="0" w:lastRow="0" w:firstColumn="0" w:lastColumn="0" w:oddVBand="0" w:evenVBand="0" w:oddHBand="1" w:evenHBand="0" w:firstRowFirstColumn="0" w:firstRowLastColumn="0" w:lastRowFirstColumn="0" w:lastRowLastColumn="0"/>
+        </w:trPr>
+        <w:tc>
+          <w:tcPr>
+            <w:cnfStyle w:val="001000000000" w:firstRow="0" w:lastRow="0" w:firstColumn="1" w:lastColumn="0" w:oddVBand="0" w:evenVBand="0" w:oddHBand="0" w:evenHBand="0" w:firstRowFirstColumn="0" w:firstRowLastColumn="0" w:lastRowFirstColumn="0" w:lastRowLastColumn="0"/>
+            <w:tcW w:w="2122" w:type="dxa"/>
+          </w:tcPr>
+          <w:p>
+            <w:pPr>
+              <w:pStyle w:val="a7"/>
+              <w:spacing w:line="240" w:lineRule="exact"/>
+              <w:ind w:leftChars="0" w:left="0"/>
+              <w:rPr>
+                <w:rFonts w:hint="eastAsia"/>
+                <w:sz w:val="16"/>
+                <w:szCs w:val="16"/>
+              </w:rPr>
+            </w:pPr>
+            <w:r>
+              <w:rPr>
+                <w:rFonts w:hint="eastAsia"/>
+                <w:sz w:val="16"/>
+                <w:szCs w:val="16"/>
+              </w:rPr>
+              <w:t>送信メアド</w:t>
+            </w:r>
+          </w:p>
+        </w:tc>
+        <w:tc>
+          <w:tcPr>
+            <w:tcW w:w="567" w:type="dxa"/>
+          </w:tcPr>
+          <w:p>
+            <w:pPr>
+              <w:pStyle w:val="a7"/>
+              <w:spacing w:line="240" w:lineRule="exact"/>
+              <w:ind w:leftChars="0" w:left="0"/>
+              <w:jc w:val="center"/>
+              <w:cnfStyle w:val="000000100000" w:firstRow="0" w:lastRow="0" w:firstColumn="0" w:lastColumn="0" w:oddVBand="0" w:evenVBand="0" w:oddHBand="1" w:evenHBand="0" w:firstRowFirstColumn="0" w:firstRowLastColumn="0" w:lastRowFirstColumn="0" w:lastRowLastColumn="0"/>
+              <w:rPr>
+                <w:rFonts w:hint="eastAsia"/>
+                <w:sz w:val="16"/>
+                <w:szCs w:val="16"/>
+              </w:rPr>
+            </w:pPr>
+            <w:r>
+              <w:rPr>
+                <w:rFonts w:hint="eastAsia"/>
+                <w:sz w:val="16"/>
+                <w:szCs w:val="16"/>
+              </w:rPr>
+              <w:t>〇</w:t>
+            </w:r>
+          </w:p>
+        </w:tc>
+        <w:tc>
+          <w:tcPr>
+            <w:tcW w:w="6105" w:type="dxa"/>
+          </w:tcPr>
+          <w:p>
+            <w:pPr>
+              <w:spacing w:line="240" w:lineRule="exact"/>
+              <w:cnfStyle w:val="000000100000" w:firstRow="0" w:lastRow="0" w:firstColumn="0" w:lastColumn="0" w:oddVBand="0" w:evenVBand="0" w:oddHBand="1" w:evenHBand="0" w:firstRowFirstColumn="0" w:firstRowLastColumn="0" w:lastRowFirstColumn="0" w:lastRowLastColumn="0"/>
+              <w:rPr>
+                <w:rFonts w:hint="eastAsia"/>
+                <w:sz w:val="16"/>
+                <w:szCs w:val="16"/>
+              </w:rPr>
+            </w:pPr>
+            <w:r>
+              <w:rPr>
+                <w:rFonts w:hint="eastAsia"/>
+                <w:sz w:val="16"/>
+                <w:szCs w:val="16"/>
+              </w:rPr>
+              <w:t>送信サーバーのログインアカウントで、メールヘッダのFromです。</w:t>
+            </w:r>
+          </w:p>
+        </w:tc>
+      </w:tr>
+      <w:tr>
+        <w:tc>
+          <w:tcPr>
+            <w:cnfStyle w:val="001000000000" w:firstRow="0" w:lastRow="0" w:firstColumn="1" w:lastColumn="0" w:oddVBand="0" w:evenVBand="0" w:oddHBand="0" w:evenHBand="0" w:firstRowFirstColumn="0" w:firstRowLastColumn="0" w:lastRowFirstColumn="0" w:lastRowLastColumn="0"/>
+            <w:tcW w:w="2122" w:type="dxa"/>
+          </w:tcPr>
+          <w:p>
+            <w:pPr>
+              <w:pStyle w:val="a7"/>
+              <w:spacing w:line="240" w:lineRule="exact"/>
+              <w:ind w:leftChars="0" w:left="0"/>
+              <w:rPr>
+                <w:rFonts w:hint="eastAsia"/>
+                <w:sz w:val="16"/>
+                <w:szCs w:val="16"/>
+              </w:rPr>
+            </w:pPr>
+            <w:r>
+              <w:rPr>
+                <w:rFonts w:hint="eastAsia"/>
+                <w:sz w:val="16"/>
+                <w:szCs w:val="16"/>
+              </w:rPr>
+              <w:t>パスワード</w:t>
+            </w:r>
+          </w:p>
+        </w:tc>
+        <w:tc>
+          <w:tcPr>
+            <w:tcW w:w="567" w:type="dxa"/>
+          </w:tcPr>
+          <w:p>
+            <w:pPr>
+              <w:pStyle w:val="a7"/>
+              <w:spacing w:line="240" w:lineRule="exact"/>
+              <w:ind w:leftChars="0" w:left="0"/>
+              <w:jc w:val="center"/>
+              <w:cnfStyle w:val="000000000000" w:firstRow="0" w:lastRow="0" w:firstColumn="0" w:lastColumn="0" w:oddVBand="0" w:evenVBand="0" w:oddHBand="0" w:evenHBand="0" w:firstRowFirstColumn="0" w:firstRowLastColumn="0" w:lastRowFirstColumn="0" w:lastRowLastColumn="0"/>
+              <w:rPr>
+                <w:rFonts w:hint="eastAsia"/>
+                <w:sz w:val="16"/>
+                <w:szCs w:val="16"/>
+              </w:rPr>
+            </w:pPr>
+            <w:r>
+              <w:rPr>
+                <w:rFonts w:hint="eastAsia"/>
+                <w:sz w:val="16"/>
+                <w:szCs w:val="16"/>
+              </w:rPr>
+              <w:t>〇</w:t>
+            </w:r>
+          </w:p>
+        </w:tc>
+        <w:tc>
+          <w:tcPr>
+            <w:tcW w:w="6105" w:type="dxa"/>
+          </w:tcPr>
+          <w:p>
+            <w:pPr>
+              <w:spacing w:line="240" w:lineRule="exact"/>
+              <w:cnfStyle w:val="000000000000" w:firstRow="0" w:lastRow="0" w:firstColumn="0" w:lastColumn="0" w:oddVBand="0" w:evenVBand="0" w:oddHBand="0" w:evenHBand="0" w:firstRowFirstColumn="0" w:firstRowLastColumn="0" w:lastRowFirstColumn="0" w:lastRowLastColumn="0"/>
+              <w:rPr>
+                <w:rFonts w:hint="eastAsia"/>
+                <w:sz w:val="16"/>
+                <w:szCs w:val="16"/>
+              </w:rPr>
+            </w:pPr>
+            <w:r>
+              <w:rPr>
+                <w:rFonts w:hint="eastAsia"/>
+                <w:sz w:val="16"/>
+                <w:szCs w:val="16"/>
+              </w:rPr>
+              <w:t>SMTP認証を使用する場合のパスワードです</w:t>
+            </w:r>
+          </w:p>
+        </w:tc>
+      </w:tr>
+      <w:tr>
+        <w:trPr>
+          <w:cnfStyle w:val="000000100000" w:firstRow="0" w:lastRow="0" w:firstColumn="0" w:lastColumn="0" w:oddVBand="0" w:evenVBand="0" w:oddHBand="1" w:evenHBand="0" w:firstRowFirstColumn="0" w:firstRowLastColumn="0" w:lastRowFirstColumn="0" w:lastRowLastColumn="0"/>
+        </w:trPr>
+        <w:tc>
+          <w:tcPr>
+            <w:cnfStyle w:val="001000000000" w:firstRow="0" w:lastRow="0" w:firstColumn="1" w:lastColumn="0" w:oddVBand="0" w:evenVBand="0" w:oddHBand="0" w:evenHBand="0" w:firstRowFirstColumn="0" w:firstRowLastColumn="0" w:lastRowFirstColumn="0" w:lastRowLastColumn="0"/>
+            <w:tcW w:w="2122" w:type="dxa"/>
+          </w:tcPr>
+          <w:p>
+            <w:pPr>
+              <w:pStyle w:val="a7"/>
+              <w:spacing w:line="240" w:lineRule="exact"/>
+              <w:ind w:leftChars="0" w:left="0"/>
+              <w:rPr>
+                <w:rFonts w:hint="eastAsia"/>
+                <w:sz w:val="16"/>
+                <w:szCs w:val="16"/>
+              </w:rPr>
+            </w:pPr>
+            <w:r>
+              <w:rPr>
+                <w:rFonts w:hint="eastAsia"/>
+                <w:sz w:val="16"/>
+                <w:szCs w:val="16"/>
+              </w:rPr>
+              <w:t>送信タイムアウト</w:t>
+            </w:r>
+          </w:p>
+        </w:tc>
+        <w:tc>
+          <w:tcPr>
+            <w:tcW w:w="567" w:type="dxa"/>
+          </w:tcPr>
+          <w:p>
+            <w:pPr>
+              <w:pStyle w:val="a7"/>
+              <w:spacing w:line="240" w:lineRule="exact"/>
+              <w:ind w:leftChars="0" w:left="0"/>
+              <w:jc w:val="center"/>
+              <w:cnfStyle w:val="000000100000" w:firstRow="0" w:lastRow="0" w:firstColumn="0" w:lastColumn="0" w:oddVBand="0" w:evenVBand="0" w:oddHBand="1" w:evenHBand="0" w:firstRowFirstColumn="0" w:firstRowLastColumn="0" w:lastRowFirstColumn="0" w:lastRowLastColumn="0"/>
+              <w:rPr>
+                <w:rFonts w:hint="eastAsia"/>
+                <w:sz w:val="16"/>
+                <w:szCs w:val="16"/>
+              </w:rPr>
+            </w:pPr>
+            <w:r>
+              <w:rPr>
+                <w:rFonts w:hint="eastAsia"/>
+                <w:sz w:val="16"/>
+                <w:szCs w:val="16"/>
+              </w:rPr>
+              <w:t>〇</w:t>
+            </w:r>
+          </w:p>
+        </w:tc>
+        <w:tc>
+          <w:tcPr>
+            <w:tcW w:w="6105" w:type="dxa"/>
+          </w:tcPr>
+          <w:p>
+            <w:pPr>
+              <w:spacing w:line="240" w:lineRule="exact"/>
+              <w:cnfStyle w:val="000000100000" w:firstRow="0" w:lastRow="0" w:firstColumn="0" w:lastColumn="0" w:oddVBand="0" w:evenVBand="0" w:oddHBand="1" w:evenHBand="0" w:firstRowFirstColumn="0" w:firstRowLastColumn="0" w:lastRowFirstColumn="0" w:lastRowLastColumn="0"/>
+              <w:rPr>
+                <w:rFonts w:hint="eastAsia"/>
+                <w:sz w:val="16"/>
+                <w:szCs w:val="16"/>
+              </w:rPr>
+            </w:pPr>
+            <w:r>
+              <w:rPr>
+                <w:rFonts w:hint="eastAsia"/>
+                <w:sz w:val="16"/>
+                <w:szCs w:val="16"/>
+              </w:rPr>
+              <w:t>送信メールサーバーの送信タイムアウトを指定します</w:t>
+            </w:r>
+          </w:p>
+        </w:tc>
+      </w:tr>
+    </w:tbl>
+    <w:p/>
+    <w:p/>
+    <w:p/>
+    <w:p>
+      <w:pPr>
+        <w:rPr>
+          <w:rFonts w:hint="eastAsia"/>
+        </w:rPr>
+      </w:pPr>
+    </w:p>
+    <w:p>
+      <w:r>
+        <w:br w:type="page"/>
+      </w:r>
+    </w:p>
+    <w:p>
+      <w:pPr>
+        <w:pStyle w:val="a7"/>
+        <w:ind w:leftChars="0" w:left="786"/>
+      </w:pPr>
+    </w:p>
+    <w:p>
+      <w:pPr>
+        <w:pStyle w:val="a7"/>
+        <w:ind w:leftChars="0" w:left="786"/>
+      </w:pPr>
+    </w:p>
+    <w:tbl>
+      <w:tblPr>
+        <w:tblStyle w:val="3"/>
+        <w:tblpPr w:leftFromText="142" w:rightFromText="142" w:vertAnchor="text" w:horzAnchor="margin" w:tblpXSpec="right" w:tblpY="55"/>
+        <w:tblW w:w="8794" w:type="dxa"/>
+        <w:tblLook w:val="04A0" w:firstRow="1" w:lastRow="0" w:firstColumn="1" w:lastColumn="0" w:noHBand="0" w:noVBand="1"/>
+      </w:tblPr>
+      <w:tblGrid>
+        <w:gridCol w:w="2122"/>
+        <w:gridCol w:w="567"/>
+        <w:gridCol w:w="6105"/>
+      </w:tblGrid>
+      <w:tr>
+        <w:trPr>
+          <w:cnfStyle w:val="100000000000" w:firstRow="1" w:lastRow="0" w:firstColumn="0" w:lastColumn="0" w:oddVBand="0" w:evenVBand="0" w:oddHBand="0" w:evenHBand="0" w:firstRowFirstColumn="0" w:firstRowLastColumn="0" w:lastRowFirstColumn="0" w:lastRowLastColumn="0"/>
+        </w:trPr>
+        <w:tc>
+          <w:tcPr>
+            <w:cnfStyle w:val="001000000100" w:firstRow="0" w:lastRow="0" w:firstColumn="1" w:lastColumn="0" w:oddVBand="0" w:evenVBand="0" w:oddHBand="0" w:evenHBand="0" w:firstRowFirstColumn="1" w:firstRowLastColumn="0" w:lastRowFirstColumn="0" w:lastRowLastColumn="0"/>
+            <w:tcW w:w="2122" w:type="dxa"/>
+            <w:vAlign w:val="center"/>
+          </w:tcPr>
+          <w:p>
+            <w:pPr>
+              <w:pStyle w:val="a7"/>
+              <w:spacing w:line="240" w:lineRule="exact"/>
+              <w:ind w:leftChars="0" w:left="0"/>
+              <w:jc w:val="center"/>
+              <w:rPr>
+                <w:sz w:val="16"/>
+                <w:szCs w:val="16"/>
+              </w:rPr>
+            </w:pPr>
+            <w:r>
+              <w:rPr>
+                <w:rFonts w:hint="eastAsia"/>
+                <w:sz w:val="16"/>
+                <w:szCs w:val="16"/>
+              </w:rPr>
+              <w:t>アップロード</w:t>
+            </w:r>
+            <w:r>
+              <w:rPr>
+                <w:rFonts w:hint="eastAsia"/>
+                <w:sz w:val="16"/>
+                <w:szCs w:val="16"/>
+              </w:rPr>
+              <w:t>・公開</w:t>
+            </w:r>
+            <w:r>
+              <w:rPr>
+                <w:rFonts w:hint="eastAsia"/>
+                <w:sz w:val="16"/>
+                <w:szCs w:val="16"/>
+              </w:rPr>
+              <w:t>タブ</w:t>
+            </w:r>
+          </w:p>
+        </w:tc>
+        <w:tc>
+          <w:tcPr>
+            <w:tcW w:w="567" w:type="dxa"/>
+            <w:vAlign w:val="center"/>
+          </w:tcPr>
+          <w:p>
+            <w:pPr>
+              <w:pStyle w:val="a7"/>
+              <w:ind w:leftChars="0" w:left="0"/>
+              <w:jc w:val="center"/>
+              <w:cnfStyle w:val="100000000000" w:firstRow="1" w:lastRow="0" w:firstColumn="0" w:lastColumn="0" w:oddVBand="0" w:evenVBand="0" w:oddHBand="0" w:evenHBand="0" w:firstRowFirstColumn="0" w:firstRowLastColumn="0" w:lastRowFirstColumn="0" w:lastRowLastColumn="0"/>
+              <w:rPr>
+                <w:sz w:val="16"/>
+                <w:szCs w:val="16"/>
+              </w:rPr>
+            </w:pPr>
+            <w:r>
+              <w:rPr>
+                <w:rFonts w:hint="eastAsia"/>
+                <w:sz w:val="16"/>
+                <w:szCs w:val="16"/>
+              </w:rPr>
+              <w:t>変更</w:t>
+            </w:r>
+          </w:p>
+        </w:tc>
+        <w:tc>
+          <w:tcPr>
+            <w:tcW w:w="6105" w:type="dxa"/>
+            <w:vAlign w:val="center"/>
+          </w:tcPr>
+          <w:p>
+            <w:pPr>
+              <w:pStyle w:val="a7"/>
+              <w:spacing w:line="240" w:lineRule="exact"/>
+              <w:ind w:leftChars="0" w:left="0"/>
+              <w:jc w:val="center"/>
+              <w:cnfStyle w:val="100000000000" w:firstRow="1" w:lastRow="0" w:firstColumn="0" w:lastColumn="0" w:oddVBand="0" w:evenVBand="0" w:oddHBand="0" w:evenHBand="0" w:firstRowFirstColumn="0" w:firstRowLastColumn="0" w:lastRowFirstColumn="0" w:lastRowLastColumn="0"/>
+              <w:rPr>
+                <w:sz w:val="16"/>
+                <w:szCs w:val="16"/>
+              </w:rPr>
+            </w:pPr>
+            <w:r>
+              <w:rPr>
+                <w:rFonts w:hint="eastAsia"/>
+                <w:sz w:val="16"/>
+                <w:szCs w:val="16"/>
+              </w:rPr>
+              <w:t>内容</w:t>
+            </w:r>
+          </w:p>
+        </w:tc>
+      </w:tr>
+      <w:tr>
+        <w:trPr>
+          <w:cnfStyle w:val="000000100000" w:firstRow="0" w:lastRow="0" w:firstColumn="0" w:lastColumn="0" w:oddVBand="0" w:evenVBand="0" w:oddHBand="1" w:evenHBand="0" w:firstRowFirstColumn="0" w:firstRowLastColumn="0" w:lastRowFirstColumn="0" w:lastRowLastColumn="0"/>
+        </w:trPr>
+        <w:tc>
+          <w:tcPr>
+            <w:cnfStyle w:val="001000000000" w:firstRow="0" w:lastRow="0" w:firstColumn="1" w:lastColumn="0" w:oddVBand="0" w:evenVBand="0" w:oddHBand="0" w:evenHBand="0" w:firstRowFirstColumn="0" w:firstRowLastColumn="0" w:lastRowFirstColumn="0" w:lastRowLastColumn="0"/>
+            <w:tcW w:w="2122" w:type="dxa"/>
+          </w:tcPr>
+          <w:p>
+            <w:pPr>
+              <w:pStyle w:val="a7"/>
+              <w:spacing w:line="240" w:lineRule="exact"/>
+              <w:ind w:leftChars="0" w:left="0"/>
+              <w:rPr>
+                <w:rFonts w:hint="eastAsia"/>
+                <w:sz w:val="16"/>
+                <w:szCs w:val="16"/>
+              </w:rPr>
+            </w:pPr>
+            <w:r>
+              <w:rPr>
+                <w:rFonts w:hint="eastAsia"/>
+                <w:sz w:val="16"/>
+                <w:szCs w:val="16"/>
+              </w:rPr>
+              <w:t>アップ時のファイルサイズ</w:t>
+            </w:r>
+          </w:p>
+        </w:tc>
+        <w:tc>
+          <w:tcPr>
+            <w:tcW w:w="567" w:type="dxa"/>
+          </w:tcPr>
+          <w:p>
+            <w:pPr>
+              <w:pStyle w:val="a7"/>
+              <w:ind w:leftChars="0" w:left="0"/>
+              <w:jc w:val="center"/>
+              <w:cnfStyle w:val="000000100000" w:firstRow="0" w:lastRow="0" w:firstColumn="0" w:lastColumn="0" w:oddVBand="0" w:evenVBand="0" w:oddHBand="1" w:evenHBand="0" w:firstRowFirstColumn="0" w:firstRowLastColumn="0" w:lastRowFirstColumn="0" w:lastRowLastColumn="0"/>
+              <w:rPr>
+                <w:sz w:val="16"/>
+                <w:szCs w:val="16"/>
+              </w:rPr>
+            </w:pPr>
+            <w:r>
+              <w:rPr>
+                <w:rFonts w:hint="eastAsia"/>
+                <w:sz w:val="16"/>
+                <w:szCs w:val="16"/>
+              </w:rPr>
+              <w:t>✕</w:t>
+            </w:r>
+          </w:p>
+        </w:tc>
+        <w:tc>
+          <w:tcPr>
+            <w:tcW w:w="6105" w:type="dxa"/>
+          </w:tcPr>
+          <w:p>
+            <w:pPr>
+              <w:pStyle w:val="a7"/>
+              <w:spacing w:line="240" w:lineRule="exact"/>
+              <w:ind w:leftChars="0" w:left="1" w:firstLineChars="1" w:firstLine="1"/>
+              <w:cnfStyle w:val="000000100000" w:firstRow="0" w:lastRow="0" w:firstColumn="0" w:lastColumn="0" w:oddVBand="0" w:evenVBand="0" w:oddHBand="1" w:evenHBand="0" w:firstRowFirstColumn="0" w:firstRowLastColumn="0" w:lastRowFirstColumn="0" w:lastRowLastColumn="0"/>
+              <w:rPr>
+                <w:rFonts w:hint="eastAsia"/>
+                <w:sz w:val="14"/>
+                <w:szCs w:val="14"/>
+              </w:rPr>
+            </w:pPr>
+            <w:r>
+              <w:rPr>
+                <w:rFonts w:hint="eastAsia"/>
+                <w:sz w:val="14"/>
+                <w:szCs w:val="14"/>
+              </w:rPr>
+              <w:t>アップロードするファイルの最大バイト数</w:t>
+            </w:r>
+          </w:p>
+        </w:tc>
+      </w:tr>
+      <w:tr>
+        <w:tc>
+          <w:tcPr>
+            <w:cnfStyle w:val="001000000000" w:firstRow="0" w:lastRow="0" w:firstColumn="1" w:lastColumn="0" w:oddVBand="0" w:evenVBand="0" w:oddHBand="0" w:evenHBand="0" w:firstRowFirstColumn="0" w:firstRowLastColumn="0" w:lastRowFirstColumn="0" w:lastRowLastColumn="0"/>
+            <w:tcW w:w="2122" w:type="dxa"/>
+          </w:tcPr>
+          <w:p>
+            <w:pPr>
+              <w:pStyle w:val="a7"/>
+              <w:spacing w:line="240" w:lineRule="exact"/>
+              <w:ind w:leftChars="0" w:left="0"/>
+              <w:rPr>
+                <w:rFonts w:hint="eastAsia"/>
+                <w:sz w:val="16"/>
+                <w:szCs w:val="16"/>
+              </w:rPr>
+            </w:pPr>
+            <w:r>
+              <w:rPr>
+                <w:rFonts w:hint="eastAsia"/>
+                <w:sz w:val="16"/>
+                <w:szCs w:val="16"/>
+              </w:rPr>
+              <w:t>1操作でアップできる最大ファイル数</w:t>
+            </w:r>
+          </w:p>
+        </w:tc>
+        <w:tc>
+          <w:tcPr>
+            <w:tcW w:w="567" w:type="dxa"/>
+          </w:tcPr>
+          <w:p>
+            <w:pPr>
+              <w:pStyle w:val="a7"/>
+              <w:spacing w:line="240" w:lineRule="exact"/>
+              <w:ind w:leftChars="0" w:left="0"/>
+              <w:jc w:val="center"/>
+              <w:cnfStyle w:val="000000000000" w:firstRow="0" w:lastRow="0" w:firstColumn="0" w:lastColumn="0" w:oddVBand="0" w:evenVBand="0" w:oddHBand="0" w:evenHBand="0" w:firstRowFirstColumn="0" w:firstRowLastColumn="0" w:lastRowFirstColumn="0" w:lastRowLastColumn="0"/>
+              <w:rPr>
+                <w:sz w:val="16"/>
+                <w:szCs w:val="16"/>
+              </w:rPr>
+            </w:pPr>
+            <w:r>
+              <w:rPr>
+                <w:rFonts w:hint="eastAsia"/>
+                <w:sz w:val="16"/>
+                <w:szCs w:val="16"/>
+              </w:rPr>
+              <w:t>〇</w:t>
+            </w:r>
+          </w:p>
+        </w:tc>
+        <w:tc>
+          <w:tcPr>
+            <w:tcW w:w="6105" w:type="dxa"/>
+          </w:tcPr>
+          <w:p>
+            <w:pPr>
+              <w:pStyle w:val="a7"/>
+              <w:spacing w:line="240" w:lineRule="exact"/>
+              <w:ind w:leftChars="0" w:left="0"/>
+              <w:cnfStyle w:val="000000000000" w:firstRow="0" w:lastRow="0" w:firstColumn="0" w:lastColumn="0" w:oddVBand="0" w:evenVBand="0" w:oddHBand="0" w:evenHBand="0" w:firstRowFirstColumn="0" w:firstRowLastColumn="0" w:lastRowFirstColumn="0" w:lastRowLastColumn="0"/>
+              <w:rPr>
+                <w:rFonts w:hint="eastAsia"/>
+                <w:sz w:val="16"/>
+                <w:szCs w:val="16"/>
+              </w:rPr>
+            </w:pPr>
+            <w:r>
+              <w:rPr>
+                <w:rFonts w:hint="eastAsia"/>
+                <w:sz w:val="16"/>
+                <w:szCs w:val="16"/>
+              </w:rPr>
+              <w:t>アップロード１回で同時に処理可能なファイル数です。この数値以上にアップロードしようとするとエラーになります。</w:t>
+            </w:r>
+          </w:p>
+        </w:tc>
+      </w:tr>
+      <w:tr>
+        <w:trPr>
+          <w:cnfStyle w:val="000000100000" w:firstRow="0" w:lastRow="0" w:firstColumn="0" w:lastColumn="0" w:oddVBand="0" w:evenVBand="0" w:oddHBand="1" w:evenHBand="0" w:firstRowFirstColumn="0" w:firstRowLastColumn="0" w:lastRowFirstColumn="0" w:lastRowLastColumn="0"/>
+        </w:trPr>
+        <w:tc>
+          <w:tcPr>
+            <w:cnfStyle w:val="001000000000" w:firstRow="0" w:lastRow="0" w:firstColumn="1" w:lastColumn="0" w:oddVBand="0" w:evenVBand="0" w:oddHBand="0" w:evenHBand="0" w:firstRowFirstColumn="0" w:firstRowLastColumn="0" w:lastRowFirstColumn="0" w:lastRowLastColumn="0"/>
+            <w:tcW w:w="2122" w:type="dxa"/>
+          </w:tcPr>
+          <w:p>
+            <w:pPr>
+              <w:pStyle w:val="a7"/>
+              <w:spacing w:line="240" w:lineRule="exact"/>
+              <w:ind w:leftChars="0" w:left="0"/>
+              <w:rPr>
+                <w:sz w:val="16"/>
+                <w:szCs w:val="16"/>
+              </w:rPr>
+            </w:pPr>
+            <w:r>
+              <w:rPr>
+                <w:rFonts w:hint="eastAsia"/>
+                <w:sz w:val="16"/>
+                <w:szCs w:val="16"/>
+              </w:rPr>
+              <w:t>公開日時、公開前閲覧者機能を使用可能にする</w:t>
+            </w:r>
+          </w:p>
+        </w:tc>
+        <w:tc>
+          <w:tcPr>
+            <w:tcW w:w="567" w:type="dxa"/>
+          </w:tcPr>
+          <w:p>
+            <w:pPr>
+              <w:pStyle w:val="a7"/>
+              <w:spacing w:line="240" w:lineRule="exact"/>
+              <w:ind w:leftChars="0" w:left="0"/>
+              <w:jc w:val="center"/>
+              <w:cnfStyle w:val="000000100000" w:firstRow="0" w:lastRow="0" w:firstColumn="0" w:lastColumn="0" w:oddVBand="0" w:evenVBand="0" w:oddHBand="1" w:evenHBand="0" w:firstRowFirstColumn="0" w:firstRowLastColumn="0" w:lastRowFirstColumn="0" w:lastRowLastColumn="0"/>
+              <w:rPr>
+                <w:sz w:val="16"/>
+                <w:szCs w:val="16"/>
+              </w:rPr>
+            </w:pPr>
+            <w:r>
+              <w:rPr>
+                <w:rFonts w:hint="eastAsia"/>
+                <w:sz w:val="16"/>
+                <w:szCs w:val="16"/>
+              </w:rPr>
+              <w:t>〇</w:t>
+            </w:r>
+          </w:p>
+        </w:tc>
+        <w:tc>
+          <w:tcPr>
+            <w:tcW w:w="6105" w:type="dxa"/>
+          </w:tcPr>
+          <w:p>
+            <w:pPr>
+              <w:pStyle w:val="a7"/>
+              <w:spacing w:line="200" w:lineRule="exact"/>
+              <w:ind w:leftChars="0" w:left="0"/>
+              <w:cnfStyle w:val="000000100000" w:firstRow="0" w:lastRow="0" w:firstColumn="0" w:lastColumn="0" w:oddVBand="0" w:evenVBand="0" w:oddHBand="1" w:evenHBand="0" w:firstRowFirstColumn="0" w:firstRowLastColumn="0" w:lastRowFirstColumn="0" w:lastRowLastColumn="0"/>
+              <w:rPr>
+                <w:rFonts w:hint="eastAsia"/>
+                <w:sz w:val="16"/>
+                <w:szCs w:val="16"/>
+              </w:rPr>
+            </w:pPr>
+            <w:r>
+              <w:rPr>
+                <w:rFonts w:hint="eastAsia"/>
+                <w:sz w:val="16"/>
+                <w:szCs w:val="16"/>
+              </w:rPr>
+              <w:t>属性変更ウィンドウ内で占有面積の大きい公開関連機能を非表示にします。</w:t>
+            </w:r>
+          </w:p>
+          <w:p>
+            <w:pPr>
+              <w:pStyle w:val="a7"/>
+              <w:spacing w:line="200" w:lineRule="exact"/>
+              <w:ind w:leftChars="177" w:left="319"/>
+              <w:cnfStyle w:val="000000100000" w:firstRow="0" w:lastRow="0" w:firstColumn="0" w:lastColumn="0" w:oddVBand="0" w:evenVBand="0" w:oddHBand="1" w:evenHBand="0" w:firstRowFirstColumn="0" w:firstRowLastColumn="0" w:lastRowFirstColumn="0" w:lastRowLastColumn="0"/>
+              <w:rPr>
+                <w:sz w:val="14"/>
+                <w:szCs w:val="14"/>
+              </w:rPr>
+            </w:pPr>
+            <w:r>
+              <w:rPr>
+                <w:rFonts w:hint="eastAsia"/>
+                <w:sz w:val="14"/>
+                <w:szCs w:val="14"/>
+              </w:rPr>
+              <w:t>ON：表示します。（既定）</w:t>
+            </w:r>
+          </w:p>
+          <w:p>
+            <w:pPr>
+              <w:pStyle w:val="a7"/>
+              <w:spacing w:line="200" w:lineRule="exact"/>
+              <w:ind w:leftChars="177" w:left="319"/>
+              <w:cnfStyle w:val="000000100000" w:firstRow="0" w:lastRow="0" w:firstColumn="0" w:lastColumn="0" w:oddVBand="0" w:evenVBand="0" w:oddHBand="1" w:evenHBand="0" w:firstRowFirstColumn="0" w:firstRowLastColumn="0" w:lastRowFirstColumn="0" w:lastRowLastColumn="0"/>
+              <w:rPr>
+                <w:rFonts w:hint="eastAsia"/>
+                <w:sz w:val="16"/>
+                <w:szCs w:val="16"/>
+              </w:rPr>
+            </w:pPr>
+            <w:r>
+              <w:rPr>
+                <w:rFonts w:hint="eastAsia"/>
+                <w:sz w:val="14"/>
+                <w:szCs w:val="14"/>
+              </w:rPr>
+              <w:t>OFF：非表示</w:t>
+            </w:r>
+            <w:r>
+              <w:rPr>
+                <w:rFonts w:hint="eastAsia"/>
+                <w:sz w:val="14"/>
+                <w:szCs w:val="14"/>
+              </w:rPr>
+              <w:t>にします</w:t>
+            </w:r>
+            <w:r>
+              <w:rPr>
+                <w:rFonts w:hint="eastAsia"/>
+                <w:sz w:val="14"/>
+                <w:szCs w:val="14"/>
+              </w:rPr>
+              <w:t>。公開関連機能も使用不可能になります。</w:t>
+            </w:r>
+          </w:p>
+        </w:tc>
+      </w:tr>
+      <w:tr>
+        <w:tc>
+          <w:tcPr>
+            <w:cnfStyle w:val="001000000000" w:firstRow="0" w:lastRow="0" w:firstColumn="1" w:lastColumn="0" w:oddVBand="0" w:evenVBand="0" w:oddHBand="0" w:evenHBand="0" w:firstRowFirstColumn="0" w:firstRowLastColumn="0" w:lastRowFirstColumn="0" w:lastRowLastColumn="0"/>
+            <w:tcW w:w="2122" w:type="dxa"/>
+          </w:tcPr>
+          <w:p>
+            <w:pPr>
+              <w:pStyle w:val="a7"/>
+              <w:spacing w:line="240" w:lineRule="exact"/>
+              <w:ind w:leftChars="0" w:left="0"/>
+              <w:rPr>
+                <w:sz w:val="16"/>
+                <w:szCs w:val="16"/>
+              </w:rPr>
+            </w:pPr>
+            <w:r>
+              <w:rPr>
+                <w:rFonts w:hint="eastAsia"/>
+                <w:sz w:val="16"/>
+                <w:szCs w:val="16"/>
+              </w:rPr>
+              <w:t>ワークフローを完了したら自動公開する</w:t>
+            </w:r>
+          </w:p>
+        </w:tc>
+        <w:tc>
+          <w:tcPr>
+            <w:tcW w:w="567" w:type="dxa"/>
+          </w:tcPr>
+          <w:p>
+            <w:pPr>
+              <w:pStyle w:val="a7"/>
+              <w:spacing w:line="240" w:lineRule="exact"/>
+              <w:ind w:leftChars="0" w:left="0"/>
+              <w:jc w:val="center"/>
+              <w:cnfStyle w:val="000000000000" w:firstRow="0" w:lastRow="0" w:firstColumn="0" w:lastColumn="0" w:oddVBand="0" w:evenVBand="0" w:oddHBand="0" w:evenHBand="0" w:firstRowFirstColumn="0" w:firstRowLastColumn="0" w:lastRowFirstColumn="0" w:lastRowLastColumn="0"/>
+              <w:rPr>
+                <w:sz w:val="16"/>
+                <w:szCs w:val="16"/>
+              </w:rPr>
+            </w:pPr>
+            <w:r>
+              <w:rPr>
+                <w:rFonts w:hint="eastAsia"/>
+                <w:sz w:val="16"/>
+                <w:szCs w:val="16"/>
+              </w:rPr>
+              <w:t>〇</w:t>
+            </w:r>
+          </w:p>
+        </w:tc>
+        <w:tc>
+          <w:tcPr>
+            <w:tcW w:w="6105" w:type="dxa"/>
+          </w:tcPr>
+          <w:p>
+            <w:pPr>
+              <w:spacing w:line="240" w:lineRule="exact"/>
+              <w:cnfStyle w:val="000000000000" w:firstRow="0" w:lastRow="0" w:firstColumn="0" w:lastColumn="0" w:oddVBand="0" w:evenVBand="0" w:oddHBand="0" w:evenHBand="0" w:firstRowFirstColumn="0" w:firstRowLastColumn="0" w:lastRowFirstColumn="0" w:lastRowLastColumn="0"/>
+              <w:rPr>
+                <w:sz w:val="16"/>
+                <w:szCs w:val="16"/>
+              </w:rPr>
+            </w:pPr>
+            <w:r>
+              <w:rPr>
+                <w:rFonts w:hint="eastAsia"/>
+                <w:sz w:val="16"/>
+                <w:szCs w:val="16"/>
+              </w:rPr>
+              <w:t>ワークフローが完了したとき、添付したファイル</w:t>
+            </w:r>
+            <w:r>
+              <w:rPr>
+                <w:rFonts w:hint="eastAsia"/>
+                <w:sz w:val="16"/>
+                <w:szCs w:val="16"/>
+              </w:rPr>
+              <w:t>を自動で公開ONに切り替えます</w:t>
+            </w:r>
+            <w:r>
+              <w:rPr>
+                <w:rFonts w:hint="eastAsia"/>
+                <w:sz w:val="16"/>
+                <w:szCs w:val="16"/>
+              </w:rPr>
+              <w:t>。</w:t>
+            </w:r>
+            <w:r>
+              <w:rPr>
+                <w:rFonts w:hint="eastAsia"/>
+                <w:sz w:val="16"/>
+                <w:szCs w:val="16"/>
+              </w:rPr>
+              <w:t>これは、</w:t>
+            </w:r>
+            <w:r>
+              <w:rPr>
+                <w:rFonts w:hint="eastAsia"/>
+                <w:sz w:val="16"/>
+                <w:szCs w:val="16"/>
+              </w:rPr>
+              <w:t>回覧や承認といったワークフロー種別に関係なく、</w:t>
+            </w:r>
+            <w:r>
+              <w:rPr>
+                <w:rFonts w:hint="eastAsia"/>
+                <w:sz w:val="16"/>
+                <w:szCs w:val="16"/>
+              </w:rPr>
+              <w:t>最終ステップの完了により行われます。</w:t>
+            </w:r>
+          </w:p>
+          <w:p>
+            <w:pPr>
+              <w:spacing w:line="200" w:lineRule="exact"/>
+              <w:ind w:leftChars="177" w:left="319"/>
+              <w:cnfStyle w:val="000000000000" w:firstRow="0" w:lastRow="0" w:firstColumn="0" w:lastColumn="0" w:oddVBand="0" w:evenVBand="0" w:oddHBand="0" w:evenHBand="0" w:firstRowFirstColumn="0" w:firstRowLastColumn="0" w:lastRowFirstColumn="0" w:lastRowLastColumn="0"/>
+              <w:rPr>
+                <w:sz w:val="14"/>
+                <w:szCs w:val="14"/>
+              </w:rPr>
+            </w:pPr>
+            <w:r>
+              <w:rPr>
+                <w:rFonts w:hint="eastAsia"/>
+                <w:sz w:val="14"/>
+                <w:szCs w:val="14"/>
+              </w:rPr>
+              <w:t>ON:公開スイッチを自動でONにします。</w:t>
+            </w:r>
+          </w:p>
+          <w:p>
+            <w:pPr>
+              <w:spacing w:line="200" w:lineRule="exact"/>
+              <w:ind w:leftChars="177" w:left="319"/>
+              <w:cnfStyle w:val="000000000000" w:firstRow="0" w:lastRow="0" w:firstColumn="0" w:lastColumn="0" w:oddVBand="0" w:evenVBand="0" w:oddHBand="0" w:evenHBand="0" w:firstRowFirstColumn="0" w:firstRowLastColumn="0" w:lastRowFirstColumn="0" w:lastRowLastColumn="0"/>
+              <w:rPr>
+                <w:rFonts w:hint="eastAsia"/>
+                <w:sz w:val="16"/>
+                <w:szCs w:val="16"/>
+              </w:rPr>
+            </w:pPr>
+            <w:r>
+              <w:rPr>
+                <w:rFonts w:hint="eastAsia"/>
+                <w:sz w:val="14"/>
+                <w:szCs w:val="14"/>
+              </w:rPr>
+              <w:t>OFF：何もしません（従来動作</w:t>
+            </w:r>
+            <w:r>
+              <w:rPr>
+                <w:rFonts w:hint="eastAsia"/>
+                <w:sz w:val="14"/>
+                <w:szCs w:val="14"/>
+              </w:rPr>
+              <w:t>。</w:t>
+            </w:r>
+            <w:r>
+              <w:rPr>
+                <w:rFonts w:hint="eastAsia"/>
+                <w:sz w:val="14"/>
+                <w:szCs w:val="14"/>
+              </w:rPr>
+              <w:t>既定</w:t>
+            </w:r>
+            <w:r>
+              <w:rPr>
+                <w:rFonts w:hint="eastAsia"/>
+                <w:sz w:val="14"/>
+                <w:szCs w:val="14"/>
+              </w:rPr>
+              <w:t>です</w:t>
+            </w:r>
+            <w:r>
+              <w:rPr>
+                <w:rFonts w:hint="eastAsia"/>
+                <w:sz w:val="14"/>
+                <w:szCs w:val="14"/>
+              </w:rPr>
+              <w:t>）</w:t>
+            </w:r>
+          </w:p>
+        </w:tc>
+      </w:tr>
+      <w:tr>
+        <w:trPr>
+          <w:cnfStyle w:val="000000100000" w:firstRow="0" w:lastRow="0" w:firstColumn="0" w:lastColumn="0" w:oddVBand="0" w:evenVBand="0" w:oddHBand="1" w:evenHBand="0" w:firstRowFirstColumn="0" w:firstRowLastColumn="0" w:lastRowFirstColumn="0" w:lastRowLastColumn="0"/>
+        </w:trPr>
+        <w:tc>
+          <w:tcPr>
+            <w:cnfStyle w:val="001000000000" w:firstRow="0" w:lastRow="0" w:firstColumn="1" w:lastColumn="0" w:oddVBand="0" w:evenVBand="0" w:oddHBand="0" w:evenHBand="0" w:firstRowFirstColumn="0" w:firstRowLastColumn="0" w:lastRowFirstColumn="0" w:lastRowLastColumn="0"/>
+            <w:tcW w:w="2122" w:type="dxa"/>
+          </w:tcPr>
+          <w:p>
+            <w:pPr>
+              <w:pStyle w:val="a7"/>
+              <w:spacing w:line="240" w:lineRule="exact"/>
+              <w:ind w:leftChars="0" w:left="0"/>
+              <w:rPr>
+                <w:rFonts w:hint="eastAsia"/>
+                <w:sz w:val="16"/>
+                <w:szCs w:val="16"/>
+              </w:rPr>
+            </w:pPr>
+            <w:r>
+              <w:rPr>
+                <w:rFonts w:hint="eastAsia"/>
+                <w:sz w:val="16"/>
+                <w:szCs w:val="16"/>
+              </w:rPr>
+              <w:t>アップロード直後は非公開にする</w:t>
+            </w:r>
+          </w:p>
+        </w:tc>
+        <w:tc>
+          <w:tcPr>
+            <w:tcW w:w="567" w:type="dxa"/>
+          </w:tcPr>
+          <w:p>
+            <w:pPr>
+              <w:pStyle w:val="a7"/>
+              <w:spacing w:line="240" w:lineRule="exact"/>
+              <w:ind w:leftChars="0" w:left="0"/>
+              <w:jc w:val="center"/>
+              <w:cnfStyle w:val="000000100000" w:firstRow="0" w:lastRow="0" w:firstColumn="0" w:lastColumn="0" w:oddVBand="0" w:evenVBand="0" w:oddHBand="1" w:evenHBand="0" w:firstRowFirstColumn="0" w:firstRowLastColumn="0" w:lastRowFirstColumn="0" w:lastRowLastColumn="0"/>
+              <w:rPr>
+                <w:sz w:val="16"/>
+                <w:szCs w:val="16"/>
+              </w:rPr>
+            </w:pPr>
+            <w:r>
+              <w:rPr>
+                <w:rFonts w:hint="eastAsia"/>
+                <w:sz w:val="16"/>
+                <w:szCs w:val="16"/>
+              </w:rPr>
+              <w:t>〇</w:t>
+            </w:r>
+          </w:p>
+        </w:tc>
+        <w:tc>
+          <w:tcPr>
+            <w:tcW w:w="6105" w:type="dxa"/>
+          </w:tcPr>
+          <w:p>
+            <w:pPr>
+              <w:spacing w:line="200" w:lineRule="exact"/>
+              <w:cnfStyle w:val="000000100000" w:firstRow="0" w:lastRow="0" w:firstColumn="0" w:lastColumn="0" w:oddVBand="0" w:evenVBand="0" w:oddHBand="1" w:evenHBand="0" w:firstRowFirstColumn="0" w:firstRowLastColumn="0" w:lastRowFirstColumn="0" w:lastRowLastColumn="0"/>
+              <w:rPr>
+                <w:sz w:val="16"/>
+                <w:szCs w:val="16"/>
+              </w:rPr>
+            </w:pPr>
+            <w:r>
+              <w:rPr>
+                <w:rFonts w:hint="eastAsia"/>
+                <w:sz w:val="16"/>
+                <w:szCs w:val="16"/>
+              </w:rPr>
+              <w:t>ファイルをアップロードしたとき、公開スイッチのデフォルト動作を設定することができます。</w:t>
+            </w:r>
+          </w:p>
+          <w:p>
+            <w:pPr>
+              <w:spacing w:line="200" w:lineRule="exact"/>
+              <w:ind w:leftChars="177" w:left="319"/>
+              <w:cnfStyle w:val="000000100000" w:firstRow="0" w:lastRow="0" w:firstColumn="0" w:lastColumn="0" w:oddVBand="0" w:evenVBand="0" w:oddHBand="1" w:evenHBand="0" w:firstRowFirstColumn="0" w:firstRowLastColumn="0" w:lastRowFirstColumn="0" w:lastRowLastColumn="0"/>
+              <w:rPr>
+                <w:sz w:val="14"/>
+                <w:szCs w:val="14"/>
+              </w:rPr>
+            </w:pPr>
+            <w:r>
+              <w:rPr>
+                <w:rFonts w:hint="eastAsia"/>
+                <w:sz w:val="14"/>
+                <w:szCs w:val="14"/>
+              </w:rPr>
+              <w:t>ON:</w:t>
+            </w:r>
+            <w:r>
+              <w:rPr>
+                <w:rFonts w:hint="eastAsia"/>
+                <w:sz w:val="14"/>
+                <w:szCs w:val="14"/>
+              </w:rPr>
+              <w:t>非公開がデフォルトになります</w:t>
+            </w:r>
+            <w:r>
+              <w:rPr>
+                <w:rFonts w:hint="eastAsia"/>
+                <w:sz w:val="14"/>
+                <w:szCs w:val="14"/>
+              </w:rPr>
+              <w:t>。</w:t>
+            </w:r>
+          </w:p>
+          <w:p>
+            <w:pPr>
+              <w:pStyle w:val="a7"/>
+              <w:spacing w:line="240" w:lineRule="exact"/>
+              <w:ind w:leftChars="177" w:left="319"/>
+              <w:cnfStyle w:val="000000100000" w:firstRow="0" w:lastRow="0" w:firstColumn="0" w:lastColumn="0" w:oddVBand="0" w:evenVBand="0" w:oddHBand="1" w:evenHBand="0" w:firstRowFirstColumn="0" w:firstRowLastColumn="0" w:lastRowFirstColumn="0" w:lastRowLastColumn="0"/>
+              <w:rPr>
+                <w:rFonts w:hint="eastAsia"/>
+                <w:sz w:val="16"/>
+                <w:szCs w:val="16"/>
+              </w:rPr>
+            </w:pPr>
+            <w:r>
+              <w:rPr>
+                <w:rFonts w:hint="eastAsia"/>
+                <w:sz w:val="14"/>
+                <w:szCs w:val="14"/>
+              </w:rPr>
+              <w:t>OFF：</w:t>
+            </w:r>
+            <w:r>
+              <w:rPr>
+                <w:rFonts w:hint="eastAsia"/>
+                <w:sz w:val="14"/>
+                <w:szCs w:val="14"/>
+              </w:rPr>
+              <w:t>公開がデフォルトになります。</w:t>
+            </w:r>
+            <w:r>
+              <w:rPr>
+                <w:rFonts w:hint="eastAsia"/>
+                <w:sz w:val="14"/>
+                <w:szCs w:val="14"/>
+              </w:rPr>
+              <w:t>（従来動作。既定です）</w:t>
+            </w:r>
+          </w:p>
+        </w:tc>
+      </w:tr>
+      <w:tr>
+        <w:tc>
+          <w:tcPr>
+            <w:cnfStyle w:val="001000000000" w:firstRow="0" w:lastRow="0" w:firstColumn="1" w:lastColumn="0" w:oddVBand="0" w:evenVBand="0" w:oddHBand="0" w:evenHBand="0" w:firstRowFirstColumn="0" w:firstRowLastColumn="0" w:lastRowFirstColumn="0" w:lastRowLastColumn="0"/>
+            <w:tcW w:w="2122" w:type="dxa"/>
+          </w:tcPr>
+          <w:p>
+            <w:pPr>
+              <w:pStyle w:val="a7"/>
+              <w:spacing w:line="240" w:lineRule="exact"/>
+              <w:ind w:leftChars="0" w:left="0"/>
+              <w:rPr>
+                <w:sz w:val="16"/>
+                <w:szCs w:val="16"/>
+              </w:rPr>
+            </w:pPr>
+            <w:r>
+              <w:rPr>
+                <w:rFonts w:hint="eastAsia"/>
+                <w:sz w:val="16"/>
+                <w:szCs w:val="16"/>
+              </w:rPr>
+              <w:t>差し替え、チェックイン直後は非公開にする</w:t>
+            </w:r>
+          </w:p>
+        </w:tc>
+        <w:tc>
+          <w:tcPr>
+            <w:tcW w:w="567" w:type="dxa"/>
+          </w:tcPr>
+          <w:p>
+            <w:pPr>
+              <w:pStyle w:val="a7"/>
+              <w:spacing w:line="240" w:lineRule="exact"/>
+              <w:ind w:leftChars="0" w:left="0"/>
+              <w:jc w:val="center"/>
+              <w:cnfStyle w:val="000000000000" w:firstRow="0" w:lastRow="0" w:firstColumn="0" w:lastColumn="0" w:oddVBand="0" w:evenVBand="0" w:oddHBand="0" w:evenHBand="0" w:firstRowFirstColumn="0" w:firstRowLastColumn="0" w:lastRowFirstColumn="0" w:lastRowLastColumn="0"/>
+              <w:rPr>
+                <w:sz w:val="16"/>
+                <w:szCs w:val="16"/>
+              </w:rPr>
+            </w:pPr>
+            <w:r>
+              <w:rPr>
+                <w:rFonts w:hint="eastAsia"/>
+                <w:sz w:val="16"/>
+                <w:szCs w:val="16"/>
+              </w:rPr>
+              <w:t>〇</w:t>
+            </w:r>
+          </w:p>
+        </w:tc>
+        <w:tc>
+          <w:tcPr>
+            <w:tcW w:w="6105" w:type="dxa"/>
+          </w:tcPr>
+          <w:p>
+            <w:pPr>
+              <w:spacing w:line="200" w:lineRule="exact"/>
+              <w:cnfStyle w:val="000000000000" w:firstRow="0" w:lastRow="0" w:firstColumn="0" w:lastColumn="0" w:oddVBand="0" w:evenVBand="0" w:oddHBand="0" w:evenHBand="0" w:firstRowFirstColumn="0" w:firstRowLastColumn="0" w:lastRowFirstColumn="0" w:lastRowLastColumn="0"/>
+              <w:rPr>
+                <w:sz w:val="16"/>
+                <w:szCs w:val="16"/>
+              </w:rPr>
+            </w:pPr>
+            <w:r>
+              <w:rPr>
+                <w:rFonts w:hint="eastAsia"/>
+                <w:sz w:val="16"/>
+                <w:szCs w:val="16"/>
+              </w:rPr>
+              <w:t>ファイル</w:t>
+            </w:r>
+            <w:r>
+              <w:rPr>
+                <w:rFonts w:hint="eastAsia"/>
+                <w:sz w:val="16"/>
+                <w:szCs w:val="16"/>
+              </w:rPr>
+              <w:t>差し替えやチェックインを</w:t>
+            </w:r>
+            <w:r>
+              <w:rPr>
+                <w:rFonts w:hint="eastAsia"/>
+                <w:sz w:val="16"/>
+                <w:szCs w:val="16"/>
+              </w:rPr>
+              <w:t>したとき、公開スイッチのデフォルト動作を設定することができます。</w:t>
+            </w:r>
+          </w:p>
+          <w:p>
+            <w:pPr>
+              <w:spacing w:line="200" w:lineRule="exact"/>
+              <w:ind w:leftChars="177" w:left="319"/>
+              <w:cnfStyle w:val="000000000000" w:firstRow="0" w:lastRow="0" w:firstColumn="0" w:lastColumn="0" w:oddVBand="0" w:evenVBand="0" w:oddHBand="0" w:evenHBand="0" w:firstRowFirstColumn="0" w:firstRowLastColumn="0" w:lastRowFirstColumn="0" w:lastRowLastColumn="0"/>
+              <w:rPr>
+                <w:sz w:val="14"/>
+                <w:szCs w:val="14"/>
+              </w:rPr>
+            </w:pPr>
+            <w:r>
+              <w:rPr>
+                <w:rFonts w:hint="eastAsia"/>
+                <w:sz w:val="14"/>
+                <w:szCs w:val="14"/>
+              </w:rPr>
+              <w:t>ON:</w:t>
+            </w:r>
+            <w:r>
+              <w:rPr>
+                <w:rFonts w:hint="eastAsia"/>
+                <w:sz w:val="14"/>
+                <w:szCs w:val="14"/>
+              </w:rPr>
+              <w:t>非公開がデフォルトになります</w:t>
+            </w:r>
+            <w:r>
+              <w:rPr>
+                <w:rFonts w:hint="eastAsia"/>
+                <w:sz w:val="14"/>
+                <w:szCs w:val="14"/>
+              </w:rPr>
+              <w:t>。</w:t>
+            </w:r>
+          </w:p>
+          <w:p>
+            <w:pPr>
+              <w:pStyle w:val="a7"/>
+              <w:spacing w:line="240" w:lineRule="exact"/>
+              <w:ind w:leftChars="163" w:left="318" w:hangingChars="18" w:hanging="25"/>
+              <w:cnfStyle w:val="000000000000" w:firstRow="0" w:lastRow="0" w:firstColumn="0" w:lastColumn="0" w:oddVBand="0" w:evenVBand="0" w:oddHBand="0" w:evenHBand="0" w:firstRowFirstColumn="0" w:firstRowLastColumn="0" w:lastRowFirstColumn="0" w:lastRowLastColumn="0"/>
+              <w:rPr>
+                <w:rFonts w:hint="eastAsia"/>
+                <w:sz w:val="16"/>
+                <w:szCs w:val="16"/>
+              </w:rPr>
+            </w:pPr>
+            <w:r>
+              <w:rPr>
+                <w:rFonts w:hint="eastAsia"/>
+                <w:sz w:val="14"/>
+                <w:szCs w:val="14"/>
+              </w:rPr>
+              <w:t>OFF：</w:t>
+            </w:r>
+            <w:r>
+              <w:rPr>
+                <w:rFonts w:hint="eastAsia"/>
+                <w:sz w:val="14"/>
+                <w:szCs w:val="14"/>
+              </w:rPr>
+              <w:t>公開がデフォルトになります。</w:t>
+            </w:r>
+            <w:r>
+              <w:rPr>
+                <w:rFonts w:hint="eastAsia"/>
+                <w:sz w:val="14"/>
+                <w:szCs w:val="14"/>
+              </w:rPr>
+              <w:t>（従来動作。既定です）</w:t>
+            </w:r>
+          </w:p>
+        </w:tc>
+      </w:tr>
+      <w:tr>
+        <w:trPr>
+          <w:cnfStyle w:val="000000100000" w:firstRow="0" w:lastRow="0" w:firstColumn="0" w:lastColumn="0" w:oddVBand="0" w:evenVBand="0" w:oddHBand="1" w:evenHBand="0" w:firstRowFirstColumn="0" w:firstRowLastColumn="0" w:lastRowFirstColumn="0" w:lastRowLastColumn="0"/>
+        </w:trPr>
+        <w:tc>
+          <w:tcPr>
+            <w:cnfStyle w:val="001000000000" w:firstRow="0" w:lastRow="0" w:firstColumn="1" w:lastColumn="0" w:oddVBand="0" w:evenVBand="0" w:oddHBand="0" w:evenHBand="0" w:firstRowFirstColumn="0" w:firstRowLastColumn="0" w:lastRowFirstColumn="0" w:lastRowLastColumn="0"/>
+            <w:tcW w:w="2122" w:type="dxa"/>
+          </w:tcPr>
+          <w:p>
+            <w:pPr>
+              <w:pStyle w:val="a7"/>
+              <w:spacing w:line="240" w:lineRule="exact"/>
+              <w:ind w:leftChars="0" w:left="0"/>
+              <w:rPr>
+                <w:sz w:val="16"/>
+                <w:szCs w:val="16"/>
+              </w:rPr>
+            </w:pPr>
+            <w:r>
+              <w:rPr>
+                <w:rFonts w:hint="eastAsia"/>
+                <w:sz w:val="16"/>
+                <w:szCs w:val="16"/>
+              </w:rPr>
+              <w:t>フラグ属性で「公開スイッチと連動」を使う</w:t>
+            </w:r>
+          </w:p>
+        </w:tc>
+        <w:tc>
+          <w:tcPr>
+            <w:tcW w:w="567" w:type="dxa"/>
+          </w:tcPr>
+          <w:p>
+            <w:pPr>
+              <w:pStyle w:val="a7"/>
+              <w:spacing w:line="240" w:lineRule="exact"/>
+              <w:ind w:leftChars="0" w:left="0"/>
+              <w:jc w:val="center"/>
+              <w:cnfStyle w:val="000000100000" w:firstRow="0" w:lastRow="0" w:firstColumn="0" w:lastColumn="0" w:oddVBand="0" w:evenVBand="0" w:oddHBand="1" w:evenHBand="0" w:firstRowFirstColumn="0" w:firstRowLastColumn="0" w:lastRowFirstColumn="0" w:lastRowLastColumn="0"/>
+              <w:rPr>
+                <w:sz w:val="16"/>
+                <w:szCs w:val="16"/>
+              </w:rPr>
+            </w:pPr>
+            <w:r>
+              <w:rPr>
+                <w:rFonts w:hint="eastAsia"/>
+                <w:sz w:val="16"/>
+                <w:szCs w:val="16"/>
+              </w:rPr>
+              <w:t>〇</w:t>
+            </w:r>
+          </w:p>
+        </w:tc>
+        <w:tc>
+          <w:tcPr>
+            <w:tcW w:w="6105" w:type="dxa"/>
+          </w:tcPr>
+          <w:p>
+            <w:pPr>
+              <w:spacing w:line="240" w:lineRule="exact"/>
+              <w:cnfStyle w:val="000000100000" w:firstRow="0" w:lastRow="0" w:firstColumn="0" w:lastColumn="0" w:oddVBand="0" w:evenVBand="0" w:oddHBand="1" w:evenHBand="0" w:firstRowFirstColumn="0" w:firstRowLastColumn="0" w:lastRowFirstColumn="0" w:lastRowLastColumn="0"/>
+              <w:rPr>
+                <w:sz w:val="16"/>
+                <w:szCs w:val="16"/>
+              </w:rPr>
+            </w:pPr>
+            <w:r>
+              <w:rPr>
+                <w:rFonts w:hint="eastAsia"/>
+                <w:sz w:val="16"/>
+                <w:szCs w:val="16"/>
+              </w:rPr>
+              <w:t>フラグ型の属性項目に対して「公開スイッチと連動」を使用するか設定することができます。</w:t>
+            </w:r>
+          </w:p>
+          <w:p>
+            <w:pPr>
+              <w:spacing w:line="240" w:lineRule="exact"/>
+              <w:ind w:leftChars="177" w:left="319"/>
+              <w:cnfStyle w:val="000000100000" w:firstRow="0" w:lastRow="0" w:firstColumn="0" w:lastColumn="0" w:oddVBand="0" w:evenVBand="0" w:oddHBand="1" w:evenHBand="0" w:firstRowFirstColumn="0" w:firstRowLastColumn="0" w:lastRowFirstColumn="0" w:lastRowLastColumn="0"/>
+              <w:rPr>
+                <w:sz w:val="14"/>
+                <w:szCs w:val="14"/>
+              </w:rPr>
+            </w:pPr>
+            <w:r>
+              <w:rPr>
+                <w:rFonts w:hint="eastAsia"/>
+                <w:sz w:val="14"/>
+                <w:szCs w:val="14"/>
+              </w:rPr>
+              <w:t>ON:属性設定でフラグ型に限り「公開スイッチと連動」を使用できます。</w:t>
+            </w:r>
+          </w:p>
+          <w:p>
+            <w:pPr>
+              <w:spacing w:line="240" w:lineRule="exact"/>
+              <w:ind w:leftChars="177" w:left="319"/>
+              <w:cnfStyle w:val="000000100000" w:firstRow="0" w:lastRow="0" w:firstColumn="0" w:lastColumn="0" w:oddVBand="0" w:evenVBand="0" w:oddHBand="1" w:evenHBand="0" w:firstRowFirstColumn="0" w:firstRowLastColumn="0" w:lastRowFirstColumn="0" w:lastRowLastColumn="0"/>
+              <w:rPr>
+                <w:rFonts w:hint="eastAsia"/>
+                <w:sz w:val="16"/>
+                <w:szCs w:val="16"/>
+              </w:rPr>
+            </w:pPr>
+            <w:r>
+              <w:rPr>
+                <w:rFonts w:hint="eastAsia"/>
+                <w:sz w:val="14"/>
+                <w:szCs w:val="14"/>
+              </w:rPr>
+              <w:t>OFF：「公開スイッチと連動」は使用不能です（従来動作。既定です）</w:t>
+            </w:r>
+          </w:p>
+        </w:tc>
+      </w:tr>
+    </w:tbl>
+    <w:p>
+      <w:pPr>
+        <w:pStyle w:val="a7"/>
+        <w:ind w:leftChars="0" w:left="786"/>
+      </w:pPr>
+    </w:p>
     <w:p>
       <w:pPr>
         <w:pStyle w:val="a7"/>
         <w:numPr>
           <w:ilvl w:val="0"/>
-          <w:numId w:val="20"/>
+          <w:numId w:val="8"/>
         </w:numPr>
-        <w:ind w:leftChars="0"/>
-      </w:pPr>
-      <w:r>
-        <w:rPr>
-          <w:rFonts w:hint="eastAsia"/>
-        </w:rPr>
-        <w:t>設定値を変更したら、実行モードを切り替えて[実行」を押してください。</w:t>
-      </w:r>
-    </w:p>
-    <w:p>
-      <w:pPr>
-        <w:pStyle w:val="a7"/>
-        <w:ind w:leftChars="0" w:left="720"/>
-      </w:pPr>
-      <w:r>
-        <w:rPr>
-          <w:rFonts w:hint="eastAsia"/>
-        </w:rPr>
-        <w:t>実行モードは以下の4通りです。（いずれのモードでも、WidowsServerは再起動されません）</w:t>
-      </w:r>
-    </w:p>
-    <w:p>
-      <w:pPr>
-        <w:pStyle w:val="a7"/>
-        <w:ind w:leftChars="0" w:left="720"/>
-      </w:pPr>
-    </w:p>
-    <w:p>
-      <w:pPr>
-        <w:pStyle w:val="a7"/>
-        <w:ind w:leftChars="0" w:left="720"/>
-      </w:pPr>
-    </w:p>
-    <w:p>
-      <w:pPr>
-        <w:pStyle w:val="a7"/>
-        <w:ind w:leftChars="0" w:left="720"/>
-      </w:pPr>
-    </w:p>
-    <w:p/>
-    <w:p/>
-    <w:p/>
-    <w:p>
-      <w:pPr>
-        <w:ind w:leftChars="472" w:left="850"/>
-      </w:pPr>
-      <w:r>
-        <w:rPr>
-          <w:rFonts w:hint="eastAsia"/>
-        </w:rPr>
-        <w:t>[実行]押下後、再起動や停止は約３～４分、起動は30秒ほどかかります。</w:t>
-      </w:r>
-    </w:p>
-    <w:p/>
-    <w:p>
-      <w:pPr>
-        <w:pStyle w:val="a7"/>
-        <w:numPr>
-          <w:ilvl w:val="0"/>
-          <w:numId w:val="20"/>
-        </w:numPr>
-        <w:ind w:leftChars="0"/>
-      </w:pPr>
-      <w:r>
-        <w:rPr>
-          <w:rFonts w:hint="eastAsia"/>
-        </w:rPr>
-        <w:t>本ツール使用後は、右上の[X]でプログラムを終了してください。</w:t>
-      </w:r>
-    </w:p>
-    <w:p>
-      <w:pPr>
+        <w:ind w:leftChars="157" w:left="283" w:firstLine="0"/>
         <w:rPr>
           <w:b/>
           <w:bCs/>
@@ -5173,22 +9148,16 @@
           <w:szCs w:val="24"/>
         </w:rPr>
       </w:pPr>
-    </w:p>
-    <w:p>
-      <w:pPr>
-        <w:pStyle w:val="a7"/>
-        <w:numPr>
-          <w:ilvl w:val="0"/>
-          <w:numId w:val="1"/>
-        </w:numPr>
-        <w:ind w:leftChars="0"/>
-        <w:rPr>
+      <w:r>
+        <w:rPr>
+          <w:rFonts w:hint="eastAsia"/>
           <w:b/>
           <w:bCs/>
           <w:sz w:val="24"/>
           <w:szCs w:val="24"/>
         </w:rPr>
-      </w:pPr>
+        <w:t>ワークフローで</w:t>
+      </w:r>
       <w:r>
         <w:rPr>
           <w:rFonts w:hint="eastAsia"/>
@@ -5197,7 +9166,7 @@
           <w:sz w:val="24"/>
           <w:szCs w:val="24"/>
         </w:rPr>
-        <w:t>DWG</w:t>
+        <w:t>承認を</w:t>
       </w:r>
       <w:r>
         <w:rPr>
@@ -5207,7 +9176,7 @@
           <w:sz w:val="24"/>
           <w:szCs w:val="24"/>
         </w:rPr>
-        <w:t>変換</w:t>
+        <w:t>得て</w:t>
       </w:r>
       <w:r>
         <w:rPr>
@@ -5217,235 +9186,18 @@
           <w:sz w:val="24"/>
           <w:szCs w:val="24"/>
         </w:rPr>
-        <w:t>設定</w:t>
-      </w:r>
-    </w:p>
-    <w:p>
-      <w:pPr>
-        <w:ind w:leftChars="236" w:left="425"/>
-      </w:pPr>
-    </w:p>
-    <w:p>
-      <w:pPr>
-        <w:ind w:leftChars="236" w:left="425"/>
-      </w:pPr>
-      <w:r>
-        <w:rPr>
-          <w:rFonts w:hint="eastAsia"/>
-        </w:rPr>
-        <w:t>「TeCAシステム設定と再起動」では、以下の手順で図脳TeCAのDWG変換設定を変更することができます。</w:t>
-      </w:r>
-    </w:p>
-    <w:p>
-      <w:pPr>
-        <w:rPr>
-          <w:b/>
-          <w:bCs/>
-        </w:rPr>
-      </w:pPr>
-    </w:p>
-    <w:p>
-      <w:pPr>
-        <w:pStyle w:val="a7"/>
-        <w:numPr>
-          <w:ilvl w:val="0"/>
-          <w:numId w:val="9"/>
-        </w:numPr>
-        <w:ind w:leftChars="0"/>
-      </w:pPr>
-      <w:r>
-        <w:rPr>
-          <w:rFonts w:hint="eastAsia"/>
-        </w:rPr>
-        <w:t>下図の状態の時に[取出]ボタンを押すと、現在の変換設定ファイルがデスクトップにコピーされます。</w:t>
-      </w:r>
-    </w:p>
-    <w:p>
-      <w:pPr>
-        <w:pStyle w:val="a7"/>
-        <w:ind w:leftChars="0" w:left="540"/>
-      </w:pPr>
-      <w:r>
-        <w:rPr>
-          <w:noProof/>
-        </w:rPr>
-        <w:drawing>
-          <wp:anchor distT="0" distB="0" distL="114300" distR="114300" simplePos="0" relativeHeight="251677696" behindDoc="0" locked="0" layoutInCell="1" allowOverlap="1" wp14:anchorId="718BECB4" wp14:editId="2004BC0A">
-            <wp:simplePos x="0" y="0"/>
-            <wp:positionH relativeFrom="column">
-              <wp:posOffset>503086</wp:posOffset>
-            </wp:positionH>
-            <wp:positionV relativeFrom="paragraph">
-              <wp:posOffset>12865</wp:posOffset>
-            </wp:positionV>
-            <wp:extent cx="1964801" cy="405902"/>
-            <wp:effectExtent l="0" t="0" r="0" b="0"/>
-            <wp:wrapNone/>
-            <wp:docPr id="26" name="図 26" descr="グラフィカル ユーザー インターフェイス, アプリケーション&#10;&#10;自動的に生成された説明"/>
-            <wp:cNvGraphicFramePr>
-              <a:graphicFrameLocks xmlns:a="http://schemas.openxmlformats.org/drawingml/2006/main" noChangeAspect="1"/>
-            </wp:cNvGraphicFramePr>
-            <a:graphic xmlns:a="http://schemas.openxmlformats.org/drawingml/2006/main">
-              <a:graphicData uri="http://schemas.openxmlformats.org/drawingml/2006/picture">
-                <pic:pic xmlns:pic="http://schemas.openxmlformats.org/drawingml/2006/picture">
-                  <pic:nvPicPr>
-                    <pic:cNvPr id="26" name="図 26" descr="グラフィカル ユーザー インターフェイス, アプリケーション&#10;&#10;自動的に生成された説明"/>
-                    <pic:cNvPicPr/>
-                  </pic:nvPicPr>
-                  <pic:blipFill>
-                    <a:blip r:embed="rId13">
-                      <a:extLst>
-                        <a:ext uri="{28A0092B-C50C-407E-A947-70E740481C1C}">
-                          <a14:useLocalDpi xmlns:a14="http://schemas.microsoft.com/office/drawing/2010/main" val="0"/>
-                        </a:ext>
-                      </a:extLst>
-                    </a:blip>
-                    <a:stretch>
-                      <a:fillRect/>
-                    </a:stretch>
-                  </pic:blipFill>
-                  <pic:spPr>
-                    <a:xfrm>
-                      <a:off x="0" y="0"/>
-                      <a:ext cx="1964801" cy="405902"/>
-                    </a:xfrm>
-                    <a:prstGeom prst="rect">
-                      <a:avLst/>
-                    </a:prstGeom>
-                  </pic:spPr>
-                </pic:pic>
-              </a:graphicData>
-            </a:graphic>
-            <wp14:sizeRelH relativeFrom="margin">
-              <wp14:pctWidth>0</wp14:pctWidth>
-            </wp14:sizeRelH>
-            <wp14:sizeRelV relativeFrom="margin">
-              <wp14:pctHeight>0</wp14:pctHeight>
-            </wp14:sizeRelV>
-          </wp:anchor>
-        </w:drawing>
-      </w:r>
-    </w:p>
-    <w:p>
-      <w:pPr>
-        <w:pStyle w:val="a7"/>
-        <w:ind w:leftChars="0" w:left="540"/>
-      </w:pPr>
-    </w:p>
-    <w:p>
-      <w:pPr>
-        <w:pStyle w:val="a7"/>
-        <w:ind w:leftChars="0" w:left="540"/>
-      </w:pPr>
-    </w:p>
-    <w:p>
-      <w:pPr>
-        <w:pStyle w:val="a7"/>
-        <w:numPr>
-          <w:ilvl w:val="0"/>
-          <w:numId w:val="9"/>
-        </w:numPr>
-        <w:ind w:leftChars="0"/>
-      </w:pPr>
-      <w:r>
-        <w:rPr>
-          <w:rFonts w:hint="eastAsia"/>
-        </w:rPr>
-        <w:t>取り出した設定ファイルを、テキストエディタで書式に基づき訂正してください。</w:t>
-      </w:r>
-    </w:p>
-    <w:p>
-      <w:pPr>
-        <w:pStyle w:val="a7"/>
-        <w:ind w:leftChars="0"/>
-      </w:pPr>
-      <w:r>
-        <w:t>・訂正後の</w:t>
-      </w:r>
-      <w:r>
-        <w:rPr>
-          <w:rFonts w:hint="eastAsia"/>
-        </w:rPr>
-        <w:t>ファイル</w:t>
-      </w:r>
-      <w:r>
-        <w:t>名は特に制限はありません。</w:t>
-      </w:r>
-      <w:r>
-        <w:rPr>
-          <w:rFonts w:hint="eastAsia"/>
-        </w:rPr>
-        <w:t>任意名称のファイル名でシステムへ更新できます</w:t>
-      </w:r>
-      <w:r>
-        <w:rPr>
-          <w:rFonts w:hint="eastAsia"/>
-        </w:rPr>
-        <w:t>。</w:t>
-      </w:r>
-    </w:p>
-    <w:p>
-      <w:pPr>
-        <w:pStyle w:val="a7"/>
-        <w:ind w:leftChars="0"/>
-      </w:pPr>
-      <w:r>
-        <w:rPr>
-          <w:rFonts w:hint="eastAsia"/>
-        </w:rPr>
-        <w:t>・書式についてはスタートメニュー内の解説文書をお読み下さい。</w:t>
-      </w:r>
-    </w:p>
-    <w:p>
-      <w:pPr>
-        <w:pStyle w:val="a7"/>
-        <w:ind w:leftChars="0"/>
-      </w:pPr>
-    </w:p>
-    <w:p>
-      <w:pPr>
-        <w:pStyle w:val="a7"/>
-        <w:numPr>
-          <w:ilvl w:val="0"/>
-          <w:numId w:val="9"/>
-        </w:numPr>
-        <w:ind w:leftChars="0"/>
-      </w:pPr>
-      <w:r>
-        <w:rPr>
-          <w:rFonts w:hint="eastAsia"/>
-        </w:rPr>
-        <w:t>訂正したファイルを以下のテキストボックスにドラッグ＆ドロップすると、ボタンが[更新]になりますので、</w:t>
-      </w:r>
-    </w:p>
-    <w:p>
-      <w:pPr>
-        <w:pStyle w:val="a7"/>
-        <w:ind w:leftChars="0" w:left="540"/>
-      </w:pPr>
-      <w:r>
-        <w:rPr>
-          <w:rFonts w:hint="eastAsia"/>
-        </w:rPr>
-        <w:t>[更新]を押し、システムへ反映してください。（TeCAの再起動は不要です）</w:t>
-      </w:r>
-    </w:p>
-    <w:p>
-      <w:pPr>
-        <w:pStyle w:val="a7"/>
-        <w:numPr>
-          <w:ilvl w:val="0"/>
-          <w:numId w:val="1"/>
-        </w:numPr>
-        <w:spacing w:line="240" w:lineRule="auto"/>
-        <w:ind w:leftChars="0" w:left="357"/>
-        <w:rPr>
+        <w:t>から</w:t>
+      </w:r>
+      <w:r>
+        <w:rPr>
+          <w:rFonts w:hint="eastAsia"/>
           <w:b/>
           <w:bCs/>
           <w:sz w:val="24"/>
           <w:szCs w:val="24"/>
         </w:rPr>
-      </w:pPr>
+        <w:t>自動</w:t>
+      </w:r>
       <w:r>
         <w:rPr>
           <w:rFonts w:hint="eastAsia"/>
@@ -5454,105 +9206,884 @@
           <w:sz w:val="24"/>
           <w:szCs w:val="24"/>
         </w:rPr>
-        <w:t>ライセンスを追加購入した場合</w:t>
+        <w:t>公開</w:t>
+      </w:r>
+      <w:r>
+        <w:rPr>
+          <w:rFonts w:hint="eastAsia"/>
+          <w:b/>
+          <w:bCs/>
+          <w:sz w:val="24"/>
+          <w:szCs w:val="24"/>
+        </w:rPr>
+        <w:t>するには</w:t>
       </w:r>
     </w:p>
     <w:p>
       <w:pPr>
         <w:pStyle w:val="a7"/>
-        <w:ind w:leftChars="0" w:left="426"/>
-        <w:rPr>
-          <w:sz w:val="21"/>
-          <w:szCs w:val="21"/>
-        </w:rPr>
-      </w:pPr>
-      <w:r>
-        <w:rPr>
-          <w:rFonts w:hint="eastAsia"/>
-          <w:sz w:val="21"/>
-          <w:szCs w:val="21"/>
-        </w:rPr>
-        <w:t>ライセンスを追加購入したときは、</w:t>
-      </w:r>
-      <w:r>
-        <w:rPr>
-          <w:rFonts w:hint="eastAsia"/>
-          <w:sz w:val="21"/>
-          <w:szCs w:val="21"/>
-        </w:rPr>
-        <w:t>本ツールで</w:t>
-      </w:r>
-      <w:r>
-        <w:rPr>
-          <w:rFonts w:hint="eastAsia"/>
-          <w:sz w:val="21"/>
-          <w:szCs w:val="21"/>
-        </w:rPr>
-        <w:t>以下</w:t>
-      </w:r>
-      <w:r>
-        <w:rPr>
-          <w:rFonts w:hint="eastAsia"/>
-          <w:sz w:val="21"/>
-          <w:szCs w:val="21"/>
-        </w:rPr>
-        <w:t>のように</w:t>
-      </w:r>
-      <w:r>
-        <w:rPr>
-          <w:rFonts w:hint="eastAsia"/>
-          <w:sz w:val="21"/>
-          <w:szCs w:val="21"/>
-        </w:rPr>
-        <w:t>ライセンス数を増やす操作を行ってください。</w:t>
+        <w:ind w:leftChars="0" w:left="283"/>
+        <w:rPr>
+          <w:b/>
+          <w:bCs/>
+          <w:sz w:val="24"/>
+          <w:szCs w:val="24"/>
+        </w:rPr>
+      </w:pPr>
+    </w:p>
+    <w:p>
+      <w:pPr>
+        <w:ind w:leftChars="393" w:left="707"/>
+        <w:rPr>
+          <w:szCs w:val="18"/>
+        </w:rPr>
+      </w:pPr>
+      <w:r>
+        <w:rPr>
+          <w:rFonts w:hint="eastAsia"/>
+          <w:szCs w:val="18"/>
+        </w:rPr>
+        <w:t>１．デフォルトの公開スイッチを変更しましょう</w:t>
+      </w:r>
+    </w:p>
+    <w:p>
+      <w:pPr>
+        <w:ind w:leftChars="708" w:left="1274"/>
+        <w:rPr>
+          <w:szCs w:val="18"/>
+        </w:rPr>
+      </w:pPr>
+      <w:r>
+        <w:rPr>
+          <w:rFonts w:hint="eastAsia"/>
+          <w:szCs w:val="18"/>
+        </w:rPr>
+        <w:t>図脳TeCAの</w:t>
+      </w:r>
+      <w:r>
+        <w:rPr>
+          <w:rFonts w:hint="eastAsia"/>
+          <w:szCs w:val="18"/>
+        </w:rPr>
+        <w:t>「公開スイッチ」はデフォルトがON（公開する）となっていますが、</w:t>
+      </w:r>
+    </w:p>
+    <w:p>
+      <w:pPr>
+        <w:ind w:leftChars="708" w:left="1274"/>
+        <w:rPr>
+          <w:szCs w:val="18"/>
+        </w:rPr>
+      </w:pPr>
+      <w:r>
+        <w:rPr>
+          <w:rFonts w:hint="eastAsia"/>
+          <w:szCs w:val="18"/>
+        </w:rPr>
+        <w:t>実際の運用シーンでは「ワークフローによって承認を得てから公開する」ことが多くあ</w:t>
+      </w:r>
+      <w:r>
+        <w:rPr>
+          <w:rFonts w:hint="eastAsia"/>
+          <w:szCs w:val="18"/>
+        </w:rPr>
+        <w:t>るので、</w:t>
       </w:r>
     </w:p>
     <w:p>
       <w:pPr>
         <w:pStyle w:val="a7"/>
-        <w:ind w:leftChars="0" w:left="426"/>
-      </w:pPr>
+        <w:numPr>
+          <w:ilvl w:val="1"/>
+          <w:numId w:val="26"/>
+        </w:numPr>
+        <w:ind w:leftChars="981" w:left="2126"/>
+        <w:rPr>
+          <w:szCs w:val="18"/>
+        </w:rPr>
+      </w:pPr>
+      <w:r>
+        <w:rPr>
+          <w:rFonts w:hint="eastAsia"/>
+          <w:szCs w:val="18"/>
+        </w:rPr>
+        <w:t>ワークフローへ回送する</w:t>
+      </w:r>
+      <w:r>
+        <w:rPr>
+          <w:rFonts w:hint="eastAsia"/>
+          <w:szCs w:val="18"/>
+        </w:rPr>
+        <w:t>ファイル</w:t>
+      </w:r>
+      <w:r>
+        <w:rPr>
+          <w:rFonts w:hint="eastAsia"/>
+          <w:szCs w:val="18"/>
+        </w:rPr>
+        <w:t>は</w:t>
+      </w:r>
+      <w:r>
+        <w:rPr>
+          <w:rFonts w:hint="eastAsia"/>
+          <w:szCs w:val="18"/>
+        </w:rPr>
+        <w:t>いったん「</w:t>
+      </w:r>
+      <w:r>
+        <w:rPr>
+          <w:rFonts w:hint="eastAsia"/>
+          <w:szCs w:val="18"/>
+        </w:rPr>
+        <w:t>公開：OFF</w:t>
+      </w:r>
+      <w:r>
+        <w:rPr>
+          <w:rFonts w:hint="eastAsia"/>
+          <w:szCs w:val="18"/>
+        </w:rPr>
+        <w:t>」</w:t>
+      </w:r>
+      <w:r>
+        <w:rPr>
+          <w:rFonts w:hint="eastAsia"/>
+          <w:szCs w:val="18"/>
+        </w:rPr>
+        <w:t>に設定</w:t>
+      </w:r>
     </w:p>
     <w:p>
       <w:pPr>
         <w:pStyle w:val="a7"/>
-        <w:ind w:leftChars="0" w:left="426"/>
-        <w:rPr>
-          <w:sz w:val="21"/>
-          <w:szCs w:val="21"/>
-        </w:rPr>
-      </w:pPr>
-      <w:r>
-        <w:rPr>
-          <w:rFonts w:hint="eastAsia"/>
-          <w:sz w:val="21"/>
-          <w:szCs w:val="21"/>
-        </w:rPr>
-        <w:t>【システム情報ファイルを用意する】</w:t>
+        <w:numPr>
+          <w:ilvl w:val="1"/>
+          <w:numId w:val="26"/>
+        </w:numPr>
+        <w:ind w:leftChars="981" w:left="2126"/>
+        <w:rPr>
+          <w:szCs w:val="18"/>
+        </w:rPr>
+      </w:pPr>
+      <w:r>
+        <w:rPr>
+          <w:rFonts w:hint="eastAsia"/>
+          <w:szCs w:val="18"/>
+        </w:rPr>
+        <w:t>ワークフローに回して承認を得る</w:t>
       </w:r>
     </w:p>
     <w:p>
       <w:pPr>
         <w:pStyle w:val="a7"/>
-        <w:ind w:leftChars="0" w:left="709"/>
-      </w:pPr>
-      <w:r>
-        <w:rPr>
-          <w:rFonts w:hint="eastAsia"/>
-        </w:rPr>
-        <w:t>この操作</w:t>
-      </w:r>
-      <w:r>
-        <w:rPr>
-          <w:rFonts w:hint="eastAsia"/>
-        </w:rPr>
-        <w:t>には、「TeCAシステム設定と再起動」ツールのVer2.7以後を必要とします。ツールが古い場合は、最新版のインストールをお願いいたします。（最新版の入手は弊社までご一報ください）</w:t>
+        <w:numPr>
+          <w:ilvl w:val="1"/>
+          <w:numId w:val="26"/>
+        </w:numPr>
+        <w:ind w:leftChars="981" w:left="2126"/>
+        <w:rPr>
+          <w:szCs w:val="18"/>
+        </w:rPr>
+      </w:pPr>
+      <w:r>
+        <w:rPr>
+          <w:rFonts w:hint="eastAsia"/>
+          <w:szCs w:val="18"/>
+        </w:rPr>
+        <w:t>再度公開：Onにする、</w:t>
+      </w:r>
+    </w:p>
+    <w:p>
+      <w:pPr>
+        <w:ind w:leftChars="708" w:left="1274"/>
+        <w:rPr>
+          <w:szCs w:val="18"/>
+        </w:rPr>
+      </w:pPr>
+      <w:r>
+        <w:rPr>
+          <w:rFonts w:hint="eastAsia"/>
+          <w:szCs w:val="18"/>
+        </w:rPr>
+        <w:t>というやや煩雑な手順を行う必要があります。</w:t>
+      </w:r>
+    </w:p>
+    <w:p>
+      <w:pPr>
+        <w:ind w:leftChars="708" w:left="1274"/>
+        <w:rPr>
+          <w:rFonts w:hint="eastAsia"/>
+          <w:szCs w:val="18"/>
+        </w:rPr>
+      </w:pPr>
+    </w:p>
+    <w:p>
+      <w:pPr>
+        <w:ind w:leftChars="708" w:left="1274"/>
+        <w:rPr>
+          <w:szCs w:val="18"/>
+        </w:rPr>
+      </w:pPr>
+      <w:r>
+        <w:rPr>
+          <w:rFonts w:hint="eastAsia"/>
+          <w:szCs w:val="18"/>
+        </w:rPr>
+        <w:t>Ver1.15.0</w:t>
+      </w:r>
+      <w:r>
+        <w:rPr>
+          <w:rFonts w:hint="eastAsia"/>
+          <w:szCs w:val="18"/>
+        </w:rPr>
+        <w:t>からは</w:t>
+      </w:r>
+      <w:r>
+        <w:rPr>
+          <w:rFonts w:hint="eastAsia"/>
+          <w:szCs w:val="18"/>
+        </w:rPr>
+        <w:t>、その緩和に向け「公開スイッチ」のデフォルトを設定可能としていま</w:t>
+      </w:r>
+      <w:r>
+        <w:rPr>
+          <w:rFonts w:hint="eastAsia"/>
+          <w:szCs w:val="18"/>
+        </w:rPr>
+        <w:t>す。</w:t>
+      </w:r>
+    </w:p>
+    <w:p>
+      <w:pPr>
+        <w:ind w:leftChars="708" w:left="1274"/>
+        <w:rPr>
+          <w:szCs w:val="18"/>
+        </w:rPr>
+      </w:pPr>
+      <w:r>
+        <w:rPr>
+          <w:rFonts w:hint="eastAsia"/>
+          <w:szCs w:val="18"/>
+        </w:rPr>
+        <w:t>ファイルをアップロードする機能</w:t>
+      </w:r>
+      <w:r>
+        <w:rPr>
+          <w:rFonts w:hint="eastAsia"/>
+          <w:szCs w:val="18"/>
+        </w:rPr>
+        <w:t>は３つあ</w:t>
+      </w:r>
+      <w:r>
+        <w:rPr>
+          <w:rFonts w:hint="eastAsia"/>
+          <w:szCs w:val="18"/>
+        </w:rPr>
+        <w:t>りますので</w:t>
+      </w:r>
+      <w:r>
+        <w:rPr>
+          <w:rFonts w:hint="eastAsia"/>
+          <w:szCs w:val="18"/>
+        </w:rPr>
+        <w:t>、対応する設定</w:t>
+      </w:r>
+      <w:r>
+        <w:rPr>
+          <w:rFonts w:hint="eastAsia"/>
+          <w:szCs w:val="18"/>
+        </w:rPr>
+        <w:t>もそれぞれ設けられています。</w:t>
+      </w:r>
+    </w:p>
+    <w:tbl>
+      <w:tblPr>
+        <w:tblStyle w:val="a8"/>
+        <w:tblW w:w="0" w:type="auto"/>
+        <w:tblInd w:w="1651" w:type="dxa"/>
+        <w:tblLook w:val="04A0" w:firstRow="1" w:lastRow="0" w:firstColumn="1" w:lastColumn="0" w:noHBand="0" w:noVBand="1"/>
+      </w:tblPr>
+      <w:tblGrid>
+        <w:gridCol w:w="1872"/>
+        <w:gridCol w:w="3860"/>
+      </w:tblGrid>
+      <w:tr>
+        <w:trPr>
+          <w:trHeight w:val="227"/>
+        </w:trPr>
+        <w:tc>
+          <w:tcPr>
+            <w:tcW w:w="1872" w:type="dxa"/>
+          </w:tcPr>
+          <w:p>
+            <w:pPr>
+              <w:ind w:leftChars="-32" w:left="-58"/>
+              <w:rPr>
+                <w:rFonts w:hint="eastAsia"/>
+                <w:sz w:val="16"/>
+                <w:szCs w:val="16"/>
+              </w:rPr>
+            </w:pPr>
+            <w:r>
+              <w:rPr>
+                <w:rFonts w:hint="eastAsia"/>
+                <w:sz w:val="16"/>
+                <w:szCs w:val="16"/>
+              </w:rPr>
+              <w:t>アップロード</w:t>
+            </w:r>
+          </w:p>
+        </w:tc>
+        <w:tc>
+          <w:tcPr>
+            <w:tcW w:w="3860" w:type="dxa"/>
+          </w:tcPr>
+          <w:p>
+            <w:pPr>
+              <w:rPr>
+                <w:rFonts w:hint="eastAsia"/>
+                <w:sz w:val="16"/>
+                <w:szCs w:val="16"/>
+              </w:rPr>
+            </w:pPr>
+            <w:r>
+              <w:rPr>
+                <w:rFonts w:hint="eastAsia"/>
+                <w:sz w:val="16"/>
+                <w:szCs w:val="16"/>
+              </w:rPr>
+              <w:t>アップロード直後は非公開にする</w:t>
+            </w:r>
+          </w:p>
+        </w:tc>
+      </w:tr>
+      <w:tr>
+        <w:trPr>
+          <w:trHeight w:val="156"/>
+        </w:trPr>
+        <w:tc>
+          <w:tcPr>
+            <w:tcW w:w="1872" w:type="dxa"/>
+          </w:tcPr>
+          <w:p>
+            <w:pPr>
+              <w:ind w:leftChars="-32" w:left="-58"/>
+              <w:rPr>
+                <w:rFonts w:hint="eastAsia"/>
+                <w:sz w:val="16"/>
+                <w:szCs w:val="16"/>
+              </w:rPr>
+            </w:pPr>
+            <w:r>
+              <w:rPr>
+                <w:rFonts w:hint="eastAsia"/>
+                <w:sz w:val="16"/>
+                <w:szCs w:val="16"/>
+              </w:rPr>
+              <w:t>差し替え</w:t>
+            </w:r>
+          </w:p>
+        </w:tc>
+        <w:tc>
+          <w:tcPr>
+            <w:tcW w:w="3860" w:type="dxa"/>
+            <w:vMerge w:val="restart"/>
+            <w:vAlign w:val="center"/>
+          </w:tcPr>
+          <w:p>
+            <w:pPr>
+              <w:rPr>
+                <w:rFonts w:hint="eastAsia"/>
+                <w:sz w:val="16"/>
+                <w:szCs w:val="16"/>
+              </w:rPr>
+            </w:pPr>
+            <w:r>
+              <w:rPr>
+                <w:rFonts w:hint="eastAsia"/>
+                <w:sz w:val="16"/>
+                <w:szCs w:val="16"/>
+              </w:rPr>
+              <w:t>差し替え、チェックイン直後は非公開にする</w:t>
+            </w:r>
+          </w:p>
+        </w:tc>
+      </w:tr>
+      <w:tr>
+        <w:trPr>
+          <w:trHeight w:val="157"/>
+        </w:trPr>
+        <w:tc>
+          <w:tcPr>
+            <w:tcW w:w="1872" w:type="dxa"/>
+          </w:tcPr>
+          <w:p>
+            <w:pPr>
+              <w:rPr>
+                <w:rFonts w:hint="eastAsia"/>
+                <w:sz w:val="16"/>
+                <w:szCs w:val="16"/>
+              </w:rPr>
+            </w:pPr>
+            <w:r>
+              <w:rPr>
+                <w:rFonts w:hint="eastAsia"/>
+                <w:sz w:val="16"/>
+                <w:szCs w:val="16"/>
+              </w:rPr>
+              <w:t>チェックイン</w:t>
+            </w:r>
+          </w:p>
+        </w:tc>
+        <w:tc>
+          <w:tcPr>
+            <w:tcW w:w="3860" w:type="dxa"/>
+            <w:vMerge/>
+          </w:tcPr>
+          <w:p>
+            <w:pPr>
+              <w:rPr>
+                <w:rFonts w:hint="eastAsia"/>
+                <w:sz w:val="16"/>
+                <w:szCs w:val="16"/>
+              </w:rPr>
+            </w:pPr>
+          </w:p>
+        </w:tc>
+      </w:tr>
+    </w:tbl>
+    <w:p>
+      <w:pPr>
+        <w:ind w:leftChars="630" w:left="1134" w:firstLine="133"/>
+        <w:rPr>
+          <w:szCs w:val="18"/>
+        </w:rPr>
+      </w:pPr>
+      <w:r>
+        <w:rPr>
+          <w:rFonts w:hint="eastAsia"/>
+          <w:szCs w:val="18"/>
+        </w:rPr>
+        <w:t>これらをOnにすることで、上記3操作において</w:t>
+      </w:r>
+      <w:r>
+        <w:rPr>
+          <w:rFonts w:hint="eastAsia"/>
+          <w:szCs w:val="18"/>
+        </w:rPr>
+        <w:t>は</w:t>
+      </w:r>
+      <w:r>
+        <w:rPr>
+          <w:rFonts w:hint="eastAsia"/>
+          <w:szCs w:val="18"/>
+        </w:rPr>
+        <w:t>デフォルト</w:t>
+      </w:r>
+      <w:r>
+        <w:rPr>
+          <w:rFonts w:hint="eastAsia"/>
+          <w:szCs w:val="18"/>
+        </w:rPr>
+        <w:t>が</w:t>
+      </w:r>
+      <w:r>
+        <w:rPr>
+          <w:rFonts w:hint="eastAsia"/>
+          <w:szCs w:val="18"/>
+        </w:rPr>
+        <w:t>非公開となります。</w:t>
+      </w:r>
+    </w:p>
+    <w:p>
+      <w:pPr>
+        <w:ind w:leftChars="393" w:left="707" w:firstLine="133"/>
+        <w:rPr>
+          <w:szCs w:val="18"/>
+        </w:rPr>
+      </w:pPr>
+    </w:p>
+    <w:p>
+      <w:pPr>
+        <w:ind w:leftChars="393" w:left="707" w:firstLine="133"/>
+        <w:rPr>
+          <w:szCs w:val="18"/>
+        </w:rPr>
+      </w:pPr>
+      <w:r>
+        <w:rPr>
+          <w:rFonts w:hint="eastAsia"/>
+          <w:szCs w:val="18"/>
+        </w:rPr>
+        <w:t>２．ワークフロー完了時</w:t>
+      </w:r>
+      <w:r>
+        <w:rPr>
+          <w:rFonts w:hint="eastAsia"/>
+          <w:szCs w:val="18"/>
+        </w:rPr>
+        <w:t>に自動公開しましょう</w:t>
+      </w:r>
+    </w:p>
+    <w:p>
+      <w:pPr>
+        <w:ind w:leftChars="787" w:left="1417" w:firstLine="1"/>
+        <w:rPr>
+          <w:szCs w:val="18"/>
+        </w:rPr>
+      </w:pPr>
+      <w:r>
+        <w:rPr>
+          <w:rFonts w:hint="eastAsia"/>
+          <w:szCs w:val="18"/>
+        </w:rPr>
+        <w:t>「</w:t>
+      </w:r>
+      <w:r>
+        <w:rPr>
+          <w:rFonts w:hint="eastAsia"/>
+          <w:szCs w:val="18"/>
+        </w:rPr>
+        <w:t>ワークフローを完了したら自動公開する</w:t>
+      </w:r>
+      <w:r>
+        <w:rPr>
+          <w:rFonts w:hint="eastAsia"/>
+          <w:szCs w:val="18"/>
+        </w:rPr>
+        <w:t>」をONにしておけば、</w:t>
+      </w:r>
+      <w:r>
+        <w:rPr>
+          <w:rFonts w:hint="eastAsia"/>
+          <w:szCs w:val="18"/>
+        </w:rPr>
+        <w:t>非公開のままワークフロー</w:t>
+      </w:r>
+      <w:r>
+        <w:rPr>
+          <w:rFonts w:hint="eastAsia"/>
+          <w:szCs w:val="18"/>
+        </w:rPr>
+        <w:t>に流れたファイルは、完了と同時に公開へ自動切り替えできるようになり</w:t>
+      </w:r>
+      <w:r>
+        <w:rPr>
+          <w:rFonts w:hint="eastAsia"/>
+          <w:szCs w:val="18"/>
+        </w:rPr>
+        <w:t>ます</w:t>
+      </w:r>
+      <w:r>
+        <w:rPr>
+          <w:rFonts w:hint="eastAsia"/>
+          <w:szCs w:val="18"/>
+        </w:rPr>
+        <w:t>。</w:t>
+      </w:r>
+    </w:p>
+    <w:p>
+      <w:pPr>
+        <w:ind w:leftChars="787" w:left="1417" w:firstLine="1"/>
+        <w:rPr>
+          <w:szCs w:val="18"/>
+        </w:rPr>
+      </w:pPr>
+    </w:p>
+    <w:p>
+      <w:pPr>
+        <w:ind w:leftChars="787" w:left="1417" w:firstLine="1"/>
+        <w:rPr>
+          <w:szCs w:val="18"/>
+        </w:rPr>
+      </w:pPr>
+      <w:r>
+        <w:rPr>
+          <w:rFonts w:hint="eastAsia"/>
+          <w:szCs w:val="18"/>
+        </w:rPr>
+        <w:t>ただし、</w:t>
+      </w:r>
+      <w:r>
+        <w:rPr>
+          <w:rFonts w:hint="eastAsia"/>
+          <w:szCs w:val="18"/>
+        </w:rPr>
+        <w:t>この処理はワークフロー種別（回覧、承認など）に関係なく、完了と共に実行</w:t>
+      </w:r>
+      <w:r>
+        <w:rPr>
+          <w:rFonts w:hint="eastAsia"/>
+          <w:szCs w:val="18"/>
+        </w:rPr>
+        <w:t>するので</w:t>
+      </w:r>
+      <w:r>
+        <w:rPr>
+          <w:rFonts w:hint="eastAsia"/>
+          <w:szCs w:val="18"/>
+        </w:rPr>
+        <w:t>、回覧や受け取りであっても</w:t>
+      </w:r>
+      <w:r>
+        <w:rPr>
+          <w:rFonts w:hint="eastAsia"/>
+          <w:szCs w:val="18"/>
+        </w:rPr>
+        <w:t>自動で</w:t>
+      </w:r>
+      <w:r>
+        <w:rPr>
+          <w:rFonts w:hint="eastAsia"/>
+          <w:szCs w:val="18"/>
+        </w:rPr>
+        <w:t>公開ONに</w:t>
+      </w:r>
+      <w:r>
+        <w:rPr>
+          <w:rFonts w:hint="eastAsia"/>
+          <w:szCs w:val="18"/>
+        </w:rPr>
+        <w:t>変更されます</w:t>
+      </w:r>
+      <w:r>
+        <w:rPr>
+          <w:rFonts w:hint="eastAsia"/>
+          <w:szCs w:val="18"/>
+        </w:rPr>
+        <w:t>。</w:t>
+      </w:r>
+      <w:r>
+        <w:rPr>
+          <w:rFonts w:hint="eastAsia"/>
+          <w:b/>
+          <w:bCs/>
+          <w:szCs w:val="18"/>
+        </w:rPr>
+        <w:t>「非公開」のまま回覧や受け取りを</w:t>
+      </w:r>
+      <w:r>
+        <w:rPr>
+          <w:rFonts w:hint="eastAsia"/>
+          <w:b/>
+          <w:bCs/>
+          <w:szCs w:val="18"/>
+        </w:rPr>
+        <w:t>行う処理には適しません（</w:t>
+      </w:r>
+      <w:r>
+        <w:rPr>
+          <w:rFonts w:hint="eastAsia"/>
+          <w:b/>
+          <w:bCs/>
+          <w:szCs w:val="18"/>
+        </w:rPr>
+        <w:t>回覧</w:t>
+      </w:r>
+      <w:r>
+        <w:rPr>
+          <w:rFonts w:hint="eastAsia"/>
+          <w:b/>
+          <w:bCs/>
+          <w:szCs w:val="18"/>
+        </w:rPr>
+        <w:t>完了と同時に公開に</w:t>
+      </w:r>
+      <w:r>
+        <w:rPr>
+          <w:rFonts w:hint="eastAsia"/>
+          <w:b/>
+          <w:bCs/>
+          <w:szCs w:val="18"/>
+        </w:rPr>
+        <w:t>なってしまいます</w:t>
+      </w:r>
+      <w:r>
+        <w:rPr>
+          <w:rFonts w:hint="eastAsia"/>
+          <w:b/>
+          <w:bCs/>
+          <w:szCs w:val="18"/>
+        </w:rPr>
+        <w:t>）</w:t>
+      </w:r>
+      <w:r>
+        <w:rPr>
+          <w:rFonts w:hint="eastAsia"/>
+          <w:b/>
+          <w:bCs/>
+          <w:szCs w:val="18"/>
+        </w:rPr>
+        <w:t>のでご注意ください。</w:t>
+      </w:r>
+    </w:p>
+    <w:p>
+      <w:pPr>
+        <w:ind w:leftChars="787" w:left="1417" w:firstLine="1"/>
+        <w:rPr>
+          <w:szCs w:val="18"/>
+        </w:rPr>
+      </w:pPr>
+    </w:p>
+    <w:p>
+      <w:pPr>
+        <w:ind w:leftChars="393" w:left="707" w:firstLine="133"/>
+        <w:rPr>
+          <w:szCs w:val="18"/>
+        </w:rPr>
+      </w:pPr>
+      <w:r>
+        <w:rPr>
+          <w:rFonts w:hint="eastAsia"/>
+          <w:szCs w:val="18"/>
+        </w:rPr>
+        <w:t>３</w:t>
+      </w:r>
+      <w:r>
+        <w:rPr>
+          <w:rFonts w:hint="eastAsia"/>
+          <w:szCs w:val="18"/>
+        </w:rPr>
+        <w:t>．</w:t>
+      </w:r>
+      <w:r>
+        <w:rPr>
+          <w:rFonts w:hint="eastAsia"/>
+          <w:szCs w:val="18"/>
+        </w:rPr>
+        <w:t>公開/非公開をツリーに反映するには</w:t>
+      </w:r>
+    </w:p>
+    <w:p>
+      <w:pPr>
+        <w:ind w:leftChars="787" w:left="1417" w:firstLine="1"/>
+        <w:rPr>
+          <w:szCs w:val="18"/>
+        </w:rPr>
+      </w:pPr>
+      <w:r>
+        <w:rPr>
+          <w:rFonts w:hint="eastAsia"/>
+          <w:szCs w:val="18"/>
+        </w:rPr>
+        <w:t>「フラグ属性で「公開スイッチと連動」を使う」をＯＮにすると、</w:t>
+      </w:r>
+      <w:r>
+        <w:rPr>
+          <w:rFonts w:hint="eastAsia"/>
+          <w:szCs w:val="18"/>
+        </w:rPr>
+        <w:t>公開/非公開の状態を任意のフラグ型属性に自動複写</w:t>
+      </w:r>
+      <w:r>
+        <w:rPr>
+          <w:rFonts w:hint="eastAsia"/>
+          <w:szCs w:val="18"/>
+        </w:rPr>
+        <w:t>が可能となり、検索やツリーで「公開/非公開」を検索条件に利用することができるようになりました。</w:t>
+      </w:r>
+    </w:p>
+    <w:p>
+      <w:pPr>
+        <w:ind w:leftChars="787" w:left="1417" w:firstLine="1"/>
+        <w:rPr>
+          <w:szCs w:val="18"/>
+        </w:rPr>
+      </w:pPr>
+      <w:r>
+        <w:rPr>
+          <w:rFonts w:hint="eastAsia"/>
+          <w:szCs w:val="18"/>
+        </w:rPr>
+        <w:t>こ</w:t>
+      </w:r>
+      <w:r>
+        <w:rPr>
+          <w:rFonts w:hint="eastAsia"/>
+          <w:szCs w:val="18"/>
+        </w:rPr>
+        <w:t>のスイッチを</w:t>
+      </w:r>
+      <w:r>
+        <w:rPr>
+          <w:rFonts w:hint="eastAsia"/>
+          <w:szCs w:val="18"/>
+        </w:rPr>
+        <w:t>ＯＮにする</w:t>
+      </w:r>
+      <w:r>
+        <w:rPr>
+          <w:rFonts w:hint="eastAsia"/>
+          <w:szCs w:val="18"/>
+        </w:rPr>
+        <w:t>と、フラグ型属性に限り設定画面で「公開スイッチと連動」機能が使用可能になります。Onにすれば</w:t>
+      </w:r>
+      <w:r>
+        <w:rPr>
+          <w:rFonts w:hint="eastAsia"/>
+          <w:szCs w:val="18"/>
+        </w:rPr>
+        <w:t>公開/非公開の状態が一方通行でその属性に自動複写されます</w:t>
+      </w:r>
+      <w:r>
+        <w:rPr>
+          <w:rFonts w:hint="eastAsia"/>
+          <w:szCs w:val="18"/>
+        </w:rPr>
+        <w:t>ので、ツリーの設定や検索条件としてご利用ください</w:t>
+      </w:r>
+      <w:r>
+        <w:rPr>
+          <w:rFonts w:hint="eastAsia"/>
+          <w:szCs w:val="18"/>
+        </w:rPr>
+        <w:t>。</w:t>
+      </w:r>
+    </w:p>
+    <w:p>
+      <w:pPr>
+        <w:ind w:leftChars="787" w:left="1417" w:firstLine="1"/>
+        <w:rPr>
+          <w:sz w:val="24"/>
+          <w:szCs w:val="24"/>
+        </w:rPr>
+      </w:pPr>
+      <w:r>
+        <w:rPr>
+          <w:rFonts w:hint="eastAsia"/>
+          <w:szCs w:val="18"/>
+        </w:rPr>
+        <w:t>ただし、</w:t>
+      </w:r>
+      <w:r>
+        <w:rPr>
+          <w:rFonts w:hint="eastAsia"/>
+          <w:szCs w:val="18"/>
+        </w:rPr>
+        <w:t>「公開スイッチと連動</w:t>
+      </w:r>
+      <w:r>
+        <w:rPr>
+          <w:rFonts w:hint="eastAsia"/>
+          <w:szCs w:val="18"/>
+        </w:rPr>
+        <w:t>」しているだけですので、この設定を施したフラグ属性項目を変更しても表示/非表示が切り替わる動作にはなりませんので、ご注意ください。また、「表示/非表示」はそのファイルを登録した人と、システム管理Gに属する人のみが使用可能なのは従来と変更はありません。</w:t>
+      </w:r>
+      <w:r>
+        <w:rPr>
+          <w:sz w:val="24"/>
+          <w:szCs w:val="24"/>
+        </w:rPr>
+        <w:br w:type="page"/>
       </w:r>
     </w:p>
     <w:p>
       <w:pPr>
         <w:pStyle w:val="a7"/>
-        <w:ind w:leftChars="0" w:left="540"/>
+        <w:ind w:leftChars="0" w:left="360"/>
+        <w:rPr>
+          <w:sz w:val="24"/>
+          <w:szCs w:val="24"/>
+        </w:rPr>
       </w:pPr>
     </w:p>
     <w:p>
@@ -5560,693 +10091,7 @@
         <w:pStyle w:val="a7"/>
         <w:numPr>
           <w:ilvl w:val="0"/>
-          <w:numId w:val="10"/>
-        </w:numPr>
-        <w:ind w:leftChars="0" w:left="993"/>
-      </w:pPr>
-      <w:r>
-        <w:rPr>
-          <w:noProof/>
-        </w:rPr>
-        <mc:AlternateContent>
-          <mc:Choice Requires="wpc">
-            <w:drawing>
-              <wp:anchor distT="0" distB="0" distL="114300" distR="114300" simplePos="0" relativeHeight="251678720" behindDoc="0" locked="0" layoutInCell="1" allowOverlap="1" wp14:anchorId="4FA47DED" wp14:editId="0B1A0C14">
-                <wp:simplePos x="0" y="0"/>
-                <wp:positionH relativeFrom="margin">
-                  <wp:posOffset>661746</wp:posOffset>
-                </wp:positionH>
-                <wp:positionV relativeFrom="paragraph">
-                  <wp:posOffset>348310</wp:posOffset>
-                </wp:positionV>
-                <wp:extent cx="5200650" cy="1513840"/>
-                <wp:effectExtent l="0" t="0" r="0" b="0"/>
-                <wp:wrapTopAndBottom/>
-                <wp:docPr id="2" name="キャンバス 2"/>
-                <wp:cNvGraphicFramePr>
-                  <a:graphicFrameLocks xmlns:a="http://schemas.openxmlformats.org/drawingml/2006/main" noChangeAspect="1"/>
-                </wp:cNvGraphicFramePr>
-                <a:graphic xmlns:a="http://schemas.openxmlformats.org/drawingml/2006/main">
-                  <a:graphicData uri="http://schemas.microsoft.com/office/word/2010/wordprocessingCanvas">
-                    <wpc:wpc>
-                      <wpc:bg>
-                        <a:solidFill>
-                          <a:prstClr val="white"/>
-                        </a:solidFill>
-                      </wpc:bg>
-                      <wpc:whole/>
-                      <pic:pic xmlns:pic="http://schemas.openxmlformats.org/drawingml/2006/picture">
-                        <pic:nvPicPr>
-                          <pic:cNvPr id="3" name="図 3"/>
-                          <pic:cNvPicPr>
-                            <a:picLocks noChangeAspect="1"/>
-                          </pic:cNvPicPr>
-                        </pic:nvPicPr>
-                        <pic:blipFill>
-                          <a:blip r:embed="rId14"/>
-                          <a:stretch>
-                            <a:fillRect/>
-                          </a:stretch>
-                        </pic:blipFill>
-                        <pic:spPr>
-                          <a:xfrm>
-                            <a:off x="102414" y="0"/>
-                            <a:ext cx="2165956" cy="1513840"/>
-                          </a:xfrm>
-                          <a:prstGeom prst="rect">
-                            <a:avLst/>
-                          </a:prstGeom>
-                        </pic:spPr>
-                      </pic:pic>
-                      <wps:wsp>
-                        <wps:cNvPr id="4" name="正方形/長方形 4"/>
-                        <wps:cNvSpPr/>
-                        <wps:spPr>
-                          <a:xfrm>
-                            <a:off x="1366670" y="811033"/>
-                            <a:ext cx="469127" cy="143124"/>
-                          </a:xfrm>
-                          <a:prstGeom prst="rect">
-                            <a:avLst/>
-                          </a:prstGeom>
-                          <a:noFill/>
-                          <a:ln w="19050">
-                            <a:solidFill>
-                              <a:srgbClr val="FF0000"/>
-                            </a:solidFill>
-                          </a:ln>
-                        </wps:spPr>
-                        <wps:style>
-                          <a:lnRef idx="2">
-                            <a:schemeClr val="accent1">
-                              <a:shade val="50000"/>
-                            </a:schemeClr>
-                          </a:lnRef>
-                          <a:fillRef idx="1">
-                            <a:schemeClr val="accent1"/>
-                          </a:fillRef>
-                          <a:effectRef idx="0">
-                            <a:schemeClr val="accent1"/>
-                          </a:effectRef>
-                          <a:fontRef idx="minor">
-                            <a:schemeClr val="lt1"/>
-                          </a:fontRef>
-                        </wps:style>
-                        <wps:bodyPr rot="0" spcFirstLastPara="0" vertOverflow="overflow" horzOverflow="overflow" vert="horz" wrap="square" lIns="91440" tIns="45720" rIns="91440" bIns="45720" numCol="1" spcCol="0" rtlCol="0" fromWordArt="0" anchor="ctr" anchorCtr="0" forceAA="0" compatLnSpc="1">
-                          <a:prstTxWarp prst="textNoShape">
-                            <a:avLst/>
-                          </a:prstTxWarp>
-                          <a:noAutofit/>
-                        </wps:bodyPr>
-                      </wps:wsp>
-                      <wps:wsp>
-                        <wps:cNvPr id="5" name="矢印: 右 5"/>
-                        <wps:cNvSpPr/>
-                        <wps:spPr>
-                          <a:xfrm rot="13098345">
-                            <a:off x="1831822" y="954158"/>
-                            <a:ext cx="218661" cy="170953"/>
-                          </a:xfrm>
-                          <a:prstGeom prst="rightArrow">
-                            <a:avLst/>
-                          </a:prstGeom>
-                          <a:solidFill>
-                            <a:srgbClr val="FF0000"/>
-                          </a:solidFill>
-                        </wps:spPr>
-                        <wps:style>
-                          <a:lnRef idx="2">
-                            <a:schemeClr val="accent1">
-                              <a:shade val="50000"/>
-                            </a:schemeClr>
-                          </a:lnRef>
-                          <a:fillRef idx="1">
-                            <a:schemeClr val="accent1"/>
-                          </a:fillRef>
-                          <a:effectRef idx="0">
-                            <a:schemeClr val="accent1"/>
-                          </a:effectRef>
-                          <a:fontRef idx="minor">
-                            <a:schemeClr val="lt1"/>
-                          </a:fontRef>
-                        </wps:style>
-                        <wps:bodyPr rot="0" spcFirstLastPara="0" vertOverflow="overflow" horzOverflow="overflow" vert="horz" wrap="square" lIns="91440" tIns="45720" rIns="91440" bIns="45720" numCol="1" spcCol="0" rtlCol="0" fromWordArt="0" anchor="ctr" anchorCtr="0" forceAA="0" compatLnSpc="1">
-                          <a:prstTxWarp prst="textNoShape">
-                            <a:avLst/>
-                          </a:prstTxWarp>
-                          <a:noAutofit/>
-                        </wps:bodyPr>
-                      </wps:wsp>
-                      <pic:pic xmlns:pic="http://schemas.openxmlformats.org/drawingml/2006/picture">
-                        <pic:nvPicPr>
-                          <pic:cNvPr id="6" name="図 6"/>
-                          <pic:cNvPicPr>
-                            <a:picLocks noChangeAspect="1"/>
-                          </pic:cNvPicPr>
-                        </pic:nvPicPr>
-                        <pic:blipFill>
-                          <a:blip r:embed="rId15"/>
-                          <a:stretch>
-                            <a:fillRect/>
-                          </a:stretch>
-                        </pic:blipFill>
-                        <pic:spPr>
-                          <a:xfrm>
-                            <a:off x="2451506" y="395021"/>
-                            <a:ext cx="1281765" cy="749083"/>
-                          </a:xfrm>
-                          <a:prstGeom prst="rect">
-                            <a:avLst/>
-                          </a:prstGeom>
-                        </pic:spPr>
-                      </pic:pic>
-                      <pic:pic xmlns:pic="http://schemas.openxmlformats.org/drawingml/2006/picture">
-                        <pic:nvPicPr>
-                          <pic:cNvPr id="7" name="図 7"/>
-                          <pic:cNvPicPr>
-                            <a:picLocks noChangeAspect="1"/>
-                          </pic:cNvPicPr>
-                        </pic:nvPicPr>
-                        <pic:blipFill>
-                          <a:blip r:embed="rId16"/>
-                          <a:stretch>
-                            <a:fillRect/>
-                          </a:stretch>
-                        </pic:blipFill>
-                        <pic:spPr>
-                          <a:xfrm>
-                            <a:off x="3816769" y="621793"/>
-                            <a:ext cx="526076" cy="526076"/>
-                          </a:xfrm>
-                          <a:prstGeom prst="rect">
-                            <a:avLst/>
-                          </a:prstGeom>
-                        </pic:spPr>
-                      </pic:pic>
-                    </wpc:wpc>
-                  </a:graphicData>
-                </a:graphic>
-                <wp14:sizeRelH relativeFrom="margin">
-                  <wp14:pctWidth>0</wp14:pctWidth>
-                </wp14:sizeRelH>
-                <wp14:sizeRelV relativeFrom="margin">
-                  <wp14:pctHeight>0</wp14:pctHeight>
-                </wp14:sizeRelV>
-              </wp:anchor>
-            </w:drawing>
-          </mc:Choice>
-          <mc:Fallback>
-            <w:pict>
-              <v:group w14:anchorId="41D7B379" id="キャンバス 2" o:spid="_x0000_s1026" editas="canvas" style="position:absolute;left:0;text-align:left;margin-left:52.1pt;margin-top:27.45pt;width:409.5pt;height:119.2pt;z-index:251678720;mso-position-horizontal-relative:margin;mso-width-relative:margin;mso-height-relative:margin" coordsize="52006,15138" o:gfxdata="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">
-                <v:shape id="_x0000_s1027" type="#_x0000_t75" style="position:absolute;width:52006;height:15138;visibility:visible;mso-wrap-style:square" filled="t">
-                  <v:fill o:detectmouseclick="t"/>
-                  <v:path o:connecttype="none"/>
-                </v:shape>
-                <v:shape id="図 3" o:spid="_x0000_s1028" type="#_x0000_t75" style="position:absolute;left:1024;width:21659;height:15138;visibility:visible;mso-wrap-style:square" o:gfxdata="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">
-                  <v:imagedata r:id="rId18" o:title=""/>
-                </v:shape>
-                <v:rect id="正方形/長方形 4" o:spid="_x0000_s1029" style="position:absolute;left:13666;top:8110;width:4691;height:1431;visibility:visible;mso-wrap-style:square;v-text-anchor:middle" o:gfxdata="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" filled="f" strokecolor="red" strokeweight="1.5pt"/>
-                <v:shapetype id="_x0000_t13" coordsize="21600,21600" o:spt="13" adj="16200,5400" path="m@0,l@0@1,0@1,0@2@0@2@0,21600,21600,10800xe">
-                  <v:stroke joinstyle="miter"/>
-                  <v:formulas>
-                    <v:f eqn="val #0"/>
-                    <v:f eqn="val #1"/>
-                    <v:f eqn="sum height 0 #1"/>
-                    <v:f eqn="sum 10800 0 #1"/>
-                    <v:f eqn="sum width 0 #0"/>
-                    <v:f eqn="prod @4 @3 10800"/>
-                    <v:f eqn="sum width 0 @5"/>
-                  </v:formulas>
-                  <v:path o:connecttype="custom" o:connectlocs="@0,0;0,10800;@0,21600;21600,10800" o:connectangles="270,180,90,0" textboxrect="0,@1,@6,@2"/>
-                  <v:handles>
-                    <v:h position="#0,#1" xrange="0,21600" yrange="0,10800"/>
-                  </v:handles>
-                </v:shapetype>
-                <v:shape id="矢印: 右 5" o:spid="_x0000_s1030" type="#_x0000_t13" style="position:absolute;left:18318;top:9541;width:2186;height:1710;rotation:-9286074fd;visibility:visible;mso-wrap-style:square;v-text-anchor:middle" o:gfxdata="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" adj="13156" fillcolor="red" strokecolor="#1f3763 [1604]" strokeweight="1pt"/>
-                <v:shape id="図 6" o:spid="_x0000_s1031" type="#_x0000_t75" style="position:absolute;left:24515;top:3950;width:12817;height:7491;visibility:visible;mso-wrap-style:square" o:gfxdata="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">
-                  <v:imagedata r:id="rId19" o:title=""/>
-                </v:shape>
-                <v:shape id="図 7" o:spid="_x0000_s1032" type="#_x0000_t75" style="position:absolute;left:38167;top:6217;width:5261;height:5261;visibility:visible;mso-wrap-style:square" o:gfxdata="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">
-                  <v:imagedata r:id="rId20" o:title=""/>
-                </v:shape>
-                <w10:wrap type="topAndBottom" anchorx="margin"/>
-              </v:group>
-            </w:pict>
-          </mc:Fallback>
-        </mc:AlternateContent>
-      </w:r>
-      <w:r>
-        <w:rPr>
-          <w:rFonts w:hint="eastAsia"/>
-        </w:rPr>
-        <w:t>本</w:t>
-      </w:r>
-      <w:r>
-        <w:rPr>
-          <w:rFonts w:hint="eastAsia"/>
-        </w:rPr>
-        <w:t>ツールを起動し、ClientIDとSecretID</w:t>
-      </w:r>
-      <w:r>
-        <w:rPr>
-          <w:rFonts w:hint="eastAsia"/>
-        </w:rPr>
-        <w:t>の</w:t>
-      </w:r>
-      <w:r>
-        <w:rPr>
-          <w:rFonts w:hint="eastAsia"/>
-        </w:rPr>
-        <w:t>入力</w:t>
-      </w:r>
-      <w:r>
-        <w:rPr>
-          <w:rFonts w:hint="eastAsia"/>
-        </w:rPr>
-        <w:t>で</w:t>
-      </w:r>
-      <w:r>
-        <w:rPr>
-          <w:rFonts w:hint="eastAsia"/>
-        </w:rPr>
-        <w:t>[認証]</w:t>
-      </w:r>
-      <w:r>
-        <w:rPr>
-          <w:rFonts w:hint="eastAsia"/>
-        </w:rPr>
-        <w:t>が</w:t>
-      </w:r>
-      <w:r>
-        <w:rPr>
-          <w:rFonts w:hint="eastAsia"/>
-        </w:rPr>
-        <w:t>終わった状態</w:t>
-      </w:r>
-      <w:r>
-        <w:rPr>
-          <w:rFonts w:hint="eastAsia"/>
-        </w:rPr>
-        <w:t>のとき</w:t>
-      </w:r>
-      <w:r>
-        <w:rPr>
-          <w:rFonts w:hint="eastAsia"/>
-        </w:rPr>
-        <w:t>、[最大ユーザー数]</w:t>
-      </w:r>
-      <w:r>
-        <w:rPr>
-          <w:rFonts w:hint="eastAsia"/>
-        </w:rPr>
-        <w:t>と書かれたところをクリック</w:t>
-      </w:r>
-      <w:r>
-        <w:rPr>
-          <w:rFonts w:hint="eastAsia"/>
-        </w:rPr>
-        <w:t>して下さい。</w:t>
-      </w:r>
-      <w:r>
-        <w:rPr>
-          <w:rFonts w:hint="eastAsia"/>
-        </w:rPr>
-        <w:t>デスクトップにTeCAInfo.txtが作成されます。</w:t>
-      </w:r>
-    </w:p>
-    <w:p>
-      <w:pPr>
-        <w:pStyle w:val="a7"/>
-        <w:ind w:leftChars="0" w:left="720"/>
-      </w:pPr>
-    </w:p>
-    <w:p>
-      <w:pPr>
-        <w:pStyle w:val="a7"/>
-        <w:numPr>
-          <w:ilvl w:val="0"/>
-          <w:numId w:val="10"/>
-        </w:numPr>
-        <w:ind w:leftChars="0" w:left="993"/>
-      </w:pPr>
-      <w:r>
-        <w:rPr>
-          <w:rFonts w:hint="eastAsia"/>
-        </w:rPr>
-        <w:t>この</w:t>
-      </w:r>
-      <w:r>
-        <w:rPr>
-          <w:rFonts w:hint="eastAsia"/>
-          <w:b/>
-          <w:bCs/>
-          <w:color w:val="FF0000"/>
-        </w:rPr>
-        <w:t>[TeCAInfo.txt]を弊社までメール等でお送りください。</w:t>
-      </w:r>
-      <w:r>
-        <w:rPr>
-          <w:rFonts w:hint="eastAsia"/>
-        </w:rPr>
-        <w:t>弊社から</w:t>
-      </w:r>
-      <w:r>
-        <w:rPr>
-          <w:rFonts w:hint="eastAsia"/>
-        </w:rPr>
-        <w:t>１～２</w:t>
-      </w:r>
-      <w:r>
-        <w:rPr>
-          <w:rFonts w:hint="eastAsia"/>
-        </w:rPr>
-        <w:t>営業日後にライセンスファイル</w:t>
-      </w:r>
-      <w:r>
-        <w:rPr>
-          <w:rFonts w:hint="eastAsia"/>
-        </w:rPr>
-        <w:t>をお送りいたします。</w:t>
-      </w:r>
-    </w:p>
-    <w:p/>
-    <w:p>
-      <w:pPr>
-        <w:pStyle w:val="a7"/>
-        <w:ind w:leftChars="0" w:left="426"/>
-        <w:rPr>
-          <w:sz w:val="21"/>
-          <w:szCs w:val="21"/>
-        </w:rPr>
-      </w:pPr>
-      <w:r>
-        <w:rPr>
-          <w:rFonts w:hint="eastAsia"/>
-          <w:sz w:val="21"/>
-          <w:szCs w:val="21"/>
-        </w:rPr>
-        <w:t>【</w:t>
-      </w:r>
-      <w:r>
-        <w:rPr>
-          <w:rFonts w:hint="eastAsia"/>
-          <w:sz w:val="21"/>
-          <w:szCs w:val="21"/>
-        </w:rPr>
-        <w:t>ライセンス</w:t>
-      </w:r>
-      <w:r>
-        <w:rPr>
-          <w:rFonts w:hint="eastAsia"/>
-          <w:sz w:val="21"/>
-          <w:szCs w:val="21"/>
-        </w:rPr>
-        <w:t>ファイルを</w:t>
-      </w:r>
-      <w:r>
-        <w:rPr>
-          <w:rFonts w:hint="eastAsia"/>
-          <w:sz w:val="21"/>
-          <w:szCs w:val="21"/>
-        </w:rPr>
-        <w:t>投入</w:t>
-      </w:r>
-      <w:r>
-        <w:rPr>
-          <w:rFonts w:hint="eastAsia"/>
-          <w:sz w:val="21"/>
-          <w:szCs w:val="21"/>
-        </w:rPr>
-        <w:t>する】</w:t>
-      </w:r>
-    </w:p>
-    <w:p>
-      <w:pPr>
-        <w:pStyle w:val="a7"/>
-        <w:numPr>
-          <w:ilvl w:val="0"/>
-          <w:numId w:val="11"/>
-        </w:numPr>
-        <w:ind w:leftChars="0" w:left="993" w:hanging="284"/>
-      </w:pPr>
-      <w:r>
-        <w:rPr>
-          <w:rFonts w:hint="eastAsia"/>
-        </w:rPr>
-        <w:t>本ツール</w:t>
-      </w:r>
-      <w:r>
-        <w:rPr>
-          <w:rFonts w:hint="eastAsia"/>
-        </w:rPr>
-        <w:t>を起動し、ClientIDとSecretIDの入力で[認証]が終わった状態にしてください。</w:t>
-      </w:r>
-    </w:p>
-    <w:p>
-      <w:pPr>
-        <w:pStyle w:val="a7"/>
-        <w:numPr>
-          <w:ilvl w:val="0"/>
-          <w:numId w:val="11"/>
-        </w:numPr>
-        <w:ind w:leftChars="0" w:left="993" w:hanging="284"/>
-      </w:pPr>
-      <w:r>
-        <w:rPr>
-          <w:noProof/>
-        </w:rPr>
-        <mc:AlternateContent>
-          <mc:Choice Requires="wpc">
-            <w:drawing>
-              <wp:anchor distT="0" distB="0" distL="114300" distR="114300" simplePos="0" relativeHeight="251680768" behindDoc="0" locked="0" layoutInCell="1" allowOverlap="1" wp14:anchorId="2AF32110" wp14:editId="16F63CEB">
-                <wp:simplePos x="0" y="0"/>
-                <wp:positionH relativeFrom="margin">
-                  <wp:posOffset>713105</wp:posOffset>
-                </wp:positionH>
-                <wp:positionV relativeFrom="paragraph">
-                  <wp:posOffset>295910</wp:posOffset>
-                </wp:positionV>
-                <wp:extent cx="4483735" cy="1997075"/>
-                <wp:effectExtent l="0" t="0" r="0" b="3175"/>
-                <wp:wrapTopAndBottom/>
-                <wp:docPr id="25" name="キャンバス 25"/>
-                <wp:cNvGraphicFramePr>
-                  <a:graphicFrameLocks xmlns:a="http://schemas.openxmlformats.org/drawingml/2006/main" noChangeAspect="1"/>
-                </wp:cNvGraphicFramePr>
-                <a:graphic xmlns:a="http://schemas.openxmlformats.org/drawingml/2006/main">
-                  <a:graphicData uri="http://schemas.microsoft.com/office/word/2010/wordprocessingCanvas">
-                    <wpc:wpc>
-                      <wpc:bg>
-                        <a:solidFill>
-                          <a:prstClr val="white"/>
-                        </a:solidFill>
-                      </wpc:bg>
-                      <wpc:whole/>
-                      <pic:pic xmlns:pic="http://schemas.openxmlformats.org/drawingml/2006/picture">
-                        <pic:nvPicPr>
-                          <pic:cNvPr id="27" name="図 27"/>
-                          <pic:cNvPicPr>
-                            <a:picLocks noChangeAspect="1"/>
-                          </pic:cNvPicPr>
-                        </pic:nvPicPr>
-                        <pic:blipFill>
-                          <a:blip r:embed="rId21"/>
-                          <a:stretch>
-                            <a:fillRect/>
-                          </a:stretch>
-                        </pic:blipFill>
-                        <pic:spPr>
-                          <a:xfrm>
-                            <a:off x="855879" y="0"/>
-                            <a:ext cx="2492602" cy="1960245"/>
-                          </a:xfrm>
-                          <a:prstGeom prst="rect">
-                            <a:avLst/>
-                          </a:prstGeom>
-                        </pic:spPr>
-                      </pic:pic>
-                      <wps:wsp>
-                        <wps:cNvPr id="12" name="矢印: 右 12"/>
-                        <wps:cNvSpPr/>
-                        <wps:spPr>
-                          <a:xfrm rot="2882377">
-                            <a:off x="935018" y="1231033"/>
-                            <a:ext cx="1187290" cy="147089"/>
-                          </a:xfrm>
-                          <a:prstGeom prst="rightArrow">
-                            <a:avLst/>
-                          </a:prstGeom>
-                          <a:solidFill>
-                            <a:srgbClr val="FF0000"/>
-                          </a:solidFill>
-                        </wps:spPr>
-                        <wps:style>
-                          <a:lnRef idx="2">
-                            <a:schemeClr val="accent1">
-                              <a:shade val="50000"/>
-                            </a:schemeClr>
-                          </a:lnRef>
-                          <a:fillRef idx="1">
-                            <a:schemeClr val="accent1"/>
-                          </a:fillRef>
-                          <a:effectRef idx="0">
-                            <a:schemeClr val="accent1"/>
-                          </a:effectRef>
-                          <a:fontRef idx="minor">
-                            <a:schemeClr val="lt1"/>
-                          </a:fontRef>
-                        </wps:style>
-                        <wps:bodyPr rot="0" spcFirstLastPara="0" vertOverflow="overflow" horzOverflow="overflow" vert="horz" wrap="square" lIns="91440" tIns="45720" rIns="91440" bIns="45720" numCol="1" spcCol="0" rtlCol="0" fromWordArt="0" anchor="ctr" anchorCtr="0" forceAA="0" compatLnSpc="1">
-                          <a:prstTxWarp prst="textNoShape">
-                            <a:avLst/>
-                          </a:prstTxWarp>
-                          <a:noAutofit/>
-                        </wps:bodyPr>
-                      </wps:wsp>
-                      <wps:wsp>
-                        <wps:cNvPr id="28" name="テキスト ボックス 28"/>
-                        <wps:cNvSpPr txBox="1"/>
-                        <wps:spPr>
-                          <a:xfrm>
-                            <a:off x="2091690" y="422910"/>
-                            <a:ext cx="358140" cy="45720"/>
-                          </a:xfrm>
-                          <a:prstGeom prst="rect">
-                            <a:avLst/>
-                          </a:prstGeom>
-                          <a:solidFill>
-                            <a:schemeClr val="bg1"/>
-                          </a:solidFill>
-                          <a:ln w="6350">
-                            <a:solidFill>
-                              <a:schemeClr val="bg1"/>
-                            </a:solidFill>
-                          </a:ln>
-                        </wps:spPr>
-                        <wps:txbx>
-                          <w:txbxContent>
-                            <w:p/>
-                          </w:txbxContent>
-                        </wps:txbx>
-                        <wps:bodyPr rot="0" spcFirstLastPara="0" vertOverflow="overflow" horzOverflow="overflow" vert="horz" wrap="square" lIns="91440" tIns="45720" rIns="91440" bIns="45720" numCol="1" spcCol="0" rtlCol="0" fromWordArt="0" anchor="t" anchorCtr="0" forceAA="0" compatLnSpc="1">
-                          <a:prstTxWarp prst="textNoShape">
-                            <a:avLst/>
-                          </a:prstTxWarp>
-                          <a:noAutofit/>
-                        </wps:bodyPr>
-                      </wps:wsp>
-                    </wpc:wpc>
-                  </a:graphicData>
-                </a:graphic>
-                <wp14:sizeRelH relativeFrom="margin">
-                  <wp14:pctWidth>0</wp14:pctWidth>
-                </wp14:sizeRelH>
-                <wp14:sizeRelV relativeFrom="margin">
-                  <wp14:pctHeight>0</wp14:pctHeight>
-                </wp14:sizeRelV>
-              </wp:anchor>
-            </w:drawing>
-          </mc:Choice>
-          <mc:Fallback>
-            <w:pict>
-              <v:group w14:anchorId="2AF32110" id="キャンバス 25" o:spid="_x0000_s1048" editas="canvas" style="position:absolute;left:0;text-align:left;margin-left:56.15pt;margin-top:23.3pt;width:353.05pt;height:157.25pt;z-index:251680768;mso-position-horizontal-relative:margin;mso-width-relative:margin;mso-height-relative:margin" coordsize="44837,19970" o:gfxdata="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">
-                <v:shape id="_x0000_s1049" type="#_x0000_t75" style="position:absolute;width:44837;height:19970;visibility:visible;mso-wrap-style:square" filled="t">
-                  <v:fill o:detectmouseclick="t"/>
-                  <v:path o:connecttype="none"/>
-                </v:shape>
-                <v:shape id="図 27" o:spid="_x0000_s1050" type="#_x0000_t75" style="position:absolute;left:8558;width:24926;height:19602;visibility:visible;mso-wrap-style:square" o:gfxdata="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">
-                  <v:imagedata r:id="rId22" o:title=""/>
-                </v:shape>
-                <v:shapetype id="_x0000_t13" coordsize="21600,21600" o:spt="13" adj="16200,5400" path="m@0,l@0@1,0@1,0@2@0@2@0,21600,21600,10800xe">
-                  <v:stroke joinstyle="miter"/>
-                  <v:formulas>
-                    <v:f eqn="val #0"/>
-                    <v:f eqn="val #1"/>
-                    <v:f eqn="sum height 0 #1"/>
-                    <v:f eqn="sum 10800 0 #1"/>
-                    <v:f eqn="sum width 0 #0"/>
-                    <v:f eqn="prod @4 @3 10800"/>
-                    <v:f eqn="sum width 0 @5"/>
-                  </v:formulas>
-                  <v:path o:connecttype="custom" o:connectlocs="@0,0;0,10800;@0,21600;21600,10800" o:connectangles="270,180,90,0" textboxrect="0,@1,@6,@2"/>
-                  <v:handles>
-                    <v:h position="#0,#1" xrange="0,21600" yrange="0,10800"/>
-                  </v:handles>
-                </v:shapetype>
-                <v:shape id="矢印: 右 12" o:spid="_x0000_s1051" type="#_x0000_t13" style="position:absolute;left:9350;top:12310;width:11873;height:1471;rotation:3148324fd;visibility:visible;mso-wrap-style:square;v-text-anchor:middle" o:gfxdata="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" adj="20262" fillcolor="red" strokecolor="#1f3763 [1604]" strokeweight="1pt"/>
-                <v:shape id="テキスト ボックス 28" o:spid="_x0000_s1052" type="#_x0000_t202" style="position:absolute;left:20916;top:4229;width:3582;height:457;visibility:visible;mso-wrap-style:square;v-text-anchor:top" o:gfxdata="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" fillcolor="white [3212]" strokecolor="white [3212]" strokeweight=".5pt">
-                  <v:textbox>
-                    <w:txbxContent>
-                      <w:p/>
-                    </w:txbxContent>
-                  </v:textbox>
-                </v:shape>
-                <w10:wrap type="topAndBottom" anchorx="margin"/>
-              </v:group>
-            </w:pict>
-          </mc:Fallback>
-        </mc:AlternateContent>
-      </w:r>
-      <w:r>
-        <w:rPr>
-          <w:rFonts w:hint="eastAsia"/>
-        </w:rPr>
-        <w:t>ライセンスファイル（「TeCA.</w:t>
-      </w:r>
-      <w:r>
-        <w:t>lic」）</w:t>
-      </w:r>
-      <w:r>
-        <w:rPr>
-          <w:rFonts w:hint="eastAsia"/>
-        </w:rPr>
-        <w:t>をツール上の何もない場所にドラッグ＆ドロップすると、最大ユーザー数が</w:t>
-      </w:r>
-      <w:r>
-        <w:rPr>
-          <w:rFonts w:hint="eastAsia"/>
-        </w:rPr>
-        <w:t>更新されます</w:t>
-      </w:r>
-      <w:r>
-        <w:rPr>
-          <w:rFonts w:hint="eastAsia"/>
-        </w:rPr>
-        <w:t>。</w:t>
-      </w:r>
-    </w:p>
-    <w:p>
-      <w:pPr>
-        <w:pStyle w:val="a7"/>
-        <w:numPr>
-          <w:ilvl w:val="0"/>
-          <w:numId w:val="11"/>
-        </w:numPr>
-        <w:ind w:leftChars="0" w:left="993"/>
-      </w:pPr>
-      <w:r>
-        <w:rPr>
-          <w:rFonts w:hint="eastAsia"/>
-        </w:rPr>
-        <w:t>実行モードを[変更して再起動]として[実行]すれば、図脳TeCAの再起動後、ライセンス数が反映されます。</w:t>
-      </w:r>
-    </w:p>
-    <w:p>
-      <w:pPr>
-        <w:pStyle w:val="a7"/>
-        <w:ind w:leftChars="0" w:left="360"/>
-        <w:rPr>
-          <w:sz w:val="24"/>
-          <w:szCs w:val="24"/>
-        </w:rPr>
-      </w:pPr>
-    </w:p>
-    <w:p>
-      <w:pPr>
-        <w:pStyle w:val="a7"/>
-        <w:numPr>
-          <w:ilvl w:val="0"/>
-          <w:numId w:val="1"/>
+          <w:numId w:val="27"/>
         </w:numPr>
         <w:ind w:leftChars="0"/>
         <w:rPr>
@@ -6393,7 +10238,7 @@
           </mc:Choice>
           <mc:Fallback>
             <w:pict>
-              <v:shape w14:anchorId="2F4EA20E" id="テキスト ボックス 1" o:spid="_x0000_s1053" type="#_x0000_t202" style="position:absolute;left:0;text-align:left;margin-left:43.5pt;margin-top:4.5pt;width:415.25pt;height:17.75pt;z-index:251683840;visibility:visible;mso-wrap-style:square;mso-width-percent:0;mso-height-percent:0;mso-wrap-distance-left:9pt;mso-wrap-distance-top:0;mso-wrap-distance-right:9pt;mso-wrap-distance-bottom:0;mso-position-horizontal:absolute;mso-position-horizontal-relative:margin;mso-position-vertical:absolute;mso-position-vertical-relative:text;mso-width-percent:0;mso-height-percent:0;mso-width-relative:margin;mso-height-relative:margin;v-text-anchor:top" o:gfxdata="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" fillcolor="white [3201]" strokeweight=".5pt">
+              <v:shape w14:anchorId="2F4EA20E" id="テキスト ボックス 1" o:spid="_x0000_s1049" type="#_x0000_t202" style="position:absolute;left:0;text-align:left;margin-left:43.5pt;margin-top:4.5pt;width:415.25pt;height:17.75pt;z-index:251683840;visibility:visible;mso-wrap-style:square;mso-width-percent:0;mso-height-percent:0;mso-wrap-distance-left:9pt;mso-wrap-distance-top:0;mso-wrap-distance-right:9pt;mso-wrap-distance-bottom:0;mso-position-horizontal:absolute;mso-position-horizontal-relative:margin;mso-position-vertical:absolute;mso-position-vertical-relative:text;mso-width-percent:0;mso-height-percent:0;mso-width-relative:margin;mso-height-relative:margin;v-text-anchor:top" o:gfxdata="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" fillcolor="white [3201]" strokeweight=".5pt">
                 <v:shadow on="t" color="black" opacity="26214f" origin="-.5,-.5" offset=".74836mm,.74836mm"/>
                 <v:textbox>
                   <w:txbxContent>
@@ -6834,7 +10679,7 @@
         </w:rPr>
         <w:t>「</w:t>
       </w:r>
-      <w:hyperlink r:id="rId23" w:history="1">
+      <w:hyperlink r:id="rId13" w:history="1">
         <w:r>
           <w:rPr>
             <w:rStyle w:val="aa"/>
@@ -7724,7 +11569,7 @@
         </w:rPr>
         <w:t>フルパスでの指定必須ですが、「</w:t>
       </w:r>
-      <w:hyperlink r:id="rId24" w:history="1">
+      <w:hyperlink r:id="rId14" w:history="1">
         <w:r>
           <w:rPr>
             <w:rStyle w:val="aa"/>
@@ -8620,7 +12465,7 @@
           </mc:Choice>
           <mc:Fallback>
             <w:pict>
-              <v:shape w14:anchorId="2DBEB3E5" id="_x0000_s1054" type="#_x0000_t202" style="position:absolute;left:0;text-align:left;margin-left:298.9pt;margin-top:3.2pt;width:350.1pt;height:232.5pt;z-index:251681792;visibility:visible;mso-wrap-style:square;mso-width-percent:0;mso-height-percent:0;mso-wrap-distance-left:9pt;mso-wrap-distance-top:0;mso-wrap-distance-right:9pt;mso-wrap-distance-bottom:0;mso-position-horizontal:right;mso-position-horizontal-relative:margin;mso-position-vertical:absolute;mso-position-vertical-relative:text;mso-width-percent:0;mso-height-percent:0;mso-width-relative:margin;mso-height-relative:margin;v-text-anchor:top" o:gfxdata="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" fillcolor="white [3201]" strokeweight=".5pt">
+              <v:shape w14:anchorId="2DBEB3E5" id="_x0000_s1050" type="#_x0000_t202" style="position:absolute;left:0;text-align:left;margin-left:298.9pt;margin-top:3.2pt;width:350.1pt;height:232.5pt;z-index:251681792;visibility:visible;mso-wrap-style:square;mso-width-percent:0;mso-height-percent:0;mso-wrap-distance-left:9pt;mso-wrap-distance-top:0;mso-wrap-distance-right:9pt;mso-wrap-distance-bottom:0;mso-position-horizontal:right;mso-position-horizontal-relative:margin;mso-position-vertical:absolute;mso-position-vertical-relative:text;mso-width-percent:0;mso-height-percent:0;mso-width-relative:margin;mso-height-relative:margin;v-text-anchor:top" o:gfxdata="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" fillcolor="white [3201]" strokeweight=".5pt">
                 <v:shadow on="t" color="black" opacity="26214f" origin="-.5,-.5" offset=".74836mm,.74836mm"/>
                 <v:textbox>
                   <w:txbxContent>
@@ -9866,7 +13711,7 @@
           </mc:Choice>
           <mc:Fallback>
             <w:pict>
-              <v:shape w14:anchorId="1C78BBAE" id="_x0000_s1055" type="#_x0000_t202" style="position:absolute;left:0;text-align:left;margin-left:118.5pt;margin-top:4.8pt;width:350.1pt;height:72.45pt;z-index:251685888;visibility:visible;mso-wrap-style:square;mso-width-percent:0;mso-height-percent:0;mso-wrap-distance-left:9pt;mso-wrap-distance-top:0;mso-wrap-distance-right:9pt;mso-wrap-distance-bottom:0;mso-position-horizontal:absolute;mso-position-horizontal-relative:margin;mso-position-vertical:absolute;mso-position-vertical-relative:text;mso-width-percent:0;mso-height-percent:0;mso-width-relative:margin;mso-height-relative:margin;v-text-anchor:top" o:gfxdata="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" fillcolor="white [3201]" strokeweight=".5pt">
+              <v:shape w14:anchorId="1C78BBAE" id="_x0000_s1051" type="#_x0000_t202" style="position:absolute;left:0;text-align:left;margin-left:118.5pt;margin-top:4.8pt;width:350.1pt;height:72.45pt;z-index:251685888;visibility:visible;mso-wrap-style:square;mso-width-percent:0;mso-height-percent:0;mso-wrap-distance-left:9pt;mso-wrap-distance-top:0;mso-wrap-distance-right:9pt;mso-wrap-distance-bottom:0;mso-position-horizontal:absolute;mso-position-horizontal-relative:margin;mso-position-vertical:absolute;mso-position-vertical-relative:text;mso-width-percent:0;mso-height-percent:0;mso-width-relative:margin;mso-height-relative:margin;v-text-anchor:top" o:gfxdata="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" fillcolor="white [3201]" strokeweight=".5pt">
                 <v:shadow on="t" color="black" opacity="26214f" origin="-.5,-.5" offset=".74836mm,.74836mm"/>
                 <v:textbox>
                   <w:txbxContent>
@@ -10563,7 +14408,7 @@
           </mc:Choice>
           <mc:Fallback>
             <w:pict>
-              <v:shape w14:anchorId="300687FF" id="_x0000_s1056" type="#_x0000_t202" style="position:absolute;left:0;text-align:left;margin-left:298.9pt;margin-top:3.25pt;width:350.1pt;height:72.45pt;z-index:251687936;visibility:visible;mso-wrap-style:square;mso-width-percent:0;mso-height-percent:0;mso-wrap-distance-left:9pt;mso-wrap-distance-top:0;mso-wrap-distance-right:9pt;mso-wrap-distance-bottom:0;mso-position-horizontal:right;mso-position-horizontal-relative:margin;mso-position-vertical:absolute;mso-position-vertical-relative:text;mso-width-percent:0;mso-height-percent:0;mso-width-relative:margin;mso-height-relative:margin;v-text-anchor:top" o:gfxdata="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" fillcolor="white [3201]" strokeweight=".5pt">
+              <v:shape w14:anchorId="300687FF" id="_x0000_s1052" type="#_x0000_t202" style="position:absolute;left:0;text-align:left;margin-left:298.9pt;margin-top:3.25pt;width:350.1pt;height:72.45pt;z-index:251687936;visibility:visible;mso-wrap-style:square;mso-width-percent:0;mso-height-percent:0;mso-wrap-distance-left:9pt;mso-wrap-distance-top:0;mso-wrap-distance-right:9pt;mso-wrap-distance-bottom:0;mso-position-horizontal:right;mso-position-horizontal-relative:margin;mso-position-vertical:absolute;mso-position-vertical-relative:text;mso-width-percent:0;mso-height-percent:0;mso-width-relative:margin;mso-height-relative:margin;v-text-anchor:top" o:gfxdata="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" fillcolor="white [3201]" strokeweight=".5pt">
                 <v:shadow on="t" color="black" opacity="26214f" origin="-.5,-.5" offset=".74836mm,.74836mm"/>
                 <v:textbox>
                   <w:txbxContent>
@@ -10801,7 +14646,7 @@
         <w:pStyle w:val="a7"/>
         <w:numPr>
           <w:ilvl w:val="0"/>
-          <w:numId w:val="1"/>
+          <w:numId w:val="27"/>
         </w:numPr>
         <w:ind w:leftChars="0"/>
         <w:rPr>
@@ -11810,7 +15655,7 @@
         <w:rPr>
           <w:rFonts w:hint="eastAsia"/>
         </w:rPr>
-        <w:t>r作成</w:t>
+        <w:t>作成</w:t>
       </w:r>
     </w:p>
     <w:p>
@@ -11874,9 +15719,224 @@
         <w:t>公開機能を使用可能にする（Ver1.12以上のみ有効）</w:t>
       </w:r>
     </w:p>
+    <w:p>
+      <w:pPr>
+        <w:ind w:leftChars="630" w:left="1134"/>
+      </w:pPr>
+    </w:p>
+    <w:p>
+      <w:pPr>
+        <w:ind w:leftChars="393" w:left="707"/>
+      </w:pPr>
+      <w:r>
+        <w:rPr>
+          <w:rFonts w:hint="eastAsia"/>
+        </w:rPr>
+        <w:t>2025-</w:t>
+      </w:r>
+      <w:r>
+        <w:rPr>
+          <w:rFonts w:hint="eastAsia"/>
+        </w:rPr>
+        <w:t>11</w:t>
+      </w:r>
+      <w:r>
+        <w:rPr>
+          <w:rFonts w:hint="eastAsia"/>
+        </w:rPr>
+        <w:t>-14　Ve3.</w:t>
+      </w:r>
+      <w:r>
+        <w:rPr>
+          <w:rFonts w:hint="eastAsia"/>
+        </w:rPr>
+        <w:t>1</w:t>
+      </w:r>
+      <w:r>
+        <w:rPr>
+          <w:rFonts w:hint="eastAsia"/>
+        </w:rPr>
+        <w:t>0作成</w:t>
+      </w:r>
+    </w:p>
+    <w:p>
+      <w:pPr>
+        <w:ind w:leftChars="630" w:left="1134"/>
+      </w:pPr>
+      <w:r>
+        <w:rPr>
+          <w:rFonts w:hint="eastAsia"/>
+        </w:rPr>
+        <w:t>・</w:t>
+      </w:r>
+      <w:r>
+        <w:rPr>
+          <w:rFonts w:hint="eastAsia"/>
+        </w:rPr>
+        <w:t>ログインタイムアウトの設定で2時間以上の設定が機能しない場合がある不具合の修正</w:t>
+      </w:r>
+    </w:p>
+    <w:p>
+      <w:pPr>
+        <w:ind w:leftChars="630" w:left="1134"/>
+      </w:pPr>
+      <w:r>
+        <w:rPr>
+          <w:rFonts w:hint="eastAsia"/>
+        </w:rPr>
+        <w:t>・1.15.0でのOSS最適化に対応</w:t>
+      </w:r>
+    </w:p>
+    <w:p>
+      <w:pPr>
+        <w:ind w:leftChars="630" w:left="1134"/>
+      </w:pPr>
+      <w:r>
+        <w:rPr>
+          <w:rFonts w:hint="eastAsia"/>
+        </w:rPr>
+        <w:t>・ワークフローの3行表示固定を拡縮型に切り替える機能を追加</w:t>
+      </w:r>
+    </w:p>
+    <w:p>
+      <w:pPr>
+        <w:ind w:leftChars="630" w:left="1134"/>
+        <w:rPr>
+          <w:rFonts w:hint="eastAsia"/>
+        </w:rPr>
+      </w:pPr>
+    </w:p>
+    <w:p>
+      <w:pPr>
+        <w:ind w:leftChars="393" w:left="707"/>
+      </w:pPr>
+      <w:r>
+        <w:rPr>
+          <w:rFonts w:hint="eastAsia"/>
+        </w:rPr>
+        <w:t>202</w:t>
+      </w:r>
+      <w:r>
+        <w:rPr>
+          <w:rFonts w:hint="eastAsia"/>
+        </w:rPr>
+        <w:t>6</w:t>
+      </w:r>
+      <w:r>
+        <w:rPr>
+          <w:rFonts w:hint="eastAsia"/>
+        </w:rPr>
+        <w:t>-</w:t>
+      </w:r>
+      <w:r>
+        <w:rPr>
+          <w:rFonts w:hint="eastAsia"/>
+        </w:rPr>
+        <w:t>01-13</w:t>
+      </w:r>
+      <w:r>
+        <w:rPr>
+          <w:rFonts w:hint="eastAsia"/>
+        </w:rPr>
+        <w:t xml:space="preserve">　Ve3.</w:t>
+      </w:r>
+      <w:r>
+        <w:rPr>
+          <w:rFonts w:hint="eastAsia"/>
+        </w:rPr>
+        <w:t>2</w:t>
+      </w:r>
+      <w:r>
+        <w:rPr>
+          <w:rFonts w:hint="eastAsia"/>
+        </w:rPr>
+        <w:t>0作成</w:t>
+      </w:r>
+    </w:p>
+    <w:p>
+      <w:pPr>
+        <w:ind w:leftChars="630" w:left="1134"/>
+      </w:pPr>
+      <w:r>
+        <w:rPr>
+          <w:rFonts w:hint="eastAsia"/>
+        </w:rPr>
+        <w:t>・公開フラグに連携機能を追加</w:t>
+      </w:r>
+    </w:p>
+    <w:p>
+      <w:pPr>
+        <w:ind w:leftChars="630" w:left="1134"/>
+      </w:pPr>
+      <w:r>
+        <w:rPr>
+          <w:rFonts w:hint="eastAsia"/>
+        </w:rPr>
+        <w:t>・公開機能を使用不能な設定にしたとき、属性変更が機能しないことがある不具合の修正</w:t>
+      </w:r>
+    </w:p>
+    <w:p>
+      <w:pPr>
+        <w:ind w:leftChars="630" w:left="1134"/>
+      </w:pPr>
+      <w:r>
+        <w:rPr>
+          <w:rFonts w:hint="eastAsia"/>
+        </w:rPr>
+        <w:t>・属性変更でコントロールが下端に隠れる場合の設定変更を追加</w:t>
+      </w:r>
+    </w:p>
+    <w:p>
+      <w:pPr>
+        <w:ind w:leftChars="630" w:left="1134"/>
+      </w:pPr>
+    </w:p>
+    <w:p>
+      <w:pPr>
+        <w:ind w:leftChars="393" w:left="707"/>
+      </w:pPr>
+      <w:r>
+        <w:rPr>
+          <w:rFonts w:hint="eastAsia"/>
+        </w:rPr>
+        <w:t>2026-0</w:t>
+      </w:r>
+      <w:r>
+        <w:rPr>
+          <w:rFonts w:hint="eastAsia"/>
+        </w:rPr>
+        <w:t>2</w:t>
+      </w:r>
+      <w:r>
+        <w:rPr>
+          <w:rFonts w:hint="eastAsia"/>
+        </w:rPr>
+        <w:t>-13　Ve3.</w:t>
+      </w:r>
+      <w:r>
+        <w:rPr>
+          <w:rFonts w:hint="eastAsia"/>
+        </w:rPr>
+        <w:t>30作成</w:t>
+      </w:r>
+    </w:p>
+    <w:p>
+      <w:pPr>
+        <w:ind w:leftChars="630" w:left="1134"/>
+        <w:rPr>
+          <w:rFonts w:hint="eastAsia"/>
+        </w:rPr>
+      </w:pPr>
+      <w:r>
+        <w:rPr>
+          <w:rFonts w:hint="eastAsia"/>
+        </w:rPr>
+        <w:t>・公開/非公開関連機能の全面見直し</w:t>
+      </w:r>
+    </w:p>
     <w:sectPr>
-      <w:headerReference w:type="default" r:id="rId25"/>
-      <w:footerReference w:type="default" r:id="rId26"/>
+      <w:headerReference w:type="default" r:id="rId15"/>
+      <w:footerReference w:type="default" r:id="rId16"/>
       <w:pgSz w:w="11906" w:h="16838" w:code="9"/>
       <w:pgMar w:top="1134" w:right="1134" w:bottom="1134" w:left="1134" w:header="426" w:footer="476" w:gutter="0"/>
       <w:cols w:space="425"/>
@@ -12219,7 +16279,25 @@
       <w:rPr>
         <w:rFonts w:hint="eastAsia"/>
       </w:rPr>
-      <w:t>5-05-08</w:t>
+      <w:t>6</w:t>
+    </w:r>
+    <w:r>
+      <w:rPr>
+        <w:rFonts w:hint="eastAsia"/>
+      </w:rPr>
+      <w:t>-0</w:t>
+    </w:r>
+    <w:r>
+      <w:rPr>
+        <w:rFonts w:hint="eastAsia"/>
+      </w:rPr>
+      <w:t>2</w:t>
+    </w:r>
+    <w:r>
+      <w:rPr>
+        <w:rFonts w:hint="eastAsia"/>
+      </w:rPr>
+      <w:t>-08</w:t>
     </w:r>
     <w:r>
       <w:rPr>
@@ -12231,7 +16309,13 @@
       <w:rPr>
         <w:rFonts w:hint="eastAsia"/>
       </w:rPr>
-      <w:t>3.00</w:t>
+      <w:t>3.</w:t>
+    </w:r>
+    <w:r>
+      <w:rPr>
+        <w:rFonts w:hint="eastAsia"/>
+      </w:rPr>
+      <w:t>3.1</w:t>
     </w:r>
   </w:p>
 </w:hdr>
@@ -12240,6 +16324,95 @@
 <file path=word/numbering.xml><?xml version="1.0" encoding="utf-8"?>
 <w:numbering xmlns:wpc="http://schemas.microsoft.com/office/word/2010/wordprocessingCanvas" xmlns:cx="http://schemas.microsoft.com/office/drawing/2014/chartex" xmlns:cx1="http://schemas.microsoft.com/office/drawing/2015/9/8/chartex" xmlns:cx2="http://schemas.microsoft.com/office/drawing/2015/10/21/chartex" xmlns:cx3="http://schemas.microsoft.com/office/drawing/2016/5/9/chartex" xmlns:cx4="http://schemas.microsoft.com/office/drawing/2016/5/10/chartex" xmlns:cx5="http://schemas.microsoft.com/office/drawing/2016/5/11/chartex" xmlns:cx6="http://schemas.microsoft.com/office/drawing/2016/5/12/chartex" xmlns:cx7="http://schemas.microsoft.com/office/drawing/2016/5/13/chartex" xmlns:cx8="http://schemas.microsoft.com/office/drawing/2016/5/14/chartex" xmlns:mc="http://schemas.openxmlformats.org/markup-compatibility/2006" xmlns:aink="http://schemas.microsoft.com/office/drawing/2016/ink" xmlns:am3d="http://schemas.microsoft.com/office/drawing/2017/model3d" xmlns:o="urn:schemas-microsoft-com:office:office" xmlns:oel="http://schemas.microsoft.com/office/2019/extlst" xmlns:r="http://schemas.openxmlformats.org/officeDocument/2006/relationships" xmlns:m="http://schemas.openxmlformats.org/officeDocument/2006/math" xmlns:v="urn:schemas-microsoft-com:vml" xmlns:wp14="http://schemas.microsoft.com/office/word/2010/wordprocessingDrawing" xmlns:wp="http://schemas.openxmlformats.org/drawingml/2006/wordprocessingDrawing" xmlns:w10="urn:schemas-microsoft-com:office:word" xmlns:w="http://schemas.openxmlformats.org/wordprocessingml/2006/main" xmlns:w14="http://schemas.microsoft.com/office/word/2010/wordml" xmlns:w15="http://schemas.microsoft.com/office/word/2012/wordml" xmlns:w16cex="http://schemas.microsoft.com/office/word/2018/wordml/cex" xmlns:w16cid="http://schemas.microsoft.com/office/word/2016/wordml/cid" xmlns:w16="http://schemas.microsoft.com/office/word/2018/wordml" xmlns:w16du="http://schemas.microsoft.com/office/word/2023/wordml/word16du" xmlns:w16sdtdh="http://schemas.microsoft.com/office/word/2020/wordml/sdtdatahash" xmlns:w16sdtfl="http://schemas.microsoft.com/office/word/2024/wordml/sdtformatlock" xmlns:w16se="http://schemas.microsoft.com/office/word/2015/wordml/symex" xmlns:wpg="http://schemas.microsoft.com/office/word/2010/wordprocessingGroup" xmlns:wpi="http://schemas.microsoft.com/office/word/2010/wordprocessingInk" xmlns:wne="http://schemas.microsoft.com/office/word/2006/wordml" xmlns:wps="http://schemas.microsoft.com/office/word/2010/wordprocessingShape" mc:Ignorable="w14 w15 w16se w16cid w16 w16cex w16sdtdh w16sdtfl w16du wp14">
   <w:abstractNum w:abstractNumId="0" w15:restartNumberingAfterBreak="0">
+    <w:nsid w:val="0BE22026"/>
+    <w:multiLevelType w:val="hybridMultilevel"/>
+    <w:tmpl w:val="F9524F14"/>
+    <w:lvl w:ilvl="0" w:tplc="E4C06116">
+      <w:start w:val="1"/>
+      <w:numFmt w:val="decimal"/>
+      <w:lvlText w:val="%1"/>
+      <w:lvlJc w:val="left"/>
+      <w:pPr>
+        <w:ind w:left="360" w:hanging="360"/>
+      </w:pPr>
+      <w:rPr>
+        <w:rFonts w:hint="default"/>
+      </w:rPr>
+    </w:lvl>
+    <w:lvl w:ilvl="1" w:tplc="04090017" w:tentative="1">
+      <w:start w:val="1"/>
+      <w:numFmt w:val="aiueoFullWidth"/>
+      <w:lvlText w:val="(%2)"/>
+      <w:lvlJc w:val="left"/>
+      <w:pPr>
+        <w:ind w:left="880" w:hanging="440"/>
+      </w:pPr>
+    </w:lvl>
+    <w:lvl w:ilvl="2" w:tplc="04090011" w:tentative="1">
+      <w:start w:val="1"/>
+      <w:numFmt w:val="decimalEnclosedCircle"/>
+      <w:lvlText w:val="%3"/>
+      <w:lvlJc w:val="left"/>
+      <w:pPr>
+        <w:ind w:left="1320" w:hanging="440"/>
+      </w:pPr>
+    </w:lvl>
+    <w:lvl w:ilvl="3" w:tplc="0409000F" w:tentative="1">
+      <w:start w:val="1"/>
+      <w:numFmt w:val="decimal"/>
+      <w:lvlText w:val="%4."/>
+      <w:lvlJc w:val="left"/>
+      <w:pPr>
+        <w:ind w:left="1760" w:hanging="440"/>
+      </w:pPr>
+    </w:lvl>
+    <w:lvl w:ilvl="4" w:tplc="04090017" w:tentative="1">
+      <w:start w:val="1"/>
+      <w:numFmt w:val="aiueoFullWidth"/>
+      <w:lvlText w:val="(%5)"/>
+      <w:lvlJc w:val="left"/>
+      <w:pPr>
+        <w:ind w:left="2200" w:hanging="440"/>
+      </w:pPr>
+    </w:lvl>
+    <w:lvl w:ilvl="5" w:tplc="04090011" w:tentative="1">
+      <w:start w:val="1"/>
+      <w:numFmt w:val="decimalEnclosedCircle"/>
+      <w:lvlText w:val="%6"/>
+      <w:lvlJc w:val="left"/>
+      <w:pPr>
+        <w:ind w:left="2640" w:hanging="440"/>
+      </w:pPr>
+    </w:lvl>
+    <w:lvl w:ilvl="6" w:tplc="0409000F" w:tentative="1">
+      <w:start w:val="1"/>
+      <w:numFmt w:val="decimal"/>
+      <w:lvlText w:val="%7."/>
+      <w:lvlJc w:val="left"/>
+      <w:pPr>
+        <w:ind w:left="3080" w:hanging="440"/>
+      </w:pPr>
+    </w:lvl>
+    <w:lvl w:ilvl="7" w:tplc="04090017" w:tentative="1">
+      <w:start w:val="1"/>
+      <w:numFmt w:val="aiueoFullWidth"/>
+      <w:lvlText w:val="(%8)"/>
+      <w:lvlJc w:val="left"/>
+      <w:pPr>
+        <w:ind w:left="3520" w:hanging="440"/>
+      </w:pPr>
+    </w:lvl>
+    <w:lvl w:ilvl="8" w:tplc="04090011" w:tentative="1">
+      <w:start w:val="1"/>
+      <w:numFmt w:val="decimalEnclosedCircle"/>
+      <w:lvlText w:val="%9"/>
+      <w:lvlJc w:val="left"/>
+      <w:pPr>
+        <w:ind w:left="3960" w:hanging="440"/>
+      </w:pPr>
+    </w:lvl>
+  </w:abstractNum>
+  <w:abstractNum w:abstractNumId="1" w15:restartNumberingAfterBreak="0">
     <w:nsid w:val="111A4C37"/>
     <w:multiLevelType w:val="hybridMultilevel"/>
     <w:tmpl w:val="F36890C6"/>
@@ -12328,10 +16501,10 @@
       </w:pPr>
     </w:lvl>
   </w:abstractNum>
-  <w:abstractNum w:abstractNumId="1" w15:restartNumberingAfterBreak="0">
+  <w:abstractNum w:abstractNumId="2" w15:restartNumberingAfterBreak="0">
     <w:nsid w:val="163C264E"/>
     <w:multiLevelType w:val="hybridMultilevel"/>
-    <w:tmpl w:val="BA84E5EE"/>
+    <w:tmpl w:val="3EBC4628"/>
     <w:lvl w:ilvl="0" w:tplc="BA7CD7F6">
       <w:start w:val="1"/>
       <w:numFmt w:val="decimal"/>
@@ -12356,14 +16529,17 @@
         <w:rFonts w:hint="default"/>
       </w:rPr>
     </w:lvl>
-    <w:lvl w:ilvl="2" w:tplc="04090011" w:tentative="1">
-      <w:start w:val="1"/>
-      <w:numFmt w:val="decimalEnclosedCircle"/>
-      <w:lvlText w:val="%3"/>
-      <w:lvlJc w:val="left"/>
-      <w:pPr>
-        <w:ind w:left="1260" w:hanging="420"/>
-      </w:pPr>
+    <w:lvl w:ilvl="2" w:tplc="730C28F4">
+      <w:start w:val="1"/>
+      <w:numFmt w:val="bullet"/>
+      <w:lvlText w:val="※"/>
+      <w:lvlJc w:val="left"/>
+      <w:pPr>
+        <w:ind w:left="1200" w:hanging="360"/>
+      </w:pPr>
+      <w:rPr>
+        <w:rFonts w:ascii="Meiryo UI" w:eastAsia="Meiryo UI" w:hAnsi="Meiryo UI" w:cstheme="minorBidi" w:hint="eastAsia"/>
+      </w:rPr>
     </w:lvl>
     <w:lvl w:ilvl="3" w:tplc="0409000F" w:tentative="1">
       <w:start w:val="1"/>
@@ -12420,7 +16596,7 @@
       </w:pPr>
     </w:lvl>
   </w:abstractNum>
-  <w:abstractNum w:abstractNumId="2" w15:restartNumberingAfterBreak="0">
+  <w:abstractNum w:abstractNumId="3" w15:restartNumberingAfterBreak="0">
     <w:nsid w:val="191A2A0A"/>
     <w:multiLevelType w:val="hybridMultilevel"/>
     <w:tmpl w:val="092C277C"/>
@@ -12509,7 +16685,7 @@
       </w:pPr>
     </w:lvl>
   </w:abstractNum>
-  <w:abstractNum w:abstractNumId="3" w15:restartNumberingAfterBreak="0">
+  <w:abstractNum w:abstractNumId="4" w15:restartNumberingAfterBreak="0">
     <w:nsid w:val="1FDE3EB1"/>
     <w:multiLevelType w:val="hybridMultilevel"/>
     <w:tmpl w:val="ED1E4936"/>
@@ -12598,7 +16774,7 @@
       </w:pPr>
     </w:lvl>
   </w:abstractNum>
-  <w:abstractNum w:abstractNumId="4" w15:restartNumberingAfterBreak="0">
+  <w:abstractNum w:abstractNumId="5" w15:restartNumberingAfterBreak="0">
     <w:nsid w:val="22EA1E1E"/>
     <w:multiLevelType w:val="hybridMultilevel"/>
     <w:tmpl w:val="547C83C6"/>
@@ -12687,7 +16863,7 @@
       </w:pPr>
     </w:lvl>
   </w:abstractNum>
-  <w:abstractNum w:abstractNumId="5" w15:restartNumberingAfterBreak="0">
+  <w:abstractNum w:abstractNumId="6" w15:restartNumberingAfterBreak="0">
     <w:nsid w:val="25E57B12"/>
     <w:multiLevelType w:val="hybridMultilevel"/>
     <w:tmpl w:val="7708E3CA"/>
@@ -12776,7 +16952,7 @@
       </w:pPr>
     </w:lvl>
   </w:abstractNum>
-  <w:abstractNum w:abstractNumId="6" w15:restartNumberingAfterBreak="0">
+  <w:abstractNum w:abstractNumId="7" w15:restartNumberingAfterBreak="0">
     <w:nsid w:val="2DAA1553"/>
     <w:multiLevelType w:val="hybridMultilevel"/>
     <w:tmpl w:val="F648C5D4"/>
@@ -12865,7 +17041,7 @@
       </w:pPr>
     </w:lvl>
   </w:abstractNum>
-  <w:abstractNum w:abstractNumId="7" w15:restartNumberingAfterBreak="0">
+  <w:abstractNum w:abstractNumId="8" w15:restartNumberingAfterBreak="0">
     <w:nsid w:val="393448D4"/>
     <w:multiLevelType w:val="hybridMultilevel"/>
     <w:tmpl w:val="44921B04"/>
@@ -12951,7 +17127,96 @@
       </w:pPr>
     </w:lvl>
   </w:abstractNum>
-  <w:abstractNum w:abstractNumId="8" w15:restartNumberingAfterBreak="0">
+  <w:abstractNum w:abstractNumId="9" w15:restartNumberingAfterBreak="0">
+    <w:nsid w:val="3C37562B"/>
+    <w:multiLevelType w:val="hybridMultilevel"/>
+    <w:tmpl w:val="8B6633F6"/>
+    <w:lvl w:ilvl="0" w:tplc="90BAB126">
+      <w:start w:val="1"/>
+      <w:numFmt w:val="decimalEnclosedCircle"/>
+      <w:lvlText w:val="%1"/>
+      <w:lvlJc w:val="left"/>
+      <w:pPr>
+        <w:ind w:left="360" w:hanging="360"/>
+      </w:pPr>
+      <w:rPr>
+        <w:rFonts w:hint="default"/>
+      </w:rPr>
+    </w:lvl>
+    <w:lvl w:ilvl="1" w:tplc="04090017" w:tentative="1">
+      <w:start w:val="1"/>
+      <w:numFmt w:val="aiueoFullWidth"/>
+      <w:lvlText w:val="(%2)"/>
+      <w:lvlJc w:val="left"/>
+      <w:pPr>
+        <w:ind w:left="880" w:hanging="440"/>
+      </w:pPr>
+    </w:lvl>
+    <w:lvl w:ilvl="2" w:tplc="04090011" w:tentative="1">
+      <w:start w:val="1"/>
+      <w:numFmt w:val="decimalEnclosedCircle"/>
+      <w:lvlText w:val="%3"/>
+      <w:lvlJc w:val="left"/>
+      <w:pPr>
+        <w:ind w:left="1320" w:hanging="440"/>
+      </w:pPr>
+    </w:lvl>
+    <w:lvl w:ilvl="3" w:tplc="0409000F" w:tentative="1">
+      <w:start w:val="1"/>
+      <w:numFmt w:val="decimal"/>
+      <w:lvlText w:val="%4."/>
+      <w:lvlJc w:val="left"/>
+      <w:pPr>
+        <w:ind w:left="1760" w:hanging="440"/>
+      </w:pPr>
+    </w:lvl>
+    <w:lvl w:ilvl="4" w:tplc="04090017" w:tentative="1">
+      <w:start w:val="1"/>
+      <w:numFmt w:val="aiueoFullWidth"/>
+      <w:lvlText w:val="(%5)"/>
+      <w:lvlJc w:val="left"/>
+      <w:pPr>
+        <w:ind w:left="2200" w:hanging="440"/>
+      </w:pPr>
+    </w:lvl>
+    <w:lvl w:ilvl="5" w:tplc="04090011" w:tentative="1">
+      <w:start w:val="1"/>
+      <w:numFmt w:val="decimalEnclosedCircle"/>
+      <w:lvlText w:val="%6"/>
+      <w:lvlJc w:val="left"/>
+      <w:pPr>
+        <w:ind w:left="2640" w:hanging="440"/>
+      </w:pPr>
+    </w:lvl>
+    <w:lvl w:ilvl="6" w:tplc="0409000F" w:tentative="1">
+      <w:start w:val="1"/>
+      <w:numFmt w:val="decimal"/>
+      <w:lvlText w:val="%7."/>
+      <w:lvlJc w:val="left"/>
+      <w:pPr>
+        <w:ind w:left="3080" w:hanging="440"/>
+      </w:pPr>
+    </w:lvl>
+    <w:lvl w:ilvl="7" w:tplc="04090017" w:tentative="1">
+      <w:start w:val="1"/>
+      <w:numFmt w:val="aiueoFullWidth"/>
+      <w:lvlText w:val="(%8)"/>
+      <w:lvlJc w:val="left"/>
+      <w:pPr>
+        <w:ind w:left="3520" w:hanging="440"/>
+      </w:pPr>
+    </w:lvl>
+    <w:lvl w:ilvl="8" w:tplc="04090011" w:tentative="1">
+      <w:start w:val="1"/>
+      <w:numFmt w:val="decimalEnclosedCircle"/>
+      <w:lvlText w:val="%9"/>
+      <w:lvlJc w:val="left"/>
+      <w:pPr>
+        <w:ind w:left="3960" w:hanging="440"/>
+      </w:pPr>
+    </w:lvl>
+  </w:abstractNum>
+  <w:abstractNum w:abstractNumId="10" w15:restartNumberingAfterBreak="0">
     <w:nsid w:val="3D0A60E3"/>
     <w:multiLevelType w:val="hybridMultilevel"/>
     <w:tmpl w:val="8FC646D0"/>
@@ -13041,7 +17306,7 @@
       </w:pPr>
     </w:lvl>
   </w:abstractNum>
-  <w:abstractNum w:abstractNumId="9" w15:restartNumberingAfterBreak="0">
+  <w:abstractNum w:abstractNumId="11" w15:restartNumberingAfterBreak="0">
     <w:nsid w:val="458964E8"/>
     <w:multiLevelType w:val="hybridMultilevel"/>
     <w:tmpl w:val="AC34B8BE"/>
@@ -13130,7 +17395,7 @@
       </w:pPr>
     </w:lvl>
   </w:abstractNum>
-  <w:abstractNum w:abstractNumId="10" w15:restartNumberingAfterBreak="0">
+  <w:abstractNum w:abstractNumId="12" w15:restartNumberingAfterBreak="0">
     <w:nsid w:val="479E3FC0"/>
     <w:multiLevelType w:val="hybridMultilevel"/>
     <w:tmpl w:val="1E3E7834"/>
@@ -13243,7 +17508,7 @@
       </w:rPr>
     </w:lvl>
   </w:abstractNum>
-  <w:abstractNum w:abstractNumId="11" w15:restartNumberingAfterBreak="0">
+  <w:abstractNum w:abstractNumId="13" w15:restartNumberingAfterBreak="0">
     <w:nsid w:val="50966330"/>
     <w:multiLevelType w:val="hybridMultilevel"/>
     <w:tmpl w:val="E49A8D40"/>
@@ -13356,7 +17621,7 @@
       </w:rPr>
     </w:lvl>
   </w:abstractNum>
-  <w:abstractNum w:abstractNumId="12" w15:restartNumberingAfterBreak="0">
+  <w:abstractNum w:abstractNumId="14" w15:restartNumberingAfterBreak="0">
     <w:nsid w:val="54557FC2"/>
     <w:multiLevelType w:val="hybridMultilevel"/>
     <w:tmpl w:val="B9AA2956"/>
@@ -13445,7 +17710,7 @@
       </w:pPr>
     </w:lvl>
   </w:abstractNum>
-  <w:abstractNum w:abstractNumId="13" w15:restartNumberingAfterBreak="0">
+  <w:abstractNum w:abstractNumId="15" w15:restartNumberingAfterBreak="0">
     <w:nsid w:val="55B012CF"/>
     <w:multiLevelType w:val="hybridMultilevel"/>
     <w:tmpl w:val="A3DCDE8E"/>
@@ -13558,7 +17823,7 @@
       </w:rPr>
     </w:lvl>
   </w:abstractNum>
-  <w:abstractNum w:abstractNumId="14" w15:restartNumberingAfterBreak="0">
+  <w:abstractNum w:abstractNumId="16" w15:restartNumberingAfterBreak="0">
     <w:nsid w:val="57CB4D73"/>
     <w:multiLevelType w:val="hybridMultilevel"/>
     <w:tmpl w:val="0A467956"/>
@@ -13671,7 +17936,7 @@
       </w:rPr>
     </w:lvl>
   </w:abstractNum>
-  <w:abstractNum w:abstractNumId="15" w15:restartNumberingAfterBreak="0">
+  <w:abstractNum w:abstractNumId="17" w15:restartNumberingAfterBreak="0">
     <w:nsid w:val="58091127"/>
     <w:multiLevelType w:val="hybridMultilevel"/>
     <w:tmpl w:val="1AA213C8"/>
@@ -13760,7 +18025,7 @@
       </w:pPr>
     </w:lvl>
   </w:abstractNum>
-  <w:abstractNum w:abstractNumId="16" w15:restartNumberingAfterBreak="0">
+  <w:abstractNum w:abstractNumId="18" w15:restartNumberingAfterBreak="0">
     <w:nsid w:val="58CD028F"/>
     <w:multiLevelType w:val="hybridMultilevel"/>
     <w:tmpl w:val="785E3E80"/>
@@ -13849,7 +18114,7 @@
       </w:pPr>
     </w:lvl>
   </w:abstractNum>
-  <w:abstractNum w:abstractNumId="17" w15:restartNumberingAfterBreak="0">
+  <w:abstractNum w:abstractNumId="19" w15:restartNumberingAfterBreak="0">
     <w:nsid w:val="596F3434"/>
     <w:multiLevelType w:val="hybridMultilevel"/>
     <w:tmpl w:val="EB3AACFC"/>
@@ -13941,7 +18206,185 @@
       </w:pPr>
     </w:lvl>
   </w:abstractNum>
-  <w:abstractNum w:abstractNumId="18" w15:restartNumberingAfterBreak="0">
+  <w:abstractNum w:abstractNumId="20" w15:restartNumberingAfterBreak="0">
+    <w:nsid w:val="5E425E41"/>
+    <w:multiLevelType w:val="hybridMultilevel"/>
+    <w:tmpl w:val="6430FC2C"/>
+    <w:lvl w:ilvl="0" w:tplc="00728196">
+      <w:start w:val="5"/>
+      <w:numFmt w:val="decimal"/>
+      <w:lvlText w:val="%1．"/>
+      <w:lvlJc w:val="left"/>
+      <w:pPr>
+        <w:ind w:left="360" w:hanging="360"/>
+      </w:pPr>
+      <w:rPr>
+        <w:rFonts w:hint="default"/>
+      </w:rPr>
+    </w:lvl>
+    <w:lvl w:ilvl="1" w:tplc="04090017" w:tentative="1">
+      <w:start w:val="1"/>
+      <w:numFmt w:val="aiueoFullWidth"/>
+      <w:lvlText w:val="(%2)"/>
+      <w:lvlJc w:val="left"/>
+      <w:pPr>
+        <w:ind w:left="880" w:hanging="440"/>
+      </w:pPr>
+    </w:lvl>
+    <w:lvl w:ilvl="2" w:tplc="04090011" w:tentative="1">
+      <w:start w:val="1"/>
+      <w:numFmt w:val="decimalEnclosedCircle"/>
+      <w:lvlText w:val="%3"/>
+      <w:lvlJc w:val="left"/>
+      <w:pPr>
+        <w:ind w:left="1320" w:hanging="440"/>
+      </w:pPr>
+    </w:lvl>
+    <w:lvl w:ilvl="3" w:tplc="0409000F" w:tentative="1">
+      <w:start w:val="1"/>
+      <w:numFmt w:val="decimal"/>
+      <w:lvlText w:val="%4."/>
+      <w:lvlJc w:val="left"/>
+      <w:pPr>
+        <w:ind w:left="1760" w:hanging="440"/>
+      </w:pPr>
+    </w:lvl>
+    <w:lvl w:ilvl="4" w:tplc="04090017" w:tentative="1">
+      <w:start w:val="1"/>
+      <w:numFmt w:val="aiueoFullWidth"/>
+      <w:lvlText w:val="(%5)"/>
+      <w:lvlJc w:val="left"/>
+      <w:pPr>
+        <w:ind w:left="2200" w:hanging="440"/>
+      </w:pPr>
+    </w:lvl>
+    <w:lvl w:ilvl="5" w:tplc="04090011" w:tentative="1">
+      <w:start w:val="1"/>
+      <w:numFmt w:val="decimalEnclosedCircle"/>
+      <w:lvlText w:val="%6"/>
+      <w:lvlJc w:val="left"/>
+      <w:pPr>
+        <w:ind w:left="2640" w:hanging="440"/>
+      </w:pPr>
+    </w:lvl>
+    <w:lvl w:ilvl="6" w:tplc="0409000F" w:tentative="1">
+      <w:start w:val="1"/>
+      <w:numFmt w:val="decimal"/>
+      <w:lvlText w:val="%7."/>
+      <w:lvlJc w:val="left"/>
+      <w:pPr>
+        <w:ind w:left="3080" w:hanging="440"/>
+      </w:pPr>
+    </w:lvl>
+    <w:lvl w:ilvl="7" w:tplc="04090017" w:tentative="1">
+      <w:start w:val="1"/>
+      <w:numFmt w:val="aiueoFullWidth"/>
+      <w:lvlText w:val="(%8)"/>
+      <w:lvlJc w:val="left"/>
+      <w:pPr>
+        <w:ind w:left="3520" w:hanging="440"/>
+      </w:pPr>
+    </w:lvl>
+    <w:lvl w:ilvl="8" w:tplc="04090011" w:tentative="1">
+      <w:start w:val="1"/>
+      <w:numFmt w:val="decimalEnclosedCircle"/>
+      <w:lvlText w:val="%9"/>
+      <w:lvlJc w:val="left"/>
+      <w:pPr>
+        <w:ind w:left="3960" w:hanging="440"/>
+      </w:pPr>
+    </w:lvl>
+  </w:abstractNum>
+  <w:abstractNum w:abstractNumId="21" w15:restartNumberingAfterBreak="0">
+    <w:nsid w:val="5E6223F3"/>
+    <w:multiLevelType w:val="hybridMultilevel"/>
+    <w:tmpl w:val="98FC7D9A"/>
+    <w:lvl w:ilvl="0" w:tplc="A2E470DE">
+      <w:start w:val="1"/>
+      <w:numFmt w:val="decimalEnclosedCircle"/>
+      <w:lvlText w:val="%1"/>
+      <w:lvlJc w:val="left"/>
+      <w:pPr>
+        <w:ind w:left="780" w:hanging="360"/>
+      </w:pPr>
+      <w:rPr>
+        <w:rFonts w:hint="default"/>
+      </w:rPr>
+    </w:lvl>
+    <w:lvl w:ilvl="1" w:tplc="04090017" w:tentative="1">
+      <w:start w:val="1"/>
+      <w:numFmt w:val="aiueoFullWidth"/>
+      <w:lvlText w:val="(%2)"/>
+      <w:lvlJc w:val="left"/>
+      <w:pPr>
+        <w:ind w:left="880" w:hanging="440"/>
+      </w:pPr>
+    </w:lvl>
+    <w:lvl w:ilvl="2" w:tplc="04090011" w:tentative="1">
+      <w:start w:val="1"/>
+      <w:numFmt w:val="decimalEnclosedCircle"/>
+      <w:lvlText w:val="%3"/>
+      <w:lvlJc w:val="left"/>
+      <w:pPr>
+        <w:ind w:left="1320" w:hanging="440"/>
+      </w:pPr>
+    </w:lvl>
+    <w:lvl w:ilvl="3" w:tplc="0409000F" w:tentative="1">
+      <w:start w:val="1"/>
+      <w:numFmt w:val="decimal"/>
+      <w:lvlText w:val="%4."/>
+      <w:lvlJc w:val="left"/>
+      <w:pPr>
+        <w:ind w:left="1760" w:hanging="440"/>
+      </w:pPr>
+    </w:lvl>
+    <w:lvl w:ilvl="4" w:tplc="04090017" w:tentative="1">
+      <w:start w:val="1"/>
+      <w:numFmt w:val="aiueoFullWidth"/>
+      <w:lvlText w:val="(%5)"/>
+      <w:lvlJc w:val="left"/>
+      <w:pPr>
+        <w:ind w:left="2200" w:hanging="440"/>
+      </w:pPr>
+    </w:lvl>
+    <w:lvl w:ilvl="5" w:tplc="04090011" w:tentative="1">
+      <w:start w:val="1"/>
+      <w:numFmt w:val="decimalEnclosedCircle"/>
+      <w:lvlText w:val="%6"/>
+      <w:lvlJc w:val="left"/>
+      <w:pPr>
+        <w:ind w:left="2640" w:hanging="440"/>
+      </w:pPr>
+    </w:lvl>
+    <w:lvl w:ilvl="6" w:tplc="0409000F" w:tentative="1">
+      <w:start w:val="1"/>
+      <w:numFmt w:val="decimal"/>
+      <w:lvlText w:val="%7."/>
+      <w:lvlJc w:val="left"/>
+      <w:pPr>
+        <w:ind w:left="3080" w:hanging="440"/>
+      </w:pPr>
+    </w:lvl>
+    <w:lvl w:ilvl="7" w:tplc="04090017" w:tentative="1">
+      <w:start w:val="1"/>
+      <w:numFmt w:val="aiueoFullWidth"/>
+      <w:lvlText w:val="(%8)"/>
+      <w:lvlJc w:val="left"/>
+      <w:pPr>
+        <w:ind w:left="3520" w:hanging="440"/>
+      </w:pPr>
+    </w:lvl>
+    <w:lvl w:ilvl="8" w:tplc="04090011" w:tentative="1">
+      <w:start w:val="1"/>
+      <w:numFmt w:val="decimalEnclosedCircle"/>
+      <w:lvlText w:val="%9"/>
+      <w:lvlJc w:val="left"/>
+      <w:pPr>
+        <w:ind w:left="3960" w:hanging="440"/>
+      </w:pPr>
+    </w:lvl>
+  </w:abstractNum>
+  <w:abstractNum w:abstractNumId="22" w15:restartNumberingAfterBreak="0">
     <w:nsid w:val="61FE1A41"/>
     <w:multiLevelType w:val="hybridMultilevel"/>
     <w:tmpl w:val="6EB0E68E"/>
@@ -14030,7 +18473,7 @@
       </w:pPr>
     </w:lvl>
   </w:abstractNum>
-  <w:abstractNum w:abstractNumId="19" w15:restartNumberingAfterBreak="0">
+  <w:abstractNum w:abstractNumId="23" w15:restartNumberingAfterBreak="0">
     <w:nsid w:val="79947922"/>
     <w:multiLevelType w:val="hybridMultilevel"/>
     <w:tmpl w:val="1A64D572"/>
@@ -14119,7 +18562,99 @@
       </w:pPr>
     </w:lvl>
   </w:abstractNum>
-  <w:abstractNum w:abstractNumId="20" w15:restartNumberingAfterBreak="0">
+  <w:abstractNum w:abstractNumId="24" w15:restartNumberingAfterBreak="0">
+    <w:nsid w:val="79FA4031"/>
+    <w:multiLevelType w:val="hybridMultilevel"/>
+    <w:tmpl w:val="2BD2A5A2"/>
+    <w:lvl w:ilvl="0" w:tplc="A2E470DE">
+      <w:start w:val="1"/>
+      <w:numFmt w:val="decimalEnclosedCircle"/>
+      <w:lvlText w:val="%1"/>
+      <w:lvlJc w:val="left"/>
+      <w:pPr>
+        <w:ind w:left="1140" w:hanging="360"/>
+      </w:pPr>
+      <w:rPr>
+        <w:rFonts w:hint="default"/>
+      </w:rPr>
+    </w:lvl>
+    <w:lvl w:ilvl="1" w:tplc="C79659E8">
+      <w:start w:val="1"/>
+      <w:numFmt w:val="decimalEnclosedCircle"/>
+      <w:lvlText w:val="%2"/>
+      <w:lvlJc w:val="left"/>
+      <w:pPr>
+        <w:ind w:left="1160" w:hanging="360"/>
+      </w:pPr>
+      <w:rPr>
+        <w:rFonts w:hint="eastAsia"/>
+      </w:rPr>
+    </w:lvl>
+    <w:lvl w:ilvl="2" w:tplc="04090011" w:tentative="1">
+      <w:start w:val="1"/>
+      <w:numFmt w:val="decimalEnclosedCircle"/>
+      <w:lvlText w:val="%3"/>
+      <w:lvlJc w:val="left"/>
+      <w:pPr>
+        <w:ind w:left="1680" w:hanging="440"/>
+      </w:pPr>
+    </w:lvl>
+    <w:lvl w:ilvl="3" w:tplc="0409000F" w:tentative="1">
+      <w:start w:val="1"/>
+      <w:numFmt w:val="decimal"/>
+      <w:lvlText w:val="%4."/>
+      <w:lvlJc w:val="left"/>
+      <w:pPr>
+        <w:ind w:left="2120" w:hanging="440"/>
+      </w:pPr>
+    </w:lvl>
+    <w:lvl w:ilvl="4" w:tplc="04090017" w:tentative="1">
+      <w:start w:val="1"/>
+      <w:numFmt w:val="aiueoFullWidth"/>
+      <w:lvlText w:val="(%5)"/>
+      <w:lvlJc w:val="left"/>
+      <w:pPr>
+        <w:ind w:left="2560" w:hanging="440"/>
+      </w:pPr>
+    </w:lvl>
+    <w:lvl w:ilvl="5" w:tplc="04090011" w:tentative="1">
+      <w:start w:val="1"/>
+      <w:numFmt w:val="decimalEnclosedCircle"/>
+      <w:lvlText w:val="%6"/>
+      <w:lvlJc w:val="left"/>
+      <w:pPr>
+        <w:ind w:left="3000" w:hanging="440"/>
+      </w:pPr>
+    </w:lvl>
+    <w:lvl w:ilvl="6" w:tplc="0409000F" w:tentative="1">
+      <w:start w:val="1"/>
+      <w:numFmt w:val="decimal"/>
+      <w:lvlText w:val="%7."/>
+      <w:lvlJc w:val="left"/>
+      <w:pPr>
+        <w:ind w:left="3440" w:hanging="440"/>
+      </w:pPr>
+    </w:lvl>
+    <w:lvl w:ilvl="7" w:tplc="04090017" w:tentative="1">
+      <w:start w:val="1"/>
+      <w:numFmt w:val="aiueoFullWidth"/>
+      <w:lvlText w:val="(%8)"/>
+      <w:lvlJc w:val="left"/>
+      <w:pPr>
+        <w:ind w:left="3880" w:hanging="440"/>
+      </w:pPr>
+    </w:lvl>
+    <w:lvl w:ilvl="8" w:tplc="04090011" w:tentative="1">
+      <w:start w:val="1"/>
+      <w:numFmt w:val="decimalEnclosedCircle"/>
+      <w:lvlText w:val="%9"/>
+      <w:lvlJc w:val="left"/>
+      <w:pPr>
+        <w:ind w:left="4320" w:hanging="440"/>
+      </w:pPr>
+    </w:lvl>
+  </w:abstractNum>
+  <w:abstractNum w:abstractNumId="25" w15:restartNumberingAfterBreak="0">
     <w:nsid w:val="7D700EAE"/>
     <w:multiLevelType w:val="hybridMultilevel"/>
     <w:tmpl w:val="D9226FF2"/>
@@ -14208,7 +18743,7 @@
       </w:pPr>
     </w:lvl>
   </w:abstractNum>
-  <w:abstractNum w:abstractNumId="21" w15:restartNumberingAfterBreak="0">
+  <w:abstractNum w:abstractNumId="26" w15:restartNumberingAfterBreak="0">
     <w:nsid w:val="7E085D0B"/>
     <w:multiLevelType w:val="hybridMultilevel"/>
     <w:tmpl w:val="EB3AACFC"/>
@@ -14301,70 +18836,85 @@
     </w:lvl>
   </w:abstractNum>
   <w:num w:numId="1" w16cid:durableId="36777952">
+    <w:abstractNumId w:val="2"/>
+  </w:num>
+  <w:num w:numId="2" w16cid:durableId="236940772">
+    <w:abstractNumId w:val="25"/>
+  </w:num>
+  <w:num w:numId="3" w16cid:durableId="1371105191">
+    <w:abstractNumId w:val="12"/>
+  </w:num>
+  <w:num w:numId="4" w16cid:durableId="1387996643">
+    <w:abstractNumId w:val="5"/>
+  </w:num>
+  <w:num w:numId="5" w16cid:durableId="1690373961">
+    <w:abstractNumId w:val="14"/>
+  </w:num>
+  <w:num w:numId="6" w16cid:durableId="1398280638">
+    <w:abstractNumId w:val="23"/>
+  </w:num>
+  <w:num w:numId="7" w16cid:durableId="265164759">
+    <w:abstractNumId w:val="8"/>
+  </w:num>
+  <w:num w:numId="8" w16cid:durableId="530266224">
+    <w:abstractNumId w:val="19"/>
+  </w:num>
+  <w:num w:numId="9" w16cid:durableId="1679498061">
+    <w:abstractNumId w:val="17"/>
+  </w:num>
+  <w:num w:numId="10" w16cid:durableId="1523007072">
+    <w:abstractNumId w:val="6"/>
+  </w:num>
+  <w:num w:numId="11" w16cid:durableId="1125274660">
+    <w:abstractNumId w:val="10"/>
+  </w:num>
+  <w:num w:numId="12" w16cid:durableId="208231528">
+    <w:abstractNumId w:val="15"/>
+  </w:num>
+  <w:num w:numId="13" w16cid:durableId="1923641116">
+    <w:abstractNumId w:val="16"/>
+  </w:num>
+  <w:num w:numId="14" w16cid:durableId="758259909">
+    <w:abstractNumId w:val="13"/>
+  </w:num>
+  <w:num w:numId="15" w16cid:durableId="203829883">
+    <w:abstractNumId w:val="7"/>
+  </w:num>
+  <w:num w:numId="16" w16cid:durableId="520707578">
+    <w:abstractNumId w:val="18"/>
+  </w:num>
+  <w:num w:numId="17" w16cid:durableId="1426463533">
+    <w:abstractNumId w:val="22"/>
+  </w:num>
+  <w:num w:numId="18" w16cid:durableId="2053652654">
+    <w:abstractNumId w:val="3"/>
+  </w:num>
+  <w:num w:numId="19" w16cid:durableId="330527250">
     <w:abstractNumId w:val="1"/>
   </w:num>
-  <w:num w:numId="2" w16cid:durableId="236940772">
-    <w:abstractNumId w:val="20"/>
+  <w:num w:numId="20" w16cid:durableId="654837821">
+    <w:abstractNumId w:val="11"/>
   </w:num>
-  <w:num w:numId="3" w16cid:durableId="1371105191">
-    <w:abstractNumId w:val="10"/>
-  </w:num>
-  <w:num w:numId="4" w16cid:durableId="1387996643">
+  <w:num w:numId="21" w16cid:durableId="1076240537">
     <w:abstractNumId w:val="4"/>
   </w:num>
-  <w:num w:numId="5" w16cid:durableId="1690373961">
-    <w:abstractNumId w:val="12"/>
+  <w:num w:numId="22" w16cid:durableId="1086727384">
+    <w:abstractNumId w:val="26"/>
   </w:num>
-  <w:num w:numId="6" w16cid:durableId="1398280638">
-    <w:abstractNumId w:val="19"/>
-  </w:num>
-  <w:num w:numId="7" w16cid:durableId="265164759">
-    <w:abstractNumId w:val="7"/>
-  </w:num>
-  <w:num w:numId="8" w16cid:durableId="530266224">
-    <w:abstractNumId w:val="17"/>
-  </w:num>
-  <w:num w:numId="9" w16cid:durableId="1679498061">
-    <w:abstractNumId w:val="15"/>
-  </w:num>
-  <w:num w:numId="10" w16cid:durableId="1523007072">
-    <w:abstractNumId w:val="5"/>
-  </w:num>
-  <w:num w:numId="11" w16cid:durableId="1125274660">
-    <w:abstractNumId w:val="8"/>
-  </w:num>
-  <w:num w:numId="12" w16cid:durableId="208231528">
-    <w:abstractNumId w:val="13"/>
-  </w:num>
-  <w:num w:numId="13" w16cid:durableId="1923641116">
-    <w:abstractNumId w:val="14"/>
-  </w:num>
-  <w:num w:numId="14" w16cid:durableId="758259909">
-    <w:abstractNumId w:val="11"/>
-  </w:num>
-  <w:num w:numId="15" w16cid:durableId="203829883">
-    <w:abstractNumId w:val="6"/>
-  </w:num>
-  <w:num w:numId="16" w16cid:durableId="520707578">
-    <w:abstractNumId w:val="16"/>
-  </w:num>
-  <w:num w:numId="17" w16cid:durableId="1426463533">
-    <w:abstractNumId w:val="18"/>
-  </w:num>
-  <w:num w:numId="18" w16cid:durableId="2053652654">
-    <w:abstractNumId w:val="2"/>
-  </w:num>
-  <w:num w:numId="19" w16cid:durableId="330527250">
+  <w:num w:numId="23" w16cid:durableId="1933319185">
     <w:abstractNumId w:val="0"/>
   </w:num>
-  <w:num w:numId="20" w16cid:durableId="654837821">
+  <w:num w:numId="24" w16cid:durableId="1080641508">
     <w:abstractNumId w:val="9"/>
   </w:num>
-  <w:num w:numId="21" w16cid:durableId="1076240537">
-    <w:abstractNumId w:val="3"/>
+  <w:num w:numId="25" w16cid:durableId="307441315">
+    <w:abstractNumId w:val="21"/>
   </w:num>
-  <w:num w:numId="22" w16cid:durableId="1086727384">
-    <w:abstractNumId w:val="21"/>
+  <w:num w:numId="26" w16cid:durableId="742483413">
+    <w:abstractNumId w:val="24"/>
+  </w:num>
+  <w:num w:numId="27" w16cid:durableId="1849951197">
+    <w:abstractNumId w:val="20"/>
   </w:num>
 </w:numbering>
 </file>
@@ -14773,7 +19323,6 @@
   <w:style w:type="character" w:default="1" w:styleId="a0">
     <w:name w:val="Default Paragraph Font"/>
     <w:uiPriority w:val="1"/>
-    <w:semiHidden/>
     <w:unhideWhenUsed/>
   </w:style>
   <w:style w:type="table" w:default="1" w:styleId="a1">
@@ -16009,6 +20558,7 @@
     <w:rsid w:val="005A24A6"/>
     <w:rsid w:val="005C7754"/>
     <w:rsid w:val="00615B35"/>
+    <w:rsid w:val="006A0EB0"/>
     <w:rsid w:val="006A6605"/>
     <w:rsid w:val="00726788"/>
     <w:rsid w:val="0077005D"/>
@@ -16037,6 +20587,7 @@
     <w:rsid w:val="00E71D2B"/>
     <w:rsid w:val="00E901FC"/>
     <w:rsid w:val="00ED184F"/>
+    <w:rsid w:val="00F6767B"/>
     <w:rsid w:val="00F74DAB"/>
     <w:rsid w:val="00F97F99"/>
   </w:rsids>
